--- a/SRS/מסמך SRS.docx
+++ b/SRS/מסמך SRS.docx
@@ -1752,7 +1752,7 @@
             <w:pPr>
               <w:ind w:left="1"/>
               <w:rPr>
-                <w:rFonts w:asciiTheme="minorBidi" w:hAnsiTheme="minorBidi" w:hint="cs"/>
+                <w:rFonts w:asciiTheme="minorBidi" w:hAnsiTheme="minorBidi"/>
                 <w:sz w:val="28"/>
                 <w:szCs w:val="28"/>
                 <w:rtl/>
@@ -2063,7 +2063,7 @@
           <w:numId w:val="2"/>
         </w:numPr>
         <w:rPr>
-          <w:rFonts w:asciiTheme="minorBidi" w:hAnsiTheme="minorBidi" w:hint="cs"/>
+          <w:rFonts w:asciiTheme="minorBidi" w:hAnsiTheme="minorBidi"/>
           <w:sz w:val="28"/>
           <w:szCs w:val="28"/>
           <w:u w:val="single"/>
@@ -2751,22 +2751,22 @@
       <w:tblPr>
         <w:tblpPr w:leftFromText="180" w:rightFromText="180" w:vertAnchor="text" w:horzAnchor="margin" w:tblpXSpec="center" w:tblpY="364"/>
         <w:bidiVisual/>
-        <w:tblW w:w="11380" w:type="dxa"/>
+        <w:tblW w:w="11640" w:type="dxa"/>
         <w:tblLook w:val="04A0" w:firstRow="1" w:lastRow="0" w:firstColumn="1" w:lastColumn="0" w:noHBand="0" w:noVBand="1"/>
       </w:tblPr>
       <w:tblGrid>
-        <w:gridCol w:w="2660"/>
-        <w:gridCol w:w="2920"/>
-        <w:gridCol w:w="1980"/>
-        <w:gridCol w:w="3820"/>
+        <w:gridCol w:w="2721"/>
+        <w:gridCol w:w="2987"/>
+        <w:gridCol w:w="2025"/>
+        <w:gridCol w:w="3907"/>
       </w:tblGrid>
       <w:tr>
         <w:trPr>
-          <w:trHeight w:val="360"/>
+          <w:trHeight w:val="349"/>
         </w:trPr>
         <w:tc>
           <w:tcPr>
-            <w:tcW w:w="2660" w:type="dxa"/>
+            <w:tcW w:w="2721" w:type="dxa"/>
             <w:tcBorders>
               <w:top w:val="single" w:sz="4" w:space="0" w:color="000000"/>
               <w:left w:val="single" w:sz="4" w:space="0" w:color="000000"/>
@@ -2805,7 +2805,7 @@
         </w:tc>
         <w:tc>
           <w:tcPr>
-            <w:tcW w:w="2920" w:type="dxa"/>
+            <w:tcW w:w="2987" w:type="dxa"/>
             <w:tcBorders>
               <w:top w:val="single" w:sz="4" w:space="0" w:color="000000"/>
               <w:left w:val="single" w:sz="4" w:space="0" w:color="000000"/>
@@ -2856,7 +2856,7 @@
         </w:tc>
         <w:tc>
           <w:tcPr>
-            <w:tcW w:w="1980" w:type="dxa"/>
+            <w:tcW w:w="2025" w:type="dxa"/>
             <w:tcBorders>
               <w:top w:val="single" w:sz="4" w:space="0" w:color="000000"/>
               <w:left w:val="single" w:sz="4" w:space="0" w:color="000000"/>
@@ -2896,7 +2896,7 @@
         </w:tc>
         <w:tc>
           <w:tcPr>
-            <w:tcW w:w="3820" w:type="dxa"/>
+            <w:tcW w:w="3907" w:type="dxa"/>
             <w:tcBorders>
               <w:top w:val="single" w:sz="4" w:space="0" w:color="000000"/>
               <w:left w:val="single" w:sz="4" w:space="0" w:color="000000"/>
@@ -2937,11 +2937,11 @@
       </w:tr>
       <w:tr>
         <w:trPr>
-          <w:trHeight w:val="552"/>
+          <w:trHeight w:val="535"/>
         </w:trPr>
         <w:tc>
           <w:tcPr>
-            <w:tcW w:w="2660" w:type="dxa"/>
+            <w:tcW w:w="2721" w:type="dxa"/>
             <w:tcBorders>
               <w:top w:val="nil"/>
               <w:left w:val="single" w:sz="4" w:space="0" w:color="000000"/>
@@ -2977,7 +2977,7 @@
         </w:tc>
         <w:tc>
           <w:tcPr>
-            <w:tcW w:w="2920" w:type="dxa"/>
+            <w:tcW w:w="2987" w:type="dxa"/>
             <w:tcBorders>
               <w:top w:val="nil"/>
               <w:left w:val="single" w:sz="4" w:space="0" w:color="000000"/>
@@ -3014,7 +3014,7 @@
         </w:tc>
         <w:tc>
           <w:tcPr>
-            <w:tcW w:w="1980" w:type="dxa"/>
+            <w:tcW w:w="2025" w:type="dxa"/>
             <w:tcBorders>
               <w:top w:val="nil"/>
               <w:left w:val="single" w:sz="4" w:space="0" w:color="000000"/>
@@ -3051,7 +3051,7 @@
         </w:tc>
         <w:tc>
           <w:tcPr>
-            <w:tcW w:w="3820" w:type="dxa"/>
+            <w:tcW w:w="3907" w:type="dxa"/>
             <w:tcBorders>
               <w:top w:val="nil"/>
               <w:left w:val="single" w:sz="4" w:space="0" w:color="000000"/>
@@ -3107,11 +3107,11 @@
       </w:tr>
       <w:tr>
         <w:trPr>
-          <w:trHeight w:val="270"/>
+          <w:trHeight w:val="261"/>
         </w:trPr>
         <w:tc>
           <w:tcPr>
-            <w:tcW w:w="2660" w:type="dxa"/>
+            <w:tcW w:w="2721" w:type="dxa"/>
             <w:tcBorders>
               <w:top w:val="nil"/>
               <w:left w:val="single" w:sz="4" w:space="0" w:color="000000"/>
@@ -3147,7 +3147,7 @@
         </w:tc>
         <w:tc>
           <w:tcPr>
-            <w:tcW w:w="2920" w:type="dxa"/>
+            <w:tcW w:w="2987" w:type="dxa"/>
             <w:tcBorders>
               <w:top w:val="nil"/>
               <w:left w:val="single" w:sz="4" w:space="0" w:color="000000"/>
@@ -3184,7 +3184,7 @@
         </w:tc>
         <w:tc>
           <w:tcPr>
-            <w:tcW w:w="1980" w:type="dxa"/>
+            <w:tcW w:w="2025" w:type="dxa"/>
             <w:tcBorders>
               <w:top w:val="nil"/>
               <w:left w:val="single" w:sz="4" w:space="0" w:color="000000"/>
@@ -3221,7 +3221,7 @@
         </w:tc>
         <w:tc>
           <w:tcPr>
-            <w:tcW w:w="3820" w:type="dxa"/>
+            <w:tcW w:w="3907" w:type="dxa"/>
             <w:tcBorders>
               <w:top w:val="nil"/>
               <w:left w:val="single" w:sz="4" w:space="0" w:color="000000"/>
@@ -3258,11 +3258,11 @@
       </w:tr>
       <w:tr>
         <w:trPr>
-          <w:trHeight w:val="828"/>
+          <w:trHeight w:val="803"/>
         </w:trPr>
         <w:tc>
           <w:tcPr>
-            <w:tcW w:w="2660" w:type="dxa"/>
+            <w:tcW w:w="2721" w:type="dxa"/>
             <w:tcBorders>
               <w:top w:val="nil"/>
               <w:left w:val="single" w:sz="4" w:space="0" w:color="000000"/>
@@ -3298,7 +3298,7 @@
         </w:tc>
         <w:tc>
           <w:tcPr>
-            <w:tcW w:w="2920" w:type="dxa"/>
+            <w:tcW w:w="2987" w:type="dxa"/>
             <w:tcBorders>
               <w:top w:val="nil"/>
               <w:left w:val="single" w:sz="4" w:space="0" w:color="000000"/>
@@ -3335,7 +3335,7 @@
         </w:tc>
         <w:tc>
           <w:tcPr>
-            <w:tcW w:w="1980" w:type="dxa"/>
+            <w:tcW w:w="2025" w:type="dxa"/>
             <w:tcBorders>
               <w:top w:val="nil"/>
               <w:left w:val="single" w:sz="4" w:space="0" w:color="000000"/>
@@ -3372,7 +3372,7 @@
         </w:tc>
         <w:tc>
           <w:tcPr>
-            <w:tcW w:w="3820" w:type="dxa"/>
+            <w:tcW w:w="3907" w:type="dxa"/>
             <w:tcBorders>
               <w:top w:val="nil"/>
               <w:left w:val="single" w:sz="4" w:space="0" w:color="000000"/>
@@ -3409,11 +3409,11 @@
       </w:tr>
       <w:tr>
         <w:trPr>
-          <w:trHeight w:val="720"/>
+          <w:trHeight w:val="698"/>
         </w:trPr>
         <w:tc>
           <w:tcPr>
-            <w:tcW w:w="2660" w:type="dxa"/>
+            <w:tcW w:w="2721" w:type="dxa"/>
             <w:tcBorders>
               <w:top w:val="nil"/>
               <w:left w:val="single" w:sz="4" w:space="0" w:color="000000"/>
@@ -3449,7 +3449,7 @@
         </w:tc>
         <w:tc>
           <w:tcPr>
-            <w:tcW w:w="2920" w:type="dxa"/>
+            <w:tcW w:w="2987" w:type="dxa"/>
             <w:tcBorders>
               <w:top w:val="nil"/>
               <w:left w:val="single" w:sz="4" w:space="0" w:color="000000"/>
@@ -3486,7 +3486,7 @@
         </w:tc>
         <w:tc>
           <w:tcPr>
-            <w:tcW w:w="1980" w:type="dxa"/>
+            <w:tcW w:w="2025" w:type="dxa"/>
             <w:tcBorders>
               <w:top w:val="nil"/>
               <w:left w:val="single" w:sz="4" w:space="0" w:color="000000"/>
@@ -3523,7 +3523,7 @@
         </w:tc>
         <w:tc>
           <w:tcPr>
-            <w:tcW w:w="3820" w:type="dxa"/>
+            <w:tcW w:w="3907" w:type="dxa"/>
             <w:tcBorders>
               <w:top w:val="nil"/>
               <w:left w:val="single" w:sz="4" w:space="0" w:color="000000"/>
@@ -3560,11 +3560,11 @@
       </w:tr>
       <w:tr>
         <w:trPr>
-          <w:trHeight w:val="552"/>
+          <w:trHeight w:val="535"/>
         </w:trPr>
         <w:tc>
           <w:tcPr>
-            <w:tcW w:w="2660" w:type="dxa"/>
+            <w:tcW w:w="2721" w:type="dxa"/>
             <w:tcBorders>
               <w:top w:val="nil"/>
               <w:left w:val="single" w:sz="4" w:space="0" w:color="000000"/>
@@ -3600,7 +3600,7 @@
         </w:tc>
         <w:tc>
           <w:tcPr>
-            <w:tcW w:w="2920" w:type="dxa"/>
+            <w:tcW w:w="2987" w:type="dxa"/>
             <w:tcBorders>
               <w:top w:val="nil"/>
               <w:left w:val="single" w:sz="4" w:space="0" w:color="000000"/>
@@ -3637,7 +3637,7 @@
         </w:tc>
         <w:tc>
           <w:tcPr>
-            <w:tcW w:w="1980" w:type="dxa"/>
+            <w:tcW w:w="2025" w:type="dxa"/>
             <w:tcBorders>
               <w:top w:val="nil"/>
               <w:left w:val="single" w:sz="4" w:space="0" w:color="000000"/>
@@ -3674,7 +3674,7 @@
         </w:tc>
         <w:tc>
           <w:tcPr>
-            <w:tcW w:w="3820" w:type="dxa"/>
+            <w:tcW w:w="3907" w:type="dxa"/>
             <w:tcBorders>
               <w:top w:val="nil"/>
               <w:left w:val="single" w:sz="4" w:space="0" w:color="000000"/>
@@ -3731,11 +3731,11 @@
       </w:tr>
       <w:tr>
         <w:trPr>
-          <w:trHeight w:val="828"/>
+          <w:trHeight w:val="803"/>
         </w:trPr>
         <w:tc>
           <w:tcPr>
-            <w:tcW w:w="2660" w:type="dxa"/>
+            <w:tcW w:w="2721" w:type="dxa"/>
             <w:tcBorders>
               <w:top w:val="nil"/>
               <w:left w:val="single" w:sz="4" w:space="0" w:color="000000"/>
@@ -3771,7 +3771,7 @@
         </w:tc>
         <w:tc>
           <w:tcPr>
-            <w:tcW w:w="2920" w:type="dxa"/>
+            <w:tcW w:w="2987" w:type="dxa"/>
             <w:tcBorders>
               <w:top w:val="nil"/>
               <w:left w:val="single" w:sz="4" w:space="0" w:color="000000"/>
@@ -3808,7 +3808,7 @@
         </w:tc>
         <w:tc>
           <w:tcPr>
-            <w:tcW w:w="1980" w:type="dxa"/>
+            <w:tcW w:w="2025" w:type="dxa"/>
             <w:tcBorders>
               <w:top w:val="nil"/>
               <w:left w:val="single" w:sz="4" w:space="0" w:color="000000"/>
@@ -3845,7 +3845,7 @@
         </w:tc>
         <w:tc>
           <w:tcPr>
-            <w:tcW w:w="3820" w:type="dxa"/>
+            <w:tcW w:w="3907" w:type="dxa"/>
             <w:tcBorders>
               <w:top w:val="nil"/>
               <w:left w:val="single" w:sz="4" w:space="0" w:color="000000"/>
@@ -3882,11 +3882,11 @@
       </w:tr>
       <w:tr>
         <w:trPr>
-          <w:trHeight w:val="828"/>
+          <w:trHeight w:val="803"/>
         </w:trPr>
         <w:tc>
           <w:tcPr>
-            <w:tcW w:w="2660" w:type="dxa"/>
+            <w:tcW w:w="2721" w:type="dxa"/>
             <w:tcBorders>
               <w:top w:val="nil"/>
               <w:left w:val="single" w:sz="4" w:space="0" w:color="000000"/>
@@ -3922,7 +3922,7 @@
         </w:tc>
         <w:tc>
           <w:tcPr>
-            <w:tcW w:w="2920" w:type="dxa"/>
+            <w:tcW w:w="2987" w:type="dxa"/>
             <w:tcBorders>
               <w:top w:val="nil"/>
               <w:left w:val="single" w:sz="4" w:space="0" w:color="000000"/>
@@ -3959,7 +3959,7 @@
         </w:tc>
         <w:tc>
           <w:tcPr>
-            <w:tcW w:w="1980" w:type="dxa"/>
+            <w:tcW w:w="2025" w:type="dxa"/>
             <w:tcBorders>
               <w:top w:val="nil"/>
               <w:left w:val="single" w:sz="4" w:space="0" w:color="000000"/>
@@ -3996,7 +3996,7 @@
         </w:tc>
         <w:tc>
           <w:tcPr>
-            <w:tcW w:w="3820" w:type="dxa"/>
+            <w:tcW w:w="3907" w:type="dxa"/>
             <w:tcBorders>
               <w:top w:val="nil"/>
               <w:left w:val="single" w:sz="4" w:space="0" w:color="000000"/>
@@ -4053,11 +4053,11 @@
       </w:tr>
       <w:tr>
         <w:trPr>
-          <w:trHeight w:val="828"/>
+          <w:trHeight w:val="803"/>
         </w:trPr>
         <w:tc>
           <w:tcPr>
-            <w:tcW w:w="2660" w:type="dxa"/>
+            <w:tcW w:w="2721" w:type="dxa"/>
             <w:tcBorders>
               <w:top w:val="nil"/>
               <w:left w:val="single" w:sz="4" w:space="0" w:color="000000"/>
@@ -4093,7 +4093,7 @@
         </w:tc>
         <w:tc>
           <w:tcPr>
-            <w:tcW w:w="2920" w:type="dxa"/>
+            <w:tcW w:w="2987" w:type="dxa"/>
             <w:tcBorders>
               <w:top w:val="nil"/>
               <w:left w:val="single" w:sz="4" w:space="0" w:color="000000"/>
@@ -4130,7 +4130,7 @@
         </w:tc>
         <w:tc>
           <w:tcPr>
-            <w:tcW w:w="1980" w:type="dxa"/>
+            <w:tcW w:w="2025" w:type="dxa"/>
             <w:tcBorders>
               <w:top w:val="nil"/>
               <w:left w:val="single" w:sz="4" w:space="0" w:color="000000"/>
@@ -4167,7 +4167,7 @@
         </w:tc>
         <w:tc>
           <w:tcPr>
-            <w:tcW w:w="3820" w:type="dxa"/>
+            <w:tcW w:w="3907" w:type="dxa"/>
             <w:tcBorders>
               <w:top w:val="nil"/>
               <w:left w:val="single" w:sz="4" w:space="0" w:color="000000"/>
@@ -4204,11 +4204,11 @@
       </w:tr>
       <w:tr>
         <w:trPr>
-          <w:trHeight w:val="828"/>
+          <w:trHeight w:val="803"/>
         </w:trPr>
         <w:tc>
           <w:tcPr>
-            <w:tcW w:w="2660" w:type="dxa"/>
+            <w:tcW w:w="2721" w:type="dxa"/>
             <w:tcBorders>
               <w:top w:val="nil"/>
               <w:left w:val="single" w:sz="4" w:space="0" w:color="000000"/>
@@ -4244,7 +4244,7 @@
         </w:tc>
         <w:tc>
           <w:tcPr>
-            <w:tcW w:w="2920" w:type="dxa"/>
+            <w:tcW w:w="2987" w:type="dxa"/>
             <w:tcBorders>
               <w:top w:val="nil"/>
               <w:left w:val="single" w:sz="4" w:space="0" w:color="000000"/>
@@ -4281,7 +4281,7 @@
         </w:tc>
         <w:tc>
           <w:tcPr>
-            <w:tcW w:w="1980" w:type="dxa"/>
+            <w:tcW w:w="2025" w:type="dxa"/>
             <w:tcBorders>
               <w:top w:val="nil"/>
               <w:left w:val="single" w:sz="4" w:space="0" w:color="000000"/>
@@ -4318,7 +4318,7 @@
         </w:tc>
         <w:tc>
           <w:tcPr>
-            <w:tcW w:w="3820" w:type="dxa"/>
+            <w:tcW w:w="3907" w:type="dxa"/>
             <w:tcBorders>
               <w:top w:val="nil"/>
               <w:left w:val="single" w:sz="4" w:space="0" w:color="000000"/>
@@ -4375,11 +4375,11 @@
       </w:tr>
       <w:tr>
         <w:trPr>
-          <w:trHeight w:val="828"/>
+          <w:trHeight w:val="803"/>
         </w:trPr>
         <w:tc>
           <w:tcPr>
-            <w:tcW w:w="2660" w:type="dxa"/>
+            <w:tcW w:w="2721" w:type="dxa"/>
             <w:tcBorders>
               <w:top w:val="nil"/>
               <w:left w:val="single" w:sz="4" w:space="0" w:color="000000"/>
@@ -4413,7 +4413,7 @@
         </w:tc>
         <w:tc>
           <w:tcPr>
-            <w:tcW w:w="2920" w:type="dxa"/>
+            <w:tcW w:w="2987" w:type="dxa"/>
             <w:tcBorders>
               <w:top w:val="nil"/>
               <w:left w:val="single" w:sz="4" w:space="0" w:color="000000"/>
@@ -4449,7 +4449,7 @@
         </w:tc>
         <w:tc>
           <w:tcPr>
-            <w:tcW w:w="1980" w:type="dxa"/>
+            <w:tcW w:w="2025" w:type="dxa"/>
             <w:tcBorders>
               <w:top w:val="nil"/>
               <w:left w:val="single" w:sz="4" w:space="0" w:color="000000"/>
@@ -4485,7 +4485,7 @@
         </w:tc>
         <w:tc>
           <w:tcPr>
-            <w:tcW w:w="3820" w:type="dxa"/>
+            <w:tcW w:w="3907" w:type="dxa"/>
             <w:tcBorders>
               <w:top w:val="nil"/>
               <w:left w:val="single" w:sz="4" w:space="0" w:color="000000"/>
@@ -4521,11 +4521,11 @@
       </w:tr>
       <w:tr>
         <w:trPr>
-          <w:trHeight w:val="706"/>
+          <w:trHeight w:val="803"/>
         </w:trPr>
         <w:tc>
           <w:tcPr>
-            <w:tcW w:w="2660" w:type="dxa"/>
+            <w:tcW w:w="2721" w:type="dxa"/>
             <w:tcBorders>
               <w:top w:val="nil"/>
               <w:left w:val="single" w:sz="4" w:space="0" w:color="000000"/>
@@ -4534,7 +4534,6 @@
             </w:tcBorders>
             <w:shd w:val="clear" w:color="auto" w:fill="auto"/>
             <w:vAlign w:val="center"/>
-            <w:hideMark/>
           </w:tcPr>
           <w:p>
             <w:pPr>
@@ -4560,7 +4559,7 @@
         </w:tc>
         <w:tc>
           <w:tcPr>
-            <w:tcW w:w="2920" w:type="dxa"/>
+            <w:tcW w:w="2987" w:type="dxa"/>
             <w:tcBorders>
               <w:top w:val="nil"/>
               <w:left w:val="single" w:sz="4" w:space="0" w:color="000000"/>
@@ -4569,7 +4568,6 @@
             </w:tcBorders>
             <w:shd w:val="clear" w:color="FFFFFF" w:fill="FFFFFF"/>
             <w:vAlign w:val="center"/>
-            <w:hideMark/>
           </w:tcPr>
           <w:p>
             <w:pPr>
@@ -4628,7 +4626,7 @@
         </w:tc>
         <w:tc>
           <w:tcPr>
-            <w:tcW w:w="1980" w:type="dxa"/>
+            <w:tcW w:w="2025" w:type="dxa"/>
             <w:tcBorders>
               <w:top w:val="nil"/>
               <w:left w:val="single" w:sz="4" w:space="0" w:color="000000"/>
@@ -4637,7 +4635,6 @@
             </w:tcBorders>
             <w:shd w:val="clear" w:color="auto" w:fill="auto"/>
             <w:vAlign w:val="bottom"/>
-            <w:hideMark/>
           </w:tcPr>
           <w:p>
             <w:pPr>
@@ -4659,13 +4656,23 @@
                 <w:szCs w:val="28"/>
                 <w:rtl/>
               </w:rPr>
+              <w:t xml:space="preserve">מנהל </w:t>
+            </w:r>
+            <w:r>
+              <w:rPr>
+                <w:rFonts w:ascii="Arial" w:eastAsia="Times New Roman" w:hAnsi="Arial" w:cs="Arial" w:hint="cs"/>
+                <w:color w:val="000000"/>
+                <w:sz w:val="28"/>
+                <w:szCs w:val="28"/>
+                <w:rtl/>
+              </w:rPr>
               <w:t>מערכת</w:t>
             </w:r>
           </w:p>
         </w:tc>
         <w:tc>
           <w:tcPr>
-            <w:tcW w:w="3820" w:type="dxa"/>
+            <w:tcW w:w="3907" w:type="dxa"/>
             <w:tcBorders>
               <w:top w:val="nil"/>
               <w:left w:val="single" w:sz="4" w:space="0" w:color="000000"/>
@@ -4674,7 +4681,6 @@
             </w:tcBorders>
             <w:shd w:val="clear" w:color="auto" w:fill="auto"/>
             <w:vAlign w:val="bottom"/>
-            <w:hideMark/>
           </w:tcPr>
           <w:p>
             <w:pPr>
@@ -4705,6 +4711,235 @@
                 <w:szCs w:val="28"/>
               </w:rPr>
               <w:t>FIREBASE</w:t>
+            </w:r>
+            <w:r>
+              <w:rPr>
+                <w:rFonts w:ascii="Arial" w:eastAsia="Times New Roman" w:hAnsi="Arial" w:cs="Arial" w:hint="cs"/>
+                <w:color w:val="000000"/>
+                <w:sz w:val="28"/>
+                <w:szCs w:val="28"/>
+                <w:rtl/>
+              </w:rPr>
+              <w:t>.</w:t>
+            </w:r>
+          </w:p>
+        </w:tc>
+      </w:tr>
+      <w:tr>
+        <w:trPr>
+          <w:trHeight w:val="685"/>
+        </w:trPr>
+        <w:tc>
+          <w:tcPr>
+            <w:tcW w:w="2721" w:type="dxa"/>
+            <w:tcBorders>
+              <w:top w:val="nil"/>
+              <w:left w:val="single" w:sz="4" w:space="0" w:color="000000"/>
+              <w:bottom w:val="single" w:sz="4" w:space="0" w:color="000000"/>
+              <w:right w:val="single" w:sz="4" w:space="0" w:color="000000"/>
+            </w:tcBorders>
+            <w:shd w:val="clear" w:color="auto" w:fill="auto"/>
+            <w:vAlign w:val="center"/>
+            <w:hideMark/>
+          </w:tcPr>
+          <w:p>
+            <w:pPr>
+              <w:spacing w:after="0" w:line="240" w:lineRule="auto"/>
+              <w:jc w:val="center"/>
+              <w:rPr>
+                <w:rFonts w:ascii="David" w:eastAsia="Times New Roman" w:hAnsi="David" w:cs="David"/>
+                <w:color w:val="000000"/>
+                <w:sz w:val="28"/>
+                <w:szCs w:val="28"/>
+              </w:rPr>
+            </w:pPr>
+            <w:r>
+              <w:rPr>
+                <w:rFonts w:ascii="David" w:eastAsia="Times New Roman" w:hAnsi="David" w:cs="David"/>
+                <w:color w:val="000000"/>
+                <w:sz w:val="28"/>
+                <w:szCs w:val="28"/>
+              </w:rPr>
+              <w:t>SUC-1</w:t>
+            </w:r>
+            <w:r>
+              <w:rPr>
+                <w:rFonts w:ascii="David" w:eastAsia="Times New Roman" w:hAnsi="David" w:cs="David"/>
+                <w:color w:val="000000"/>
+                <w:sz w:val="28"/>
+                <w:szCs w:val="28"/>
+              </w:rPr>
+              <w:t>2</w:t>
+            </w:r>
+          </w:p>
+        </w:tc>
+        <w:tc>
+          <w:tcPr>
+            <w:tcW w:w="2987" w:type="dxa"/>
+            <w:tcBorders>
+              <w:top w:val="nil"/>
+              <w:left w:val="single" w:sz="4" w:space="0" w:color="000000"/>
+              <w:bottom w:val="single" w:sz="4" w:space="0" w:color="000000"/>
+              <w:right w:val="single" w:sz="4" w:space="0" w:color="000000"/>
+            </w:tcBorders>
+            <w:shd w:val="clear" w:color="FFFFFF" w:fill="FFFFFF"/>
+            <w:vAlign w:val="center"/>
+            <w:hideMark/>
+          </w:tcPr>
+          <w:p>
+            <w:pPr>
+              <w:spacing w:after="0" w:line="240" w:lineRule="auto"/>
+              <w:jc w:val="center"/>
+              <w:rPr>
+                <w:rFonts w:ascii="David" w:eastAsia="Times New Roman" w:hAnsi="David" w:cs="David"/>
+                <w:color w:val="000000"/>
+                <w:sz w:val="28"/>
+                <w:szCs w:val="28"/>
+                <w:rtl/>
+              </w:rPr>
+            </w:pPr>
+            <w:r>
+              <w:rPr>
+                <w:rFonts w:ascii="David" w:hAnsi="David" w:cs="David"/>
+                <w:color w:val="000000"/>
+                <w:sz w:val="28"/>
+                <w:szCs w:val="28"/>
+                <w:rtl/>
+              </w:rPr>
+              <w:t>אישור הרשאות למיקרופון ומצלמה</w:t>
+            </w:r>
+          </w:p>
+        </w:tc>
+        <w:tc>
+          <w:tcPr>
+            <w:tcW w:w="2025" w:type="dxa"/>
+            <w:tcBorders>
+              <w:top w:val="nil"/>
+              <w:left w:val="single" w:sz="4" w:space="0" w:color="000000"/>
+              <w:bottom w:val="single" w:sz="4" w:space="0" w:color="000000"/>
+              <w:right w:val="single" w:sz="4" w:space="0" w:color="000000"/>
+            </w:tcBorders>
+            <w:shd w:val="clear" w:color="auto" w:fill="auto"/>
+            <w:vAlign w:val="bottom"/>
+            <w:hideMark/>
+          </w:tcPr>
+          <w:p>
+            <w:pPr>
+              <w:spacing w:after="0" w:line="240" w:lineRule="auto"/>
+              <w:jc w:val="center"/>
+              <w:rPr>
+                <w:rFonts w:ascii="Arial" w:eastAsia="Times New Roman" w:hAnsi="Arial" w:cs="Arial"/>
+                <w:color w:val="000000"/>
+                <w:sz w:val="28"/>
+                <w:szCs w:val="28"/>
+                <w:rtl/>
+              </w:rPr>
+            </w:pPr>
+            <w:r>
+              <w:rPr>
+                <w:rFonts w:ascii="Arial" w:eastAsia="Times New Roman" w:hAnsi="Arial" w:cs="Arial" w:hint="cs"/>
+                <w:color w:val="000000"/>
+                <w:sz w:val="28"/>
+                <w:szCs w:val="28"/>
+                <w:rtl/>
+              </w:rPr>
+              <w:t>משתמש</w:t>
+            </w:r>
+          </w:p>
+        </w:tc>
+        <w:tc>
+          <w:tcPr>
+            <w:tcW w:w="3907" w:type="dxa"/>
+            <w:tcBorders>
+              <w:top w:val="nil"/>
+              <w:left w:val="single" w:sz="4" w:space="0" w:color="000000"/>
+              <w:bottom w:val="single" w:sz="4" w:space="0" w:color="000000"/>
+              <w:right w:val="single" w:sz="4" w:space="0" w:color="000000"/>
+            </w:tcBorders>
+            <w:shd w:val="clear" w:color="auto" w:fill="auto"/>
+            <w:vAlign w:val="bottom"/>
+            <w:hideMark/>
+          </w:tcPr>
+          <w:p>
+            <w:pPr>
+              <w:spacing w:after="0" w:line="240" w:lineRule="auto"/>
+              <w:rPr>
+                <w:rFonts w:ascii="Arial" w:eastAsia="Times New Roman" w:hAnsi="Arial" w:cs="Arial"/>
+                <w:color w:val="000000"/>
+                <w:sz w:val="28"/>
+                <w:szCs w:val="28"/>
+                <w:rtl/>
+              </w:rPr>
+            </w:pPr>
+            <w:r>
+              <w:rPr>
+                <w:rFonts w:ascii="Arial" w:eastAsia="Times New Roman" w:hAnsi="Arial" w:cs="Arial"/>
+                <w:color w:val="000000"/>
+                <w:sz w:val="28"/>
+                <w:szCs w:val="28"/>
+                <w:rtl/>
+              </w:rPr>
+              <w:t>משתמש אשר רוצה ל</w:t>
+            </w:r>
+            <w:r>
+              <w:rPr>
+                <w:rFonts w:ascii="Arial" w:eastAsia="Times New Roman" w:hAnsi="Arial" w:cs="Arial" w:hint="cs"/>
+                <w:color w:val="000000"/>
+                <w:sz w:val="28"/>
+                <w:szCs w:val="28"/>
+                <w:rtl/>
+              </w:rPr>
+              <w:t>העניק</w:t>
+            </w:r>
+            <w:r>
+              <w:rPr>
+                <w:rFonts w:ascii="Arial" w:eastAsia="Times New Roman" w:hAnsi="Arial" w:cs="Arial"/>
+                <w:color w:val="000000"/>
+                <w:sz w:val="28"/>
+                <w:szCs w:val="28"/>
+                <w:rtl/>
+              </w:rPr>
+              <w:t xml:space="preserve"> הרשאות של </w:t>
+            </w:r>
+            <w:r>
+              <w:rPr>
+                <w:rFonts w:ascii="Arial" w:eastAsia="Times New Roman" w:hAnsi="Arial" w:cs="Arial" w:hint="cs"/>
+                <w:color w:val="000000"/>
+                <w:sz w:val="28"/>
+                <w:szCs w:val="28"/>
+                <w:rtl/>
+              </w:rPr>
+              <w:t>מיקרופון ומצלמה ל</w:t>
+            </w:r>
+            <w:r>
+              <w:rPr>
+                <w:rFonts w:ascii="Arial" w:eastAsia="Times New Roman" w:hAnsi="Arial" w:cs="Arial"/>
+                <w:color w:val="000000"/>
+                <w:sz w:val="28"/>
+                <w:szCs w:val="28"/>
+                <w:rtl/>
+              </w:rPr>
+              <w:t>אפליקצי</w:t>
+            </w:r>
+            <w:r>
+              <w:rPr>
+                <w:rFonts w:ascii="Arial" w:eastAsia="Times New Roman" w:hAnsi="Arial" w:cs="Arial" w:hint="cs"/>
+                <w:color w:val="000000"/>
+                <w:sz w:val="28"/>
+                <w:szCs w:val="28"/>
+                <w:rtl/>
+              </w:rPr>
+              <w:t xml:space="preserve">ה </w:t>
+            </w:r>
+            <w:r>
+              <w:rPr>
+                <w:rFonts w:ascii="Arial" w:eastAsia="Times New Roman" w:hAnsi="Arial" w:cs="Arial" w:hint="cs"/>
+                <w:color w:val="000000"/>
+                <w:sz w:val="28"/>
+                <w:szCs w:val="28"/>
+                <w:rtl/>
+              </w:rPr>
+              <w:t>המבקשת הרשאות</w:t>
             </w:r>
             <w:r>
               <w:rPr>
@@ -4763,7 +4998,6 @@
           <w:u w:val="single"/>
           <w:rtl/>
         </w:rPr>
-        <w:lastRenderedPageBreak/>
         <w:t xml:space="preserve">תרשים תהליכי המערכת </w:t>
       </w:r>
       <w:r>
@@ -4795,17 +5029,6 @@
           <w:szCs w:val="28"/>
         </w:rPr>
       </w:pPr>
-    </w:p>
-    <w:p>
-      <w:pPr>
-        <w:bidi w:val="0"/>
-        <w:rPr>
-          <w:rFonts w:asciiTheme="minorBidi" w:hAnsiTheme="minorBidi"/>
-          <w:sz w:val="28"/>
-          <w:szCs w:val="28"/>
-          <w:rtl/>
-        </w:rPr>
-      </w:pPr>
       <w:r>
         <w:rPr>
           <w:rFonts w:asciiTheme="minorBidi" w:hAnsiTheme="minorBidi"/>
@@ -4814,57 +5037,47 @@
           <w:szCs w:val="28"/>
         </w:rPr>
         <w:drawing>
-          <wp:anchor distT="0" distB="0" distL="114300" distR="114300" simplePos="0" relativeHeight="251667456" behindDoc="1" locked="0" layoutInCell="1" allowOverlap="1" wp14:anchorId="7823F7E0" wp14:editId="7EF8E767">
+          <wp:anchor distT="0" distB="0" distL="114300" distR="114300" simplePos="0" relativeHeight="251671552" behindDoc="1" locked="0" layoutInCell="1" allowOverlap="1" wp14:anchorId="330BD7E9" wp14:editId="37259E0B">
             <wp:simplePos x="0" y="0"/>
-            <wp:positionH relativeFrom="column">
-              <wp:posOffset>-716280</wp:posOffset>
+            <wp:positionH relativeFrom="margin">
+              <wp:posOffset>-582468</wp:posOffset>
             </wp:positionH>
             <wp:positionV relativeFrom="paragraph">
-              <wp:posOffset>174625</wp:posOffset>
+              <wp:posOffset>346017</wp:posOffset>
             </wp:positionV>
-            <wp:extent cx="6868795" cy="5928360"/>
+            <wp:extent cx="6630035" cy="5334000"/>
             <wp:effectExtent l="0" t="0" r="0" b="0"/>
             <wp:wrapTight wrapText="bothSides">
               <wp:wrapPolygon edited="0">
-                <wp:start x="5092" y="208"/>
-                <wp:lineTo x="4912" y="4789"/>
-                <wp:lineTo x="2875" y="7010"/>
-                <wp:lineTo x="1198" y="7704"/>
-                <wp:lineTo x="839" y="7913"/>
-                <wp:lineTo x="719" y="8537"/>
-                <wp:lineTo x="839" y="9023"/>
-                <wp:lineTo x="1078" y="9231"/>
-                <wp:lineTo x="719" y="10203"/>
-                <wp:lineTo x="599" y="10550"/>
-                <wp:lineTo x="599" y="10897"/>
-                <wp:lineTo x="2756" y="11452"/>
-                <wp:lineTo x="3475" y="12563"/>
-                <wp:lineTo x="1018" y="13674"/>
-                <wp:lineTo x="719" y="14298"/>
-                <wp:lineTo x="719" y="14576"/>
-                <wp:lineTo x="1078" y="14784"/>
-                <wp:lineTo x="719" y="15895"/>
-                <wp:lineTo x="120" y="16589"/>
-                <wp:lineTo x="240" y="16797"/>
-                <wp:lineTo x="3295" y="17005"/>
-                <wp:lineTo x="3295" y="19226"/>
-                <wp:lineTo x="5032" y="20337"/>
-                <wp:lineTo x="5092" y="21308"/>
-                <wp:lineTo x="20068" y="21308"/>
-                <wp:lineTo x="20068" y="14784"/>
-                <wp:lineTo x="20727" y="14784"/>
-                <wp:lineTo x="21506" y="14159"/>
-                <wp:lineTo x="21446" y="13674"/>
-                <wp:lineTo x="21027" y="12563"/>
-                <wp:lineTo x="21267" y="12563"/>
-                <wp:lineTo x="21386" y="12008"/>
-                <wp:lineTo x="21207" y="11452"/>
-                <wp:lineTo x="20068" y="10342"/>
-                <wp:lineTo x="20068" y="208"/>
-                <wp:lineTo x="5092" y="208"/>
+                <wp:start x="4344" y="154"/>
+                <wp:lineTo x="4344" y="1543"/>
+                <wp:lineTo x="3227" y="1929"/>
+                <wp:lineTo x="3103" y="2083"/>
+                <wp:lineTo x="3103" y="6480"/>
+                <wp:lineTo x="559" y="6789"/>
+                <wp:lineTo x="310" y="7560"/>
+                <wp:lineTo x="621" y="7714"/>
+                <wp:lineTo x="186" y="9180"/>
+                <wp:lineTo x="186" y="9489"/>
+                <wp:lineTo x="2110" y="10183"/>
+                <wp:lineTo x="4282" y="13886"/>
+                <wp:lineTo x="1303" y="14580"/>
+                <wp:lineTo x="993" y="14734"/>
+                <wp:lineTo x="869" y="15351"/>
+                <wp:lineTo x="993" y="16354"/>
+                <wp:lineTo x="248" y="17280"/>
+                <wp:lineTo x="310" y="17434"/>
+                <wp:lineTo x="2979" y="17589"/>
+                <wp:lineTo x="2979" y="19286"/>
+                <wp:lineTo x="3848" y="20057"/>
+                <wp:lineTo x="4344" y="20057"/>
+                <wp:lineTo x="4344" y="21369"/>
+                <wp:lineTo x="21412" y="21369"/>
+                <wp:lineTo x="21412" y="154"/>
+                <wp:lineTo x="4344" y="154"/>
               </wp:wrapPolygon>
             </wp:wrapTight>
-            <wp:docPr id="1" name="תמונה 1"/>
+            <wp:docPr id="16" name="תמונה 16"/>
             <wp:cNvGraphicFramePr>
               <a:graphicFrameLocks xmlns:a="http://schemas.openxmlformats.org/drawingml/2006/main" noChangeAspect="1"/>
             </wp:cNvGraphicFramePr>
@@ -4893,7 +5106,7 @@
                   <pic:spPr bwMode="auto">
                     <a:xfrm>
                       <a:off x="0" y="0"/>
-                      <a:ext cx="6868795" cy="5928360"/>
+                      <a:ext cx="6630035" cy="5334000"/>
                     </a:xfrm>
                     <a:prstGeom prst="rect">
                       <a:avLst/>
@@ -4914,6 +5127,26 @@
             </wp14:sizeRelV>
           </wp:anchor>
         </w:drawing>
+      </w:r>
+    </w:p>
+    <w:p>
+      <w:pPr>
+        <w:bidi w:val="0"/>
+        <w:rPr>
+          <w:rFonts w:asciiTheme="minorBidi" w:hAnsiTheme="minorBidi"/>
+          <w:sz w:val="28"/>
+          <w:szCs w:val="28"/>
+          <w:rtl/>
+        </w:rPr>
+      </w:pPr>
+      <w:r>
+        <w:rPr>
+          <w:rFonts w:asciiTheme="minorBidi" w:hAnsiTheme="minorBidi"/>
+          <w:sz w:val="28"/>
+          <w:szCs w:val="28"/>
+          <w:rtl/>
+        </w:rPr>
+        <w:t xml:space="preserve"> </w:t>
       </w:r>
       <w:r>
         <w:rPr>
@@ -18241,7 +18474,7 @@
           <w:szCs w:val="28"/>
         </w:rPr>
         <w:drawing>
-          <wp:anchor distT="0" distB="0" distL="114300" distR="114300" simplePos="0" relativeHeight="251666432" behindDoc="1" locked="0" layoutInCell="1" allowOverlap="1" wp14:anchorId="0CA1D36B" wp14:editId="29DCB764">
+          <wp:anchor distT="0" distB="0" distL="114300" distR="114300" simplePos="0" relativeHeight="251666432" behindDoc="1" locked="0" layoutInCell="1" allowOverlap="1" wp14:anchorId="0CA1D36B" wp14:editId="6763B777">
             <wp:simplePos x="0" y="0"/>
             <wp:positionH relativeFrom="column">
               <wp:posOffset>-487680</wp:posOffset>
@@ -18349,6 +18582,837 @@
           </wp:anchor>
         </w:drawing>
       </w:r>
+    </w:p>
+    <w:p>
+      <w:pPr>
+        <w:bidi w:val="0"/>
+        <w:rPr>
+          <w:rFonts w:asciiTheme="minorBidi" w:hAnsiTheme="minorBidi"/>
+          <w:sz w:val="28"/>
+          <w:szCs w:val="28"/>
+        </w:rPr>
+      </w:pPr>
+    </w:p>
+    <w:p>
+      <w:pPr>
+        <w:bidi w:val="0"/>
+        <w:rPr>
+          <w:rFonts w:asciiTheme="minorBidi" w:hAnsiTheme="minorBidi"/>
+          <w:sz w:val="28"/>
+          <w:szCs w:val="28"/>
+        </w:rPr>
+      </w:pPr>
+    </w:p>
+    <w:p>
+      <w:pPr>
+        <w:bidi w:val="0"/>
+        <w:rPr>
+          <w:rFonts w:asciiTheme="minorBidi" w:hAnsiTheme="minorBidi"/>
+          <w:sz w:val="28"/>
+          <w:szCs w:val="28"/>
+        </w:rPr>
+      </w:pPr>
+    </w:p>
+    <w:p>
+      <w:pPr>
+        <w:tabs>
+          <w:tab w:val="left" w:pos="4844"/>
+        </w:tabs>
+        <w:bidi w:val="0"/>
+        <w:rPr>
+          <w:rFonts w:asciiTheme="minorBidi" w:hAnsiTheme="minorBidi"/>
+          <w:sz w:val="28"/>
+          <w:szCs w:val="28"/>
+        </w:rPr>
+      </w:pPr>
+    </w:p>
+    <w:p>
+      <w:pPr>
+        <w:bidi w:val="0"/>
+        <w:rPr>
+          <w:rFonts w:asciiTheme="minorBidi" w:hAnsiTheme="minorBidi"/>
+          <w:sz w:val="28"/>
+          <w:szCs w:val="28"/>
+        </w:rPr>
+      </w:pPr>
+      <w:r>
+        <w:rPr>
+          <w:rFonts w:asciiTheme="minorBidi" w:hAnsiTheme="minorBidi"/>
+          <w:sz w:val="28"/>
+          <w:szCs w:val="28"/>
+        </w:rPr>
+        <w:br w:type="page"/>
+      </w:r>
+    </w:p>
+    <w:tbl>
+      <w:tblPr>
+        <w:bidiVisual/>
+        <w:tblW w:w="9136" w:type="dxa"/>
+        <w:tblLook w:val="04A0" w:firstRow="1" w:lastRow="0" w:firstColumn="1" w:lastColumn="0" w:noHBand="0" w:noVBand="1"/>
+      </w:tblPr>
+      <w:tblGrid>
+        <w:gridCol w:w="3997"/>
+        <w:gridCol w:w="5139"/>
+      </w:tblGrid>
+      <w:tr>
+        <w:trPr>
+          <w:trHeight w:val="737"/>
+        </w:trPr>
+        <w:tc>
+          <w:tcPr>
+            <w:tcW w:w="3997" w:type="dxa"/>
+            <w:tcBorders>
+              <w:top w:val="single" w:sz="8" w:space="0" w:color="000000"/>
+              <w:left w:val="single" w:sz="8" w:space="0" w:color="000000"/>
+              <w:bottom w:val="single" w:sz="8" w:space="0" w:color="000000"/>
+              <w:right w:val="single" w:sz="8" w:space="0" w:color="000000"/>
+            </w:tcBorders>
+            <w:shd w:val="clear" w:color="FFFF00" w:fill="FFFF00"/>
+            <w:vAlign w:val="center"/>
+            <w:hideMark/>
+          </w:tcPr>
+          <w:p>
+            <w:pPr>
+              <w:spacing w:after="0" w:line="240" w:lineRule="auto"/>
+              <w:rPr>
+                <w:rFonts w:ascii="Calibri" w:eastAsia="Times New Roman" w:hAnsi="Calibri" w:cs="Calibri"/>
+                <w:b/>
+                <w:bCs/>
+                <w:color w:val="000000"/>
+                <w:sz w:val="28"/>
+                <w:szCs w:val="28"/>
+              </w:rPr>
+            </w:pPr>
+            <w:r>
+              <w:rPr>
+                <w:rFonts w:ascii="Calibri" w:eastAsia="Times New Roman" w:hAnsi="Calibri" w:cs="Calibri"/>
+                <w:b/>
+                <w:bCs/>
+                <w:color w:val="000000"/>
+                <w:sz w:val="28"/>
+                <w:szCs w:val="28"/>
+              </w:rPr>
+              <w:lastRenderedPageBreak/>
+              <w:t>SUC-11</w:t>
+            </w:r>
+          </w:p>
+        </w:tc>
+        <w:tc>
+          <w:tcPr>
+            <w:tcW w:w="5139" w:type="dxa"/>
+            <w:tcBorders>
+              <w:top w:val="single" w:sz="8" w:space="0" w:color="000000"/>
+              <w:left w:val="single" w:sz="8" w:space="0" w:color="000000"/>
+              <w:bottom w:val="single" w:sz="8" w:space="0" w:color="000000"/>
+              <w:right w:val="single" w:sz="8" w:space="0" w:color="000000"/>
+            </w:tcBorders>
+            <w:shd w:val="clear" w:color="FFFF00" w:fill="FFFF00"/>
+            <w:vAlign w:val="center"/>
+            <w:hideMark/>
+          </w:tcPr>
+          <w:p>
+            <w:pPr>
+              <w:spacing w:after="0" w:line="240" w:lineRule="auto"/>
+              <w:rPr>
+                <w:rFonts w:ascii="David" w:eastAsia="Times New Roman" w:hAnsi="David" w:cs="David"/>
+                <w:b/>
+                <w:bCs/>
+                <w:color w:val="000000"/>
+                <w:sz w:val="28"/>
+                <w:szCs w:val="28"/>
+                <w:rtl/>
+              </w:rPr>
+            </w:pPr>
+            <w:r>
+              <w:rPr>
+                <w:rFonts w:ascii="David" w:eastAsia="Times New Roman" w:hAnsi="David" w:cs="David"/>
+                <w:b/>
+                <w:bCs/>
+                <w:color w:val="000000"/>
+                <w:sz w:val="28"/>
+                <w:szCs w:val="28"/>
+                <w:rtl/>
+              </w:rPr>
+              <w:t>אישור הרשאות למיקרופון ומצלמה</w:t>
+            </w:r>
+          </w:p>
+        </w:tc>
+      </w:tr>
+      <w:tr>
+        <w:trPr>
+          <w:trHeight w:val="374"/>
+        </w:trPr>
+        <w:tc>
+          <w:tcPr>
+            <w:tcW w:w="3997" w:type="dxa"/>
+            <w:tcBorders>
+              <w:top w:val="nil"/>
+              <w:left w:val="single" w:sz="8" w:space="0" w:color="000000"/>
+              <w:bottom w:val="single" w:sz="8" w:space="0" w:color="000000"/>
+              <w:right w:val="single" w:sz="8" w:space="0" w:color="000000"/>
+            </w:tcBorders>
+            <w:shd w:val="clear" w:color="auto" w:fill="auto"/>
+            <w:vAlign w:val="center"/>
+            <w:hideMark/>
+          </w:tcPr>
+          <w:p>
+            <w:pPr>
+              <w:spacing w:after="0" w:line="240" w:lineRule="auto"/>
+              <w:rPr>
+                <w:rFonts w:ascii="David" w:eastAsia="Times New Roman" w:hAnsi="David" w:cs="David"/>
+                <w:b/>
+                <w:bCs/>
+                <w:color w:val="000000"/>
+                <w:sz w:val="28"/>
+                <w:szCs w:val="28"/>
+                <w:rtl/>
+              </w:rPr>
+            </w:pPr>
+            <w:r>
+              <w:rPr>
+                <w:rFonts w:ascii="David" w:eastAsia="Times New Roman" w:hAnsi="David" w:cs="David"/>
+                <w:b/>
+                <w:bCs/>
+                <w:color w:val="000000"/>
+                <w:sz w:val="28"/>
+                <w:szCs w:val="28"/>
+                <w:rtl/>
+              </w:rPr>
+              <w:t>שחקנים ויעדים</w:t>
+            </w:r>
+          </w:p>
+        </w:tc>
+        <w:tc>
+          <w:tcPr>
+            <w:tcW w:w="5139" w:type="dxa"/>
+            <w:tcBorders>
+              <w:top w:val="nil"/>
+              <w:left w:val="single" w:sz="8" w:space="0" w:color="000000"/>
+              <w:bottom w:val="single" w:sz="8" w:space="0" w:color="000000"/>
+              <w:right w:val="single" w:sz="8" w:space="0" w:color="000000"/>
+            </w:tcBorders>
+            <w:shd w:val="clear" w:color="auto" w:fill="auto"/>
+            <w:vAlign w:val="center"/>
+            <w:hideMark/>
+          </w:tcPr>
+          <w:p>
+            <w:pPr>
+              <w:spacing w:after="0" w:line="240" w:lineRule="auto"/>
+              <w:rPr>
+                <w:rFonts w:ascii="David" w:eastAsia="Times New Roman" w:hAnsi="David" w:cs="David"/>
+                <w:color w:val="000000"/>
+                <w:sz w:val="28"/>
+                <w:szCs w:val="28"/>
+                <w:rtl/>
+              </w:rPr>
+            </w:pPr>
+            <w:r>
+              <w:rPr>
+                <w:rFonts w:ascii="David" w:eastAsia="Times New Roman" w:hAnsi="David" w:cs="David"/>
+                <w:color w:val="000000"/>
+                <w:sz w:val="28"/>
+                <w:szCs w:val="28"/>
+                <w:rtl/>
+              </w:rPr>
+              <w:t>משתמש</w:t>
+            </w:r>
+          </w:p>
+        </w:tc>
+      </w:tr>
+      <w:tr>
+        <w:trPr>
+          <w:trHeight w:val="271"/>
+        </w:trPr>
+        <w:tc>
+          <w:tcPr>
+            <w:tcW w:w="3997" w:type="dxa"/>
+            <w:tcBorders>
+              <w:top w:val="nil"/>
+              <w:left w:val="single" w:sz="8" w:space="0" w:color="000000"/>
+              <w:bottom w:val="single" w:sz="8" w:space="0" w:color="000000"/>
+              <w:right w:val="single" w:sz="8" w:space="0" w:color="000000"/>
+            </w:tcBorders>
+            <w:shd w:val="clear" w:color="auto" w:fill="auto"/>
+            <w:vAlign w:val="center"/>
+            <w:hideMark/>
+          </w:tcPr>
+          <w:p>
+            <w:pPr>
+              <w:spacing w:after="0" w:line="240" w:lineRule="auto"/>
+              <w:rPr>
+                <w:rFonts w:ascii="David" w:eastAsia="Times New Roman" w:hAnsi="David" w:cs="David"/>
+                <w:b/>
+                <w:bCs/>
+                <w:color w:val="000000"/>
+                <w:sz w:val="28"/>
+                <w:szCs w:val="28"/>
+                <w:rtl/>
+              </w:rPr>
+            </w:pPr>
+            <w:proofErr w:type="spellStart"/>
+            <w:r>
+              <w:rPr>
+                <w:rFonts w:ascii="David" w:eastAsia="Times New Roman" w:hAnsi="David" w:cs="David"/>
+                <w:b/>
+                <w:bCs/>
+                <w:color w:val="000000"/>
+                <w:sz w:val="28"/>
+                <w:szCs w:val="28"/>
+                <w:rtl/>
+              </w:rPr>
+              <w:t>ב"ע</w:t>
+            </w:r>
+            <w:proofErr w:type="spellEnd"/>
+            <w:r>
+              <w:rPr>
+                <w:rFonts w:ascii="David" w:eastAsia="Times New Roman" w:hAnsi="David" w:cs="David"/>
+                <w:b/>
+                <w:bCs/>
+                <w:color w:val="000000"/>
+                <w:sz w:val="28"/>
+                <w:szCs w:val="28"/>
+                <w:rtl/>
+              </w:rPr>
+              <w:t xml:space="preserve"> ואינטרסים</w:t>
+            </w:r>
+          </w:p>
+        </w:tc>
+        <w:tc>
+          <w:tcPr>
+            <w:tcW w:w="5139" w:type="dxa"/>
+            <w:tcBorders>
+              <w:top w:val="nil"/>
+              <w:left w:val="single" w:sz="8" w:space="0" w:color="000000"/>
+              <w:bottom w:val="single" w:sz="8" w:space="0" w:color="000000"/>
+              <w:right w:val="single" w:sz="8" w:space="0" w:color="000000"/>
+            </w:tcBorders>
+            <w:shd w:val="clear" w:color="auto" w:fill="auto"/>
+            <w:vAlign w:val="center"/>
+            <w:hideMark/>
+          </w:tcPr>
+          <w:p>
+            <w:pPr>
+              <w:spacing w:after="0" w:line="240" w:lineRule="auto"/>
+              <w:rPr>
+                <w:rFonts w:ascii="David" w:eastAsia="Times New Roman" w:hAnsi="David" w:cs="David"/>
+                <w:color w:val="000000"/>
+                <w:sz w:val="28"/>
+                <w:szCs w:val="28"/>
+                <w:rtl/>
+              </w:rPr>
+            </w:pPr>
+            <w:r>
+              <w:rPr>
+                <w:rFonts w:ascii="David" w:eastAsia="Times New Roman" w:hAnsi="David" w:cs="David"/>
+                <w:color w:val="000000"/>
+                <w:sz w:val="28"/>
+                <w:szCs w:val="28"/>
+                <w:rtl/>
+              </w:rPr>
+              <w:t>מתכנת</w:t>
+            </w:r>
+          </w:p>
+        </w:tc>
+      </w:tr>
+      <w:tr>
+        <w:trPr>
+          <w:trHeight w:val="737"/>
+        </w:trPr>
+        <w:tc>
+          <w:tcPr>
+            <w:tcW w:w="3997" w:type="dxa"/>
+            <w:tcBorders>
+              <w:top w:val="nil"/>
+              <w:left w:val="single" w:sz="8" w:space="0" w:color="000000"/>
+              <w:bottom w:val="single" w:sz="8" w:space="0" w:color="000000"/>
+              <w:right w:val="single" w:sz="8" w:space="0" w:color="000000"/>
+            </w:tcBorders>
+            <w:shd w:val="clear" w:color="auto" w:fill="auto"/>
+            <w:vAlign w:val="center"/>
+            <w:hideMark/>
+          </w:tcPr>
+          <w:p>
+            <w:pPr>
+              <w:spacing w:after="0" w:line="240" w:lineRule="auto"/>
+              <w:rPr>
+                <w:rFonts w:ascii="David" w:eastAsia="Times New Roman" w:hAnsi="David" w:cs="David"/>
+                <w:b/>
+                <w:bCs/>
+                <w:color w:val="000000"/>
+                <w:sz w:val="28"/>
+                <w:szCs w:val="28"/>
+                <w:rtl/>
+              </w:rPr>
+            </w:pPr>
+            <w:r>
+              <w:rPr>
+                <w:rFonts w:ascii="David" w:eastAsia="Times New Roman" w:hAnsi="David" w:cs="David"/>
+                <w:b/>
+                <w:bCs/>
+                <w:color w:val="000000"/>
+                <w:sz w:val="28"/>
+                <w:szCs w:val="28"/>
+              </w:rPr>
+              <w:t>pre-conditions</w:t>
+            </w:r>
+          </w:p>
+        </w:tc>
+        <w:tc>
+          <w:tcPr>
+            <w:tcW w:w="5139" w:type="dxa"/>
+            <w:tcBorders>
+              <w:top w:val="nil"/>
+              <w:left w:val="single" w:sz="8" w:space="0" w:color="000000"/>
+              <w:bottom w:val="single" w:sz="8" w:space="0" w:color="000000"/>
+              <w:right w:val="single" w:sz="8" w:space="0" w:color="000000"/>
+            </w:tcBorders>
+            <w:shd w:val="clear" w:color="auto" w:fill="auto"/>
+            <w:vAlign w:val="center"/>
+            <w:hideMark/>
+          </w:tcPr>
+          <w:p>
+            <w:pPr>
+              <w:spacing w:after="0" w:line="240" w:lineRule="auto"/>
+              <w:rPr>
+                <w:rFonts w:ascii="David" w:eastAsia="Times New Roman" w:hAnsi="David" w:cs="David"/>
+                <w:color w:val="000000"/>
+                <w:sz w:val="28"/>
+                <w:szCs w:val="28"/>
+                <w:rtl/>
+              </w:rPr>
+            </w:pPr>
+            <w:r>
+              <w:rPr>
+                <w:rFonts w:ascii="David" w:eastAsia="Times New Roman" w:hAnsi="David" w:cs="David"/>
+                <w:color w:val="000000"/>
+                <w:sz w:val="28"/>
+                <w:szCs w:val="28"/>
+                <w:rtl/>
+              </w:rPr>
+              <w:t xml:space="preserve">אפליקציה מופעלת במכשיר הסלולר                     </w:t>
+            </w:r>
+          </w:p>
+        </w:tc>
+      </w:tr>
+      <w:tr>
+        <w:trPr>
+          <w:trHeight w:val="737"/>
+        </w:trPr>
+        <w:tc>
+          <w:tcPr>
+            <w:tcW w:w="3997" w:type="dxa"/>
+            <w:tcBorders>
+              <w:top w:val="nil"/>
+              <w:left w:val="single" w:sz="8" w:space="0" w:color="000000"/>
+              <w:bottom w:val="single" w:sz="8" w:space="0" w:color="000000"/>
+              <w:right w:val="single" w:sz="8" w:space="0" w:color="000000"/>
+            </w:tcBorders>
+            <w:shd w:val="clear" w:color="auto" w:fill="auto"/>
+            <w:vAlign w:val="center"/>
+            <w:hideMark/>
+          </w:tcPr>
+          <w:p>
+            <w:pPr>
+              <w:spacing w:after="0" w:line="240" w:lineRule="auto"/>
+              <w:rPr>
+                <w:rFonts w:ascii="David" w:eastAsia="Times New Roman" w:hAnsi="David" w:cs="David"/>
+                <w:b/>
+                <w:bCs/>
+                <w:color w:val="000000"/>
+                <w:sz w:val="28"/>
+                <w:szCs w:val="28"/>
+                <w:rtl/>
+              </w:rPr>
+            </w:pPr>
+            <w:r>
+              <w:rPr>
+                <w:rFonts w:ascii="David" w:eastAsia="Times New Roman" w:hAnsi="David" w:cs="David"/>
+                <w:b/>
+                <w:bCs/>
+                <w:color w:val="000000"/>
+                <w:sz w:val="28"/>
+                <w:szCs w:val="28"/>
+              </w:rPr>
+              <w:t>post-conditions</w:t>
+            </w:r>
+          </w:p>
+        </w:tc>
+        <w:tc>
+          <w:tcPr>
+            <w:tcW w:w="5139" w:type="dxa"/>
+            <w:tcBorders>
+              <w:top w:val="nil"/>
+              <w:left w:val="single" w:sz="8" w:space="0" w:color="000000"/>
+              <w:bottom w:val="single" w:sz="8" w:space="0" w:color="000000"/>
+              <w:right w:val="single" w:sz="8" w:space="0" w:color="000000"/>
+            </w:tcBorders>
+            <w:shd w:val="clear" w:color="auto" w:fill="auto"/>
+            <w:vAlign w:val="center"/>
+            <w:hideMark/>
+          </w:tcPr>
+          <w:p>
+            <w:pPr>
+              <w:spacing w:after="0" w:line="240" w:lineRule="auto"/>
+              <w:rPr>
+                <w:rFonts w:ascii="David" w:eastAsia="Times New Roman" w:hAnsi="David" w:cs="David"/>
+                <w:color w:val="000000"/>
+                <w:sz w:val="28"/>
+                <w:szCs w:val="28"/>
+                <w:rtl/>
+              </w:rPr>
+            </w:pPr>
+            <w:r>
+              <w:rPr>
+                <w:rFonts w:ascii="David" w:eastAsia="Times New Roman" w:hAnsi="David" w:cs="David"/>
+                <w:color w:val="000000"/>
+                <w:sz w:val="28"/>
+                <w:szCs w:val="28"/>
+                <w:rtl/>
+              </w:rPr>
+              <w:t>אישור הרשאות למיקרופון ומצלמה ע"י המשתמש</w:t>
+            </w:r>
+          </w:p>
+        </w:tc>
+      </w:tr>
+      <w:tr>
+        <w:trPr>
+          <w:trHeight w:val="1245"/>
+        </w:trPr>
+        <w:tc>
+          <w:tcPr>
+            <w:tcW w:w="3997" w:type="dxa"/>
+            <w:tcBorders>
+              <w:top w:val="nil"/>
+              <w:left w:val="single" w:sz="8" w:space="0" w:color="000000"/>
+              <w:bottom w:val="single" w:sz="8" w:space="0" w:color="000000"/>
+              <w:right w:val="single" w:sz="8" w:space="0" w:color="000000"/>
+            </w:tcBorders>
+            <w:shd w:val="clear" w:color="auto" w:fill="auto"/>
+            <w:vAlign w:val="center"/>
+            <w:hideMark/>
+          </w:tcPr>
+          <w:p>
+            <w:pPr>
+              <w:spacing w:after="0" w:line="240" w:lineRule="auto"/>
+              <w:rPr>
+                <w:rFonts w:ascii="David" w:eastAsia="Times New Roman" w:hAnsi="David" w:cs="David"/>
+                <w:b/>
+                <w:bCs/>
+                <w:color w:val="000000"/>
+                <w:sz w:val="28"/>
+                <w:szCs w:val="28"/>
+                <w:rtl/>
+              </w:rPr>
+            </w:pPr>
+            <w:r>
+              <w:rPr>
+                <w:rFonts w:ascii="David" w:eastAsia="Times New Roman" w:hAnsi="David" w:cs="David"/>
+                <w:b/>
+                <w:bCs/>
+                <w:color w:val="000000"/>
+                <w:sz w:val="28"/>
+                <w:szCs w:val="28"/>
+              </w:rPr>
+              <w:t>trigger</w:t>
+            </w:r>
+          </w:p>
+        </w:tc>
+        <w:tc>
+          <w:tcPr>
+            <w:tcW w:w="5139" w:type="dxa"/>
+            <w:tcBorders>
+              <w:top w:val="nil"/>
+              <w:left w:val="single" w:sz="8" w:space="0" w:color="000000"/>
+              <w:bottom w:val="single" w:sz="8" w:space="0" w:color="000000"/>
+              <w:right w:val="single" w:sz="8" w:space="0" w:color="000000"/>
+            </w:tcBorders>
+            <w:shd w:val="clear" w:color="auto" w:fill="auto"/>
+            <w:vAlign w:val="center"/>
+            <w:hideMark/>
+          </w:tcPr>
+          <w:p>
+            <w:pPr>
+              <w:spacing w:after="0" w:line="240" w:lineRule="auto"/>
+              <w:rPr>
+                <w:rFonts w:ascii="David" w:eastAsia="Times New Roman" w:hAnsi="David" w:cs="David"/>
+                <w:color w:val="000000"/>
+                <w:sz w:val="28"/>
+                <w:szCs w:val="28"/>
+                <w:rtl/>
+              </w:rPr>
+            </w:pPr>
+            <w:r>
+              <w:rPr>
+                <w:rFonts w:ascii="David" w:eastAsia="Times New Roman" w:hAnsi="David" w:cs="David"/>
+                <w:color w:val="000000"/>
+                <w:sz w:val="28"/>
+                <w:szCs w:val="28"/>
+                <w:rtl/>
+              </w:rPr>
+              <w:t>לחיצה על אישור הרשאה של המשתמש לאפליקציה המבקשת להשתמש במיקרופון ומצלמה</w:t>
+            </w:r>
+          </w:p>
+        </w:tc>
+      </w:tr>
+      <w:tr>
+        <w:trPr>
+          <w:trHeight w:val="2704"/>
+        </w:trPr>
+        <w:tc>
+          <w:tcPr>
+            <w:tcW w:w="3997" w:type="dxa"/>
+            <w:tcBorders>
+              <w:top w:val="nil"/>
+              <w:left w:val="single" w:sz="8" w:space="0" w:color="000000"/>
+              <w:bottom w:val="single" w:sz="8" w:space="0" w:color="000000"/>
+              <w:right w:val="single" w:sz="8" w:space="0" w:color="000000"/>
+            </w:tcBorders>
+            <w:shd w:val="clear" w:color="auto" w:fill="auto"/>
+            <w:vAlign w:val="center"/>
+            <w:hideMark/>
+          </w:tcPr>
+          <w:p>
+            <w:pPr>
+              <w:spacing w:after="0" w:line="240" w:lineRule="auto"/>
+              <w:rPr>
+                <w:rFonts w:ascii="David" w:eastAsia="Times New Roman" w:hAnsi="David" w:cs="David"/>
+                <w:b/>
+                <w:bCs/>
+                <w:color w:val="000000"/>
+                <w:sz w:val="28"/>
+                <w:szCs w:val="28"/>
+                <w:rtl/>
+              </w:rPr>
+            </w:pPr>
+            <w:r>
+              <w:rPr>
+                <w:rFonts w:ascii="David" w:eastAsia="Times New Roman" w:hAnsi="David" w:cs="David"/>
+                <w:b/>
+                <w:bCs/>
+                <w:color w:val="000000"/>
+                <w:sz w:val="28"/>
+                <w:szCs w:val="28"/>
+              </w:rPr>
+              <w:t>MSS</w:t>
+            </w:r>
+          </w:p>
+        </w:tc>
+        <w:tc>
+          <w:tcPr>
+            <w:tcW w:w="5139" w:type="dxa"/>
+            <w:tcBorders>
+              <w:top w:val="nil"/>
+              <w:left w:val="single" w:sz="8" w:space="0" w:color="000000"/>
+              <w:bottom w:val="single" w:sz="8" w:space="0" w:color="000000"/>
+              <w:right w:val="single" w:sz="8" w:space="0" w:color="000000"/>
+            </w:tcBorders>
+            <w:shd w:val="clear" w:color="auto" w:fill="auto"/>
+            <w:vAlign w:val="center"/>
+            <w:hideMark/>
+          </w:tcPr>
+          <w:p>
+            <w:pPr>
+              <w:spacing w:after="0" w:line="240" w:lineRule="auto"/>
+              <w:rPr>
+                <w:rFonts w:ascii="David" w:eastAsia="Times New Roman" w:hAnsi="David" w:cs="David"/>
+                <w:color w:val="000000"/>
+                <w:sz w:val="28"/>
+                <w:szCs w:val="28"/>
+                <w:rtl/>
+              </w:rPr>
+            </w:pPr>
+            <w:r>
+              <w:rPr>
+                <w:rFonts w:ascii="David" w:eastAsia="Times New Roman" w:hAnsi="David" w:cs="David"/>
+                <w:color w:val="000000"/>
+                <w:sz w:val="28"/>
+                <w:szCs w:val="28"/>
+                <w:rtl/>
+              </w:rPr>
+              <w:t xml:space="preserve">1. האפליקציה מופעלת במכשיר הסלולר                                         2. אפליקציה מבקשת הרשאה למיקרופון והמצלמה                                       </w:t>
+            </w:r>
+          </w:p>
+          <w:p>
+            <w:pPr>
+              <w:spacing w:after="0" w:line="240" w:lineRule="auto"/>
+              <w:rPr>
+                <w:rFonts w:ascii="David" w:eastAsia="Times New Roman" w:hAnsi="David" w:cs="David"/>
+                <w:color w:val="000000"/>
+                <w:sz w:val="28"/>
+                <w:szCs w:val="28"/>
+                <w:rtl/>
+              </w:rPr>
+            </w:pPr>
+            <w:r>
+              <w:rPr>
+                <w:rFonts w:ascii="David" w:eastAsia="Times New Roman" w:hAnsi="David" w:cs="David"/>
+                <w:color w:val="000000"/>
+                <w:sz w:val="28"/>
+                <w:szCs w:val="28"/>
+                <w:rtl/>
+              </w:rPr>
+              <w:t xml:space="preserve">3. המשתמש צריך לאשר את ההרשאות לשימוש במיקרופון והמצלמה במכשיר                                          4.  האפליקציה עושה שימוש במיקרופון והמצלמה                       </w:t>
+            </w:r>
+          </w:p>
+          <w:p>
+            <w:pPr>
+              <w:spacing w:after="0" w:line="240" w:lineRule="auto"/>
+              <w:rPr>
+                <w:rFonts w:ascii="David" w:eastAsia="Times New Roman" w:hAnsi="David" w:cs="David"/>
+                <w:color w:val="000000"/>
+                <w:sz w:val="28"/>
+                <w:szCs w:val="28"/>
+                <w:rtl/>
+              </w:rPr>
+            </w:pPr>
+            <w:r>
+              <w:rPr>
+                <w:rFonts w:ascii="David" w:eastAsia="Times New Roman" w:hAnsi="David" w:cs="David"/>
+                <w:color w:val="000000"/>
+                <w:sz w:val="28"/>
+                <w:szCs w:val="28"/>
+                <w:rtl/>
+              </w:rPr>
+              <w:t>5. המשמש יכול ב-</w:t>
+            </w:r>
+            <w:r>
+              <w:rPr>
+                <w:rFonts w:ascii="David" w:eastAsia="Times New Roman" w:hAnsi="David" w:cs="David"/>
+                <w:color w:val="000000"/>
+                <w:sz w:val="28"/>
+                <w:szCs w:val="28"/>
+              </w:rPr>
+              <w:t>ADVANCEMODE</w:t>
+            </w:r>
+            <w:r>
+              <w:rPr>
+                <w:rFonts w:ascii="David" w:eastAsia="Times New Roman" w:hAnsi="David" w:cs="David"/>
+                <w:color w:val="000000"/>
+                <w:sz w:val="28"/>
+                <w:szCs w:val="28"/>
+                <w:rtl/>
+              </w:rPr>
+              <w:t xml:space="preserve"> להסיר הרשאות</w:t>
+            </w:r>
+          </w:p>
+        </w:tc>
+      </w:tr>
+      <w:tr>
+        <w:trPr>
+          <w:trHeight w:val="858"/>
+        </w:trPr>
+        <w:tc>
+          <w:tcPr>
+            <w:tcW w:w="3997" w:type="dxa"/>
+            <w:tcBorders>
+              <w:top w:val="nil"/>
+              <w:left w:val="single" w:sz="8" w:space="0" w:color="000000"/>
+              <w:bottom w:val="single" w:sz="8" w:space="0" w:color="000000"/>
+              <w:right w:val="single" w:sz="8" w:space="0" w:color="000000"/>
+            </w:tcBorders>
+            <w:shd w:val="clear" w:color="auto" w:fill="auto"/>
+            <w:vAlign w:val="center"/>
+            <w:hideMark/>
+          </w:tcPr>
+          <w:p>
+            <w:pPr>
+              <w:spacing w:after="0" w:line="240" w:lineRule="auto"/>
+              <w:rPr>
+                <w:rFonts w:ascii="David" w:eastAsia="Times New Roman" w:hAnsi="David" w:cs="David"/>
+                <w:b/>
+                <w:bCs/>
+                <w:color w:val="000000"/>
+                <w:sz w:val="28"/>
+                <w:szCs w:val="28"/>
+                <w:rtl/>
+              </w:rPr>
+            </w:pPr>
+            <w:r>
+              <w:rPr>
+                <w:rFonts w:ascii="David" w:eastAsia="Times New Roman" w:hAnsi="David" w:cs="David"/>
+                <w:b/>
+                <w:bCs/>
+                <w:color w:val="000000"/>
+                <w:sz w:val="28"/>
+                <w:szCs w:val="28"/>
+                <w:rtl/>
+              </w:rPr>
+              <w:t>עקיבות לדרישות</w:t>
+            </w:r>
+          </w:p>
+        </w:tc>
+        <w:tc>
+          <w:tcPr>
+            <w:tcW w:w="5139" w:type="dxa"/>
+            <w:tcBorders>
+              <w:top w:val="nil"/>
+              <w:left w:val="single" w:sz="8" w:space="0" w:color="000000"/>
+              <w:bottom w:val="single" w:sz="8" w:space="0" w:color="000000"/>
+              <w:right w:val="single" w:sz="8" w:space="0" w:color="000000"/>
+            </w:tcBorders>
+            <w:shd w:val="clear" w:color="auto" w:fill="auto"/>
+            <w:vAlign w:val="center"/>
+            <w:hideMark/>
+          </w:tcPr>
+          <w:p>
+            <w:pPr>
+              <w:spacing w:after="0" w:line="240" w:lineRule="auto"/>
+              <w:rPr>
+                <w:rFonts w:ascii="David" w:eastAsia="Times New Roman" w:hAnsi="David" w:cs="David"/>
+                <w:color w:val="000000"/>
+                <w:sz w:val="28"/>
+                <w:szCs w:val="28"/>
+                <w:rtl/>
+              </w:rPr>
+            </w:pPr>
+            <w:r>
+              <w:rPr>
+                <w:rFonts w:ascii="David" w:eastAsia="Times New Roman" w:hAnsi="David" w:cs="David"/>
+                <w:color w:val="000000"/>
+                <w:sz w:val="28"/>
+                <w:szCs w:val="28"/>
+                <w:rtl/>
+              </w:rPr>
+              <w:t xml:space="preserve">דרישות פונקציונליות: 30, 48-51  דרישות לא </w:t>
+            </w:r>
+            <w:proofErr w:type="spellStart"/>
+            <w:r>
+              <w:rPr>
+                <w:rFonts w:ascii="David" w:eastAsia="Times New Roman" w:hAnsi="David" w:cs="David"/>
+                <w:color w:val="000000"/>
+                <w:sz w:val="28"/>
+                <w:szCs w:val="28"/>
+                <w:rtl/>
+              </w:rPr>
+              <w:t>פונקיונליות</w:t>
+            </w:r>
+            <w:proofErr w:type="spellEnd"/>
+            <w:r>
+              <w:rPr>
+                <w:rFonts w:ascii="David" w:eastAsia="Times New Roman" w:hAnsi="David" w:cs="David"/>
+                <w:color w:val="000000"/>
+                <w:sz w:val="28"/>
+                <w:szCs w:val="28"/>
+                <w:rtl/>
+              </w:rPr>
+              <w:t>: 29</w:t>
+            </w:r>
+          </w:p>
+        </w:tc>
+      </w:tr>
+    </w:tbl>
+    <w:p>
+      <w:pPr>
+        <w:tabs>
+          <w:tab w:val="left" w:pos="4844"/>
+        </w:tabs>
+        <w:bidi w:val="0"/>
+        <w:rPr>
+          <w:rFonts w:asciiTheme="minorBidi" w:hAnsiTheme="minorBidi"/>
+          <w:sz w:val="28"/>
+          <w:szCs w:val="28"/>
+        </w:rPr>
+      </w:pPr>
     </w:p>
     <w:sectPr>
       <w:pgSz w:w="11906" w:h="16838"/>

--- a/SRS/מסמך SRS.docx
+++ b/SRS/מסמך SRS.docx
@@ -1109,27 +1109,7 @@
                 <w:szCs w:val="28"/>
                 <w:rtl/>
               </w:rPr>
-              <w:t xml:space="preserve">ניהול ושליטה במערכת, בודקת שאכן </w:t>
-            </w:r>
-            <w:proofErr w:type="spellStart"/>
-            <w:r>
-              <w:rPr>
-                <w:rFonts w:asciiTheme="minorBidi" w:eastAsia="Arial" w:hAnsiTheme="minorBidi"/>
-                <w:sz w:val="28"/>
-                <w:szCs w:val="28"/>
-                <w:rtl/>
-              </w:rPr>
-              <w:t>הכל</w:t>
-            </w:r>
-            <w:proofErr w:type="spellEnd"/>
-            <w:r>
-              <w:rPr>
-                <w:rFonts w:asciiTheme="minorBidi" w:eastAsia="Arial" w:hAnsiTheme="minorBidi"/>
-                <w:sz w:val="28"/>
-                <w:szCs w:val="28"/>
-                <w:rtl/>
-              </w:rPr>
-              <w:t xml:space="preserve"> תקין</w:t>
+              <w:t>ניהול ושליטה במערכת, בודקת שאכן הכל תקין</w:t>
             </w:r>
           </w:p>
           <w:p>
@@ -1149,27 +1129,7 @@
                 <w:szCs w:val="28"/>
                 <w:rtl/>
               </w:rPr>
-              <w:t>[</w:t>
-            </w:r>
-            <w:proofErr w:type="spellStart"/>
-            <w:r>
-              <w:rPr>
-                <w:rFonts w:asciiTheme="minorBidi" w:eastAsia="Arial" w:hAnsiTheme="minorBidi"/>
-                <w:sz w:val="28"/>
-                <w:szCs w:val="28"/>
-                <w:rtl/>
-              </w:rPr>
-              <w:t>בדיקתיות</w:t>
-            </w:r>
-            <w:proofErr w:type="spellEnd"/>
-            <w:r>
-              <w:rPr>
-                <w:rFonts w:asciiTheme="minorBidi" w:eastAsia="Arial" w:hAnsiTheme="minorBidi"/>
-                <w:sz w:val="28"/>
-                <w:szCs w:val="28"/>
-                <w:rtl/>
-              </w:rPr>
-              <w:t>]</w:t>
+              <w:t>[בדיקתיות]</w:t>
             </w:r>
           </w:p>
         </w:tc>
@@ -1386,7 +1346,6 @@
                 <w:szCs w:val="28"/>
               </w:rPr>
             </w:pPr>
-            <w:proofErr w:type="spellStart"/>
             <w:r>
               <w:rPr>
                 <w:rFonts w:asciiTheme="minorBidi" w:hAnsiTheme="minorBidi"/>
@@ -1396,19 +1355,7 @@
                 <w:szCs w:val="28"/>
                 <w:rtl/>
               </w:rPr>
-              <w:t>שחקנ</w:t>
-            </w:r>
-            <w:proofErr w:type="spellEnd"/>
-            <w:r>
-              <w:rPr>
-                <w:rFonts w:asciiTheme="minorBidi" w:hAnsiTheme="minorBidi"/>
-                <w:b/>
-                <w:bCs/>
-                <w:sz w:val="28"/>
-                <w:szCs w:val="28"/>
-                <w:rtl/>
-              </w:rPr>
-              <w:t>/ים ראשי/ים</w:t>
+              <w:t>שחקנ/ים ראשי/ים</w:t>
             </w:r>
           </w:p>
         </w:tc>
@@ -1752,7 +1699,7 @@
             <w:pPr>
               <w:ind w:left="1"/>
               <w:rPr>
-                <w:rFonts w:asciiTheme="minorBidi" w:hAnsiTheme="minorBidi" w:hint="cs"/>
+                <w:rFonts w:asciiTheme="minorBidi" w:hAnsiTheme="minorBidi"/>
                 <w:sz w:val="28"/>
                 <w:szCs w:val="28"/>
                 <w:rtl/>
@@ -1848,7 +1795,7 @@
           <w:u w:val="single"/>
         </w:rPr>
         <w:drawing>
-          <wp:anchor distT="0" distB="0" distL="114300" distR="114300" simplePos="0" relativeHeight="251668480" behindDoc="1" locked="0" layoutInCell="1" allowOverlap="1" wp14:anchorId="6FE45288" wp14:editId="3ED6529B">
+          <wp:anchor distT="0" distB="0" distL="114300" distR="114300" simplePos="0" relativeHeight="251658248" behindDoc="1" locked="0" layoutInCell="1" allowOverlap="1" wp14:anchorId="6FE45288" wp14:editId="3ED6529B">
             <wp:simplePos x="0" y="0"/>
             <wp:positionH relativeFrom="column">
               <wp:posOffset>-441960</wp:posOffset>
@@ -1969,7 +1916,7 @@
           <w:u w:val="single"/>
         </w:rPr>
         <w:drawing>
-          <wp:anchor distT="0" distB="0" distL="114300" distR="114300" simplePos="0" relativeHeight="251669504" behindDoc="1" locked="0" layoutInCell="1" allowOverlap="1" wp14:anchorId="086644DF" wp14:editId="1E1FB710">
+          <wp:anchor distT="0" distB="0" distL="114300" distR="114300" simplePos="0" relativeHeight="251658249" behindDoc="1" locked="0" layoutInCell="1" allowOverlap="1" wp14:anchorId="086644DF" wp14:editId="1E1FB710">
             <wp:simplePos x="0" y="0"/>
             <wp:positionH relativeFrom="margin">
               <wp:posOffset>-450215</wp:posOffset>
@@ -2063,7 +2010,7 @@
           <w:numId w:val="2"/>
         </w:numPr>
         <w:rPr>
-          <w:rFonts w:asciiTheme="minorBidi" w:hAnsiTheme="minorBidi" w:hint="cs"/>
+          <w:rFonts w:asciiTheme="minorBidi" w:hAnsiTheme="minorBidi"/>
           <w:sz w:val="28"/>
           <w:szCs w:val="28"/>
           <w:u w:val="single"/>
@@ -2162,7 +2109,7 @@
           <w:u w:val="single"/>
         </w:rPr>
         <w:drawing>
-          <wp:anchor distT="0" distB="0" distL="114300" distR="114300" simplePos="0" relativeHeight="251670528" behindDoc="1" locked="0" layoutInCell="1" allowOverlap="1" wp14:anchorId="243583CE" wp14:editId="15EE2DC8">
+          <wp:anchor distT="0" distB="0" distL="114300" distR="114300" simplePos="0" relativeHeight="251658250" behindDoc="1" locked="0" layoutInCell="1" allowOverlap="1" wp14:anchorId="243583CE" wp14:editId="15EE2DC8">
             <wp:simplePos x="0" y="0"/>
             <wp:positionH relativeFrom="margin">
               <wp:align>center</wp:align>
@@ -2751,22 +2698,22 @@
       <w:tblPr>
         <w:tblpPr w:leftFromText="180" w:rightFromText="180" w:vertAnchor="text" w:horzAnchor="margin" w:tblpXSpec="center" w:tblpY="364"/>
         <w:bidiVisual/>
-        <w:tblW w:w="11380" w:type="dxa"/>
+        <w:tblW w:w="11640" w:type="dxa"/>
         <w:tblLook w:val="04A0" w:firstRow="1" w:lastRow="0" w:firstColumn="1" w:lastColumn="0" w:noHBand="0" w:noVBand="1"/>
       </w:tblPr>
       <w:tblGrid>
-        <w:gridCol w:w="2660"/>
-        <w:gridCol w:w="2920"/>
-        <w:gridCol w:w="1980"/>
-        <w:gridCol w:w="3820"/>
+        <w:gridCol w:w="2721"/>
+        <w:gridCol w:w="2987"/>
+        <w:gridCol w:w="2025"/>
+        <w:gridCol w:w="3907"/>
       </w:tblGrid>
       <w:tr>
         <w:trPr>
-          <w:trHeight w:val="360"/>
+          <w:trHeight w:val="349"/>
         </w:trPr>
         <w:tc>
           <w:tcPr>
-            <w:tcW w:w="2660" w:type="dxa"/>
+            <w:tcW w:w="2721" w:type="dxa"/>
             <w:tcBorders>
               <w:top w:val="single" w:sz="4" w:space="0" w:color="000000"/>
               <w:left w:val="single" w:sz="4" w:space="0" w:color="000000"/>
@@ -2805,7 +2752,7 @@
         </w:tc>
         <w:tc>
           <w:tcPr>
-            <w:tcW w:w="2920" w:type="dxa"/>
+            <w:tcW w:w="2987" w:type="dxa"/>
             <w:tcBorders>
               <w:top w:val="single" w:sz="4" w:space="0" w:color="000000"/>
               <w:left w:val="single" w:sz="4" w:space="0" w:color="000000"/>
@@ -2856,7 +2803,7 @@
         </w:tc>
         <w:tc>
           <w:tcPr>
-            <w:tcW w:w="1980" w:type="dxa"/>
+            <w:tcW w:w="2025" w:type="dxa"/>
             <w:tcBorders>
               <w:top w:val="single" w:sz="4" w:space="0" w:color="000000"/>
               <w:left w:val="single" w:sz="4" w:space="0" w:color="000000"/>
@@ -2896,7 +2843,7 @@
         </w:tc>
         <w:tc>
           <w:tcPr>
-            <w:tcW w:w="3820" w:type="dxa"/>
+            <w:tcW w:w="3907" w:type="dxa"/>
             <w:tcBorders>
               <w:top w:val="single" w:sz="4" w:space="0" w:color="000000"/>
               <w:left w:val="single" w:sz="4" w:space="0" w:color="000000"/>
@@ -2937,11 +2884,11 @@
       </w:tr>
       <w:tr>
         <w:trPr>
-          <w:trHeight w:val="552"/>
+          <w:trHeight w:val="535"/>
         </w:trPr>
         <w:tc>
           <w:tcPr>
-            <w:tcW w:w="2660" w:type="dxa"/>
+            <w:tcW w:w="2721" w:type="dxa"/>
             <w:tcBorders>
               <w:top w:val="nil"/>
               <w:left w:val="single" w:sz="4" w:space="0" w:color="000000"/>
@@ -2977,7 +2924,7 @@
         </w:tc>
         <w:tc>
           <w:tcPr>
-            <w:tcW w:w="2920" w:type="dxa"/>
+            <w:tcW w:w="2987" w:type="dxa"/>
             <w:tcBorders>
               <w:top w:val="nil"/>
               <w:left w:val="single" w:sz="4" w:space="0" w:color="000000"/>
@@ -3014,7 +2961,7 @@
         </w:tc>
         <w:tc>
           <w:tcPr>
-            <w:tcW w:w="1980" w:type="dxa"/>
+            <w:tcW w:w="2025" w:type="dxa"/>
             <w:tcBorders>
               <w:top w:val="nil"/>
               <w:left w:val="single" w:sz="4" w:space="0" w:color="000000"/>
@@ -3051,7 +2998,7 @@
         </w:tc>
         <w:tc>
           <w:tcPr>
-            <w:tcW w:w="3820" w:type="dxa"/>
+            <w:tcW w:w="3907" w:type="dxa"/>
             <w:tcBorders>
               <w:top w:val="nil"/>
               <w:left w:val="single" w:sz="4" w:space="0" w:color="000000"/>
@@ -3107,11 +3054,11 @@
       </w:tr>
       <w:tr>
         <w:trPr>
-          <w:trHeight w:val="270"/>
+          <w:trHeight w:val="261"/>
         </w:trPr>
         <w:tc>
           <w:tcPr>
-            <w:tcW w:w="2660" w:type="dxa"/>
+            <w:tcW w:w="2721" w:type="dxa"/>
             <w:tcBorders>
               <w:top w:val="nil"/>
               <w:left w:val="single" w:sz="4" w:space="0" w:color="000000"/>
@@ -3147,7 +3094,7 @@
         </w:tc>
         <w:tc>
           <w:tcPr>
-            <w:tcW w:w="2920" w:type="dxa"/>
+            <w:tcW w:w="2987" w:type="dxa"/>
             <w:tcBorders>
               <w:top w:val="nil"/>
               <w:left w:val="single" w:sz="4" w:space="0" w:color="000000"/>
@@ -3184,7 +3131,7 @@
         </w:tc>
         <w:tc>
           <w:tcPr>
-            <w:tcW w:w="1980" w:type="dxa"/>
+            <w:tcW w:w="2025" w:type="dxa"/>
             <w:tcBorders>
               <w:top w:val="nil"/>
               <w:left w:val="single" w:sz="4" w:space="0" w:color="000000"/>
@@ -3221,7 +3168,7 @@
         </w:tc>
         <w:tc>
           <w:tcPr>
-            <w:tcW w:w="3820" w:type="dxa"/>
+            <w:tcW w:w="3907" w:type="dxa"/>
             <w:tcBorders>
               <w:top w:val="nil"/>
               <w:left w:val="single" w:sz="4" w:space="0" w:color="000000"/>
@@ -3258,11 +3205,11 @@
       </w:tr>
       <w:tr>
         <w:trPr>
-          <w:trHeight w:val="828"/>
+          <w:trHeight w:val="803"/>
         </w:trPr>
         <w:tc>
           <w:tcPr>
-            <w:tcW w:w="2660" w:type="dxa"/>
+            <w:tcW w:w="2721" w:type="dxa"/>
             <w:tcBorders>
               <w:top w:val="nil"/>
               <w:left w:val="single" w:sz="4" w:space="0" w:color="000000"/>
@@ -3298,7 +3245,7 @@
         </w:tc>
         <w:tc>
           <w:tcPr>
-            <w:tcW w:w="2920" w:type="dxa"/>
+            <w:tcW w:w="2987" w:type="dxa"/>
             <w:tcBorders>
               <w:top w:val="nil"/>
               <w:left w:val="single" w:sz="4" w:space="0" w:color="000000"/>
@@ -3335,7 +3282,7 @@
         </w:tc>
         <w:tc>
           <w:tcPr>
-            <w:tcW w:w="1980" w:type="dxa"/>
+            <w:tcW w:w="2025" w:type="dxa"/>
             <w:tcBorders>
               <w:top w:val="nil"/>
               <w:left w:val="single" w:sz="4" w:space="0" w:color="000000"/>
@@ -3372,7 +3319,7 @@
         </w:tc>
         <w:tc>
           <w:tcPr>
-            <w:tcW w:w="3820" w:type="dxa"/>
+            <w:tcW w:w="3907" w:type="dxa"/>
             <w:tcBorders>
               <w:top w:val="nil"/>
               <w:left w:val="single" w:sz="4" w:space="0" w:color="000000"/>
@@ -3409,11 +3356,11 @@
       </w:tr>
       <w:tr>
         <w:trPr>
-          <w:trHeight w:val="720"/>
+          <w:trHeight w:val="698"/>
         </w:trPr>
         <w:tc>
           <w:tcPr>
-            <w:tcW w:w="2660" w:type="dxa"/>
+            <w:tcW w:w="2721" w:type="dxa"/>
             <w:tcBorders>
               <w:top w:val="nil"/>
               <w:left w:val="single" w:sz="4" w:space="0" w:color="000000"/>
@@ -3449,7 +3396,7 @@
         </w:tc>
         <w:tc>
           <w:tcPr>
-            <w:tcW w:w="2920" w:type="dxa"/>
+            <w:tcW w:w="2987" w:type="dxa"/>
             <w:tcBorders>
               <w:top w:val="nil"/>
               <w:left w:val="single" w:sz="4" w:space="0" w:color="000000"/>
@@ -3486,7 +3433,7 @@
         </w:tc>
         <w:tc>
           <w:tcPr>
-            <w:tcW w:w="1980" w:type="dxa"/>
+            <w:tcW w:w="2025" w:type="dxa"/>
             <w:tcBorders>
               <w:top w:val="nil"/>
               <w:left w:val="single" w:sz="4" w:space="0" w:color="000000"/>
@@ -3523,7 +3470,7 @@
         </w:tc>
         <w:tc>
           <w:tcPr>
-            <w:tcW w:w="3820" w:type="dxa"/>
+            <w:tcW w:w="3907" w:type="dxa"/>
             <w:tcBorders>
               <w:top w:val="nil"/>
               <w:left w:val="single" w:sz="4" w:space="0" w:color="000000"/>
@@ -3560,11 +3507,11 @@
       </w:tr>
       <w:tr>
         <w:trPr>
-          <w:trHeight w:val="552"/>
+          <w:trHeight w:val="535"/>
         </w:trPr>
         <w:tc>
           <w:tcPr>
-            <w:tcW w:w="2660" w:type="dxa"/>
+            <w:tcW w:w="2721" w:type="dxa"/>
             <w:tcBorders>
               <w:top w:val="nil"/>
               <w:left w:val="single" w:sz="4" w:space="0" w:color="000000"/>
@@ -3600,7 +3547,7 @@
         </w:tc>
         <w:tc>
           <w:tcPr>
-            <w:tcW w:w="2920" w:type="dxa"/>
+            <w:tcW w:w="2987" w:type="dxa"/>
             <w:tcBorders>
               <w:top w:val="nil"/>
               <w:left w:val="single" w:sz="4" w:space="0" w:color="000000"/>
@@ -3637,7 +3584,7 @@
         </w:tc>
         <w:tc>
           <w:tcPr>
-            <w:tcW w:w="1980" w:type="dxa"/>
+            <w:tcW w:w="2025" w:type="dxa"/>
             <w:tcBorders>
               <w:top w:val="nil"/>
               <w:left w:val="single" w:sz="4" w:space="0" w:color="000000"/>
@@ -3674,7 +3621,7 @@
         </w:tc>
         <w:tc>
           <w:tcPr>
-            <w:tcW w:w="3820" w:type="dxa"/>
+            <w:tcW w:w="3907" w:type="dxa"/>
             <w:tcBorders>
               <w:top w:val="nil"/>
               <w:left w:val="single" w:sz="4" w:space="0" w:color="000000"/>
@@ -3731,11 +3678,11 @@
       </w:tr>
       <w:tr>
         <w:trPr>
-          <w:trHeight w:val="828"/>
+          <w:trHeight w:val="803"/>
         </w:trPr>
         <w:tc>
           <w:tcPr>
-            <w:tcW w:w="2660" w:type="dxa"/>
+            <w:tcW w:w="2721" w:type="dxa"/>
             <w:tcBorders>
               <w:top w:val="nil"/>
               <w:left w:val="single" w:sz="4" w:space="0" w:color="000000"/>
@@ -3771,7 +3718,7 @@
         </w:tc>
         <w:tc>
           <w:tcPr>
-            <w:tcW w:w="2920" w:type="dxa"/>
+            <w:tcW w:w="2987" w:type="dxa"/>
             <w:tcBorders>
               <w:top w:val="nil"/>
               <w:left w:val="single" w:sz="4" w:space="0" w:color="000000"/>
@@ -3808,7 +3755,7 @@
         </w:tc>
         <w:tc>
           <w:tcPr>
-            <w:tcW w:w="1980" w:type="dxa"/>
+            <w:tcW w:w="2025" w:type="dxa"/>
             <w:tcBorders>
               <w:top w:val="nil"/>
               <w:left w:val="single" w:sz="4" w:space="0" w:color="000000"/>
@@ -3845,7 +3792,7 @@
         </w:tc>
         <w:tc>
           <w:tcPr>
-            <w:tcW w:w="3820" w:type="dxa"/>
+            <w:tcW w:w="3907" w:type="dxa"/>
             <w:tcBorders>
               <w:top w:val="nil"/>
               <w:left w:val="single" w:sz="4" w:space="0" w:color="000000"/>
@@ -3882,11 +3829,11 @@
       </w:tr>
       <w:tr>
         <w:trPr>
-          <w:trHeight w:val="828"/>
+          <w:trHeight w:val="803"/>
         </w:trPr>
         <w:tc>
           <w:tcPr>
-            <w:tcW w:w="2660" w:type="dxa"/>
+            <w:tcW w:w="2721" w:type="dxa"/>
             <w:tcBorders>
               <w:top w:val="nil"/>
               <w:left w:val="single" w:sz="4" w:space="0" w:color="000000"/>
@@ -3922,7 +3869,7 @@
         </w:tc>
         <w:tc>
           <w:tcPr>
-            <w:tcW w:w="2920" w:type="dxa"/>
+            <w:tcW w:w="2987" w:type="dxa"/>
             <w:tcBorders>
               <w:top w:val="nil"/>
               <w:left w:val="single" w:sz="4" w:space="0" w:color="000000"/>
@@ -3959,7 +3906,7 @@
         </w:tc>
         <w:tc>
           <w:tcPr>
-            <w:tcW w:w="1980" w:type="dxa"/>
+            <w:tcW w:w="2025" w:type="dxa"/>
             <w:tcBorders>
               <w:top w:val="nil"/>
               <w:left w:val="single" w:sz="4" w:space="0" w:color="000000"/>
@@ -3996,7 +3943,7 @@
         </w:tc>
         <w:tc>
           <w:tcPr>
-            <w:tcW w:w="3820" w:type="dxa"/>
+            <w:tcW w:w="3907" w:type="dxa"/>
             <w:tcBorders>
               <w:top w:val="nil"/>
               <w:left w:val="single" w:sz="4" w:space="0" w:color="000000"/>
@@ -4053,11 +4000,11 @@
       </w:tr>
       <w:tr>
         <w:trPr>
-          <w:trHeight w:val="828"/>
+          <w:trHeight w:val="803"/>
         </w:trPr>
         <w:tc>
           <w:tcPr>
-            <w:tcW w:w="2660" w:type="dxa"/>
+            <w:tcW w:w="2721" w:type="dxa"/>
             <w:tcBorders>
               <w:top w:val="nil"/>
               <w:left w:val="single" w:sz="4" w:space="0" w:color="000000"/>
@@ -4093,7 +4040,7 @@
         </w:tc>
         <w:tc>
           <w:tcPr>
-            <w:tcW w:w="2920" w:type="dxa"/>
+            <w:tcW w:w="2987" w:type="dxa"/>
             <w:tcBorders>
               <w:top w:val="nil"/>
               <w:left w:val="single" w:sz="4" w:space="0" w:color="000000"/>
@@ -4130,7 +4077,7 @@
         </w:tc>
         <w:tc>
           <w:tcPr>
-            <w:tcW w:w="1980" w:type="dxa"/>
+            <w:tcW w:w="2025" w:type="dxa"/>
             <w:tcBorders>
               <w:top w:val="nil"/>
               <w:left w:val="single" w:sz="4" w:space="0" w:color="000000"/>
@@ -4167,7 +4114,7 @@
         </w:tc>
         <w:tc>
           <w:tcPr>
-            <w:tcW w:w="3820" w:type="dxa"/>
+            <w:tcW w:w="3907" w:type="dxa"/>
             <w:tcBorders>
               <w:top w:val="nil"/>
               <w:left w:val="single" w:sz="4" w:space="0" w:color="000000"/>
@@ -4204,11 +4151,11 @@
       </w:tr>
       <w:tr>
         <w:trPr>
-          <w:trHeight w:val="828"/>
+          <w:trHeight w:val="803"/>
         </w:trPr>
         <w:tc>
           <w:tcPr>
-            <w:tcW w:w="2660" w:type="dxa"/>
+            <w:tcW w:w="2721" w:type="dxa"/>
             <w:tcBorders>
               <w:top w:val="nil"/>
               <w:left w:val="single" w:sz="4" w:space="0" w:color="000000"/>
@@ -4244,7 +4191,7 @@
         </w:tc>
         <w:tc>
           <w:tcPr>
-            <w:tcW w:w="2920" w:type="dxa"/>
+            <w:tcW w:w="2987" w:type="dxa"/>
             <w:tcBorders>
               <w:top w:val="nil"/>
               <w:left w:val="single" w:sz="4" w:space="0" w:color="000000"/>
@@ -4281,7 +4228,7 @@
         </w:tc>
         <w:tc>
           <w:tcPr>
-            <w:tcW w:w="1980" w:type="dxa"/>
+            <w:tcW w:w="2025" w:type="dxa"/>
             <w:tcBorders>
               <w:top w:val="nil"/>
               <w:left w:val="single" w:sz="4" w:space="0" w:color="000000"/>
@@ -4318,7 +4265,7 @@
         </w:tc>
         <w:tc>
           <w:tcPr>
-            <w:tcW w:w="3820" w:type="dxa"/>
+            <w:tcW w:w="3907" w:type="dxa"/>
             <w:tcBorders>
               <w:top w:val="nil"/>
               <w:left w:val="single" w:sz="4" w:space="0" w:color="000000"/>
@@ -4375,11 +4322,11 @@
       </w:tr>
       <w:tr>
         <w:trPr>
-          <w:trHeight w:val="828"/>
+          <w:trHeight w:val="803"/>
         </w:trPr>
         <w:tc>
           <w:tcPr>
-            <w:tcW w:w="2660" w:type="dxa"/>
+            <w:tcW w:w="2721" w:type="dxa"/>
             <w:tcBorders>
               <w:top w:val="nil"/>
               <w:left w:val="single" w:sz="4" w:space="0" w:color="000000"/>
@@ -4413,7 +4360,7 @@
         </w:tc>
         <w:tc>
           <w:tcPr>
-            <w:tcW w:w="2920" w:type="dxa"/>
+            <w:tcW w:w="2987" w:type="dxa"/>
             <w:tcBorders>
               <w:top w:val="nil"/>
               <w:left w:val="single" w:sz="4" w:space="0" w:color="000000"/>
@@ -4449,7 +4396,7 @@
         </w:tc>
         <w:tc>
           <w:tcPr>
-            <w:tcW w:w="1980" w:type="dxa"/>
+            <w:tcW w:w="2025" w:type="dxa"/>
             <w:tcBorders>
               <w:top w:val="nil"/>
               <w:left w:val="single" w:sz="4" w:space="0" w:color="000000"/>
@@ -4485,7 +4432,7 @@
         </w:tc>
         <w:tc>
           <w:tcPr>
-            <w:tcW w:w="3820" w:type="dxa"/>
+            <w:tcW w:w="3907" w:type="dxa"/>
             <w:tcBorders>
               <w:top w:val="nil"/>
               <w:left w:val="single" w:sz="4" w:space="0" w:color="000000"/>
@@ -4521,11 +4468,11 @@
       </w:tr>
       <w:tr>
         <w:trPr>
-          <w:trHeight w:val="706"/>
+          <w:trHeight w:val="803"/>
         </w:trPr>
         <w:tc>
           <w:tcPr>
-            <w:tcW w:w="2660" w:type="dxa"/>
+            <w:tcW w:w="2721" w:type="dxa"/>
             <w:tcBorders>
               <w:top w:val="nil"/>
               <w:left w:val="single" w:sz="4" w:space="0" w:color="000000"/>
@@ -4534,7 +4481,6 @@
             </w:tcBorders>
             <w:shd w:val="clear" w:color="auto" w:fill="auto"/>
             <w:vAlign w:val="center"/>
-            <w:hideMark/>
           </w:tcPr>
           <w:p>
             <w:pPr>
@@ -4560,7 +4506,7 @@
         </w:tc>
         <w:tc>
           <w:tcPr>
-            <w:tcW w:w="2920" w:type="dxa"/>
+            <w:tcW w:w="2987" w:type="dxa"/>
             <w:tcBorders>
               <w:top w:val="nil"/>
               <w:left w:val="single" w:sz="4" w:space="0" w:color="000000"/>
@@ -4569,7 +4515,6 @@
             </w:tcBorders>
             <w:shd w:val="clear" w:color="FFFFFF" w:fill="FFFFFF"/>
             <w:vAlign w:val="center"/>
-            <w:hideMark/>
           </w:tcPr>
           <w:p>
             <w:pPr>
@@ -4628,7 +4573,7 @@
         </w:tc>
         <w:tc>
           <w:tcPr>
-            <w:tcW w:w="1980" w:type="dxa"/>
+            <w:tcW w:w="2025" w:type="dxa"/>
             <w:tcBorders>
               <w:top w:val="nil"/>
               <w:left w:val="single" w:sz="4" w:space="0" w:color="000000"/>
@@ -4637,7 +4582,6 @@
             </w:tcBorders>
             <w:shd w:val="clear" w:color="auto" w:fill="auto"/>
             <w:vAlign w:val="bottom"/>
-            <w:hideMark/>
           </w:tcPr>
           <w:p>
             <w:pPr>
@@ -4659,13 +4603,23 @@
                 <w:szCs w:val="28"/>
                 <w:rtl/>
               </w:rPr>
+              <w:t xml:space="preserve">מנהל </w:t>
+            </w:r>
+            <w:r>
+              <w:rPr>
+                <w:rFonts w:ascii="Arial" w:eastAsia="Times New Roman" w:hAnsi="Arial" w:cs="Arial" w:hint="cs"/>
+                <w:color w:val="000000"/>
+                <w:sz w:val="28"/>
+                <w:szCs w:val="28"/>
+                <w:rtl/>
+              </w:rPr>
               <w:t>מערכת</w:t>
             </w:r>
           </w:p>
         </w:tc>
         <w:tc>
           <w:tcPr>
-            <w:tcW w:w="3820" w:type="dxa"/>
+            <w:tcW w:w="3907" w:type="dxa"/>
             <w:tcBorders>
               <w:top w:val="nil"/>
               <w:left w:val="single" w:sz="4" w:space="0" w:color="000000"/>
@@ -4674,7 +4628,6 @@
             </w:tcBorders>
             <w:shd w:val="clear" w:color="auto" w:fill="auto"/>
             <w:vAlign w:val="bottom"/>
-            <w:hideMark/>
           </w:tcPr>
           <w:p>
             <w:pPr>
@@ -4705,6 +4658,235 @@
                 <w:szCs w:val="28"/>
               </w:rPr>
               <w:t>FIREBASE</w:t>
+            </w:r>
+            <w:r>
+              <w:rPr>
+                <w:rFonts w:ascii="Arial" w:eastAsia="Times New Roman" w:hAnsi="Arial" w:cs="Arial" w:hint="cs"/>
+                <w:color w:val="000000"/>
+                <w:sz w:val="28"/>
+                <w:szCs w:val="28"/>
+                <w:rtl/>
+              </w:rPr>
+              <w:t>.</w:t>
+            </w:r>
+          </w:p>
+        </w:tc>
+      </w:tr>
+      <w:tr>
+        <w:trPr>
+          <w:trHeight w:val="685"/>
+        </w:trPr>
+        <w:tc>
+          <w:tcPr>
+            <w:tcW w:w="2721" w:type="dxa"/>
+            <w:tcBorders>
+              <w:top w:val="nil"/>
+              <w:left w:val="single" w:sz="4" w:space="0" w:color="000000"/>
+              <w:bottom w:val="single" w:sz="4" w:space="0" w:color="000000"/>
+              <w:right w:val="single" w:sz="4" w:space="0" w:color="000000"/>
+            </w:tcBorders>
+            <w:shd w:val="clear" w:color="auto" w:fill="auto"/>
+            <w:vAlign w:val="center"/>
+            <w:hideMark/>
+          </w:tcPr>
+          <w:p>
+            <w:pPr>
+              <w:spacing w:after="0" w:line="240" w:lineRule="auto"/>
+              <w:jc w:val="center"/>
+              <w:rPr>
+                <w:rFonts w:ascii="David" w:eastAsia="Times New Roman" w:hAnsi="David" w:cs="David"/>
+                <w:color w:val="000000"/>
+                <w:sz w:val="28"/>
+                <w:szCs w:val="28"/>
+              </w:rPr>
+            </w:pPr>
+            <w:r>
+              <w:rPr>
+                <w:rFonts w:ascii="David" w:eastAsia="Times New Roman" w:hAnsi="David" w:cs="David"/>
+                <w:color w:val="000000"/>
+                <w:sz w:val="28"/>
+                <w:szCs w:val="28"/>
+              </w:rPr>
+              <w:t>SUC-1</w:t>
+            </w:r>
+            <w:r>
+              <w:rPr>
+                <w:rFonts w:ascii="David" w:eastAsia="Times New Roman" w:hAnsi="David" w:cs="David"/>
+                <w:color w:val="000000"/>
+                <w:sz w:val="28"/>
+                <w:szCs w:val="28"/>
+              </w:rPr>
+              <w:t>2</w:t>
+            </w:r>
+          </w:p>
+        </w:tc>
+        <w:tc>
+          <w:tcPr>
+            <w:tcW w:w="2987" w:type="dxa"/>
+            <w:tcBorders>
+              <w:top w:val="nil"/>
+              <w:left w:val="single" w:sz="4" w:space="0" w:color="000000"/>
+              <w:bottom w:val="single" w:sz="4" w:space="0" w:color="000000"/>
+              <w:right w:val="single" w:sz="4" w:space="0" w:color="000000"/>
+            </w:tcBorders>
+            <w:shd w:val="clear" w:color="FFFFFF" w:fill="FFFFFF"/>
+            <w:vAlign w:val="center"/>
+            <w:hideMark/>
+          </w:tcPr>
+          <w:p>
+            <w:pPr>
+              <w:spacing w:after="0" w:line="240" w:lineRule="auto"/>
+              <w:jc w:val="center"/>
+              <w:rPr>
+                <w:rFonts w:ascii="David" w:eastAsia="Times New Roman" w:hAnsi="David" w:cs="David"/>
+                <w:color w:val="000000"/>
+                <w:sz w:val="28"/>
+                <w:szCs w:val="28"/>
+                <w:rtl/>
+              </w:rPr>
+            </w:pPr>
+            <w:r>
+              <w:rPr>
+                <w:rFonts w:ascii="David" w:hAnsi="David" w:cs="David"/>
+                <w:color w:val="000000"/>
+                <w:sz w:val="28"/>
+                <w:szCs w:val="28"/>
+                <w:rtl/>
+              </w:rPr>
+              <w:t>אישור הרשאות למיקרופון ומצלמה</w:t>
+            </w:r>
+          </w:p>
+        </w:tc>
+        <w:tc>
+          <w:tcPr>
+            <w:tcW w:w="2025" w:type="dxa"/>
+            <w:tcBorders>
+              <w:top w:val="nil"/>
+              <w:left w:val="single" w:sz="4" w:space="0" w:color="000000"/>
+              <w:bottom w:val="single" w:sz="4" w:space="0" w:color="000000"/>
+              <w:right w:val="single" w:sz="4" w:space="0" w:color="000000"/>
+            </w:tcBorders>
+            <w:shd w:val="clear" w:color="auto" w:fill="auto"/>
+            <w:vAlign w:val="bottom"/>
+            <w:hideMark/>
+          </w:tcPr>
+          <w:p>
+            <w:pPr>
+              <w:spacing w:after="0" w:line="240" w:lineRule="auto"/>
+              <w:jc w:val="center"/>
+              <w:rPr>
+                <w:rFonts w:ascii="Arial" w:eastAsia="Times New Roman" w:hAnsi="Arial" w:cs="Arial"/>
+                <w:color w:val="000000"/>
+                <w:sz w:val="28"/>
+                <w:szCs w:val="28"/>
+                <w:rtl/>
+              </w:rPr>
+            </w:pPr>
+            <w:r>
+              <w:rPr>
+                <w:rFonts w:ascii="Arial" w:eastAsia="Times New Roman" w:hAnsi="Arial" w:cs="Arial" w:hint="cs"/>
+                <w:color w:val="000000"/>
+                <w:sz w:val="28"/>
+                <w:szCs w:val="28"/>
+                <w:rtl/>
+              </w:rPr>
+              <w:t>משתמש</w:t>
+            </w:r>
+          </w:p>
+        </w:tc>
+        <w:tc>
+          <w:tcPr>
+            <w:tcW w:w="3907" w:type="dxa"/>
+            <w:tcBorders>
+              <w:top w:val="nil"/>
+              <w:left w:val="single" w:sz="4" w:space="0" w:color="000000"/>
+              <w:bottom w:val="single" w:sz="4" w:space="0" w:color="000000"/>
+              <w:right w:val="single" w:sz="4" w:space="0" w:color="000000"/>
+            </w:tcBorders>
+            <w:shd w:val="clear" w:color="auto" w:fill="auto"/>
+            <w:vAlign w:val="bottom"/>
+            <w:hideMark/>
+          </w:tcPr>
+          <w:p>
+            <w:pPr>
+              <w:spacing w:after="0" w:line="240" w:lineRule="auto"/>
+              <w:rPr>
+                <w:rFonts w:ascii="Arial" w:eastAsia="Times New Roman" w:hAnsi="Arial" w:cs="Arial"/>
+                <w:color w:val="000000"/>
+                <w:sz w:val="28"/>
+                <w:szCs w:val="28"/>
+                <w:rtl/>
+              </w:rPr>
+            </w:pPr>
+            <w:r>
+              <w:rPr>
+                <w:rFonts w:ascii="Arial" w:eastAsia="Times New Roman" w:hAnsi="Arial" w:cs="Arial"/>
+                <w:color w:val="000000"/>
+                <w:sz w:val="28"/>
+                <w:szCs w:val="28"/>
+                <w:rtl/>
+              </w:rPr>
+              <w:t>משתמש אשר רוצה ל</w:t>
+            </w:r>
+            <w:r>
+              <w:rPr>
+                <w:rFonts w:ascii="Arial" w:eastAsia="Times New Roman" w:hAnsi="Arial" w:cs="Arial" w:hint="cs"/>
+                <w:color w:val="000000"/>
+                <w:sz w:val="28"/>
+                <w:szCs w:val="28"/>
+                <w:rtl/>
+              </w:rPr>
+              <w:t>העניק</w:t>
+            </w:r>
+            <w:r>
+              <w:rPr>
+                <w:rFonts w:ascii="Arial" w:eastAsia="Times New Roman" w:hAnsi="Arial" w:cs="Arial"/>
+                <w:color w:val="000000"/>
+                <w:sz w:val="28"/>
+                <w:szCs w:val="28"/>
+                <w:rtl/>
+              </w:rPr>
+              <w:t xml:space="preserve"> הרשאות של </w:t>
+            </w:r>
+            <w:r>
+              <w:rPr>
+                <w:rFonts w:ascii="Arial" w:eastAsia="Times New Roman" w:hAnsi="Arial" w:cs="Arial" w:hint="cs"/>
+                <w:color w:val="000000"/>
+                <w:sz w:val="28"/>
+                <w:szCs w:val="28"/>
+                <w:rtl/>
+              </w:rPr>
+              <w:t>מיקרופון ומצלמה ל</w:t>
+            </w:r>
+            <w:r>
+              <w:rPr>
+                <w:rFonts w:ascii="Arial" w:eastAsia="Times New Roman" w:hAnsi="Arial" w:cs="Arial"/>
+                <w:color w:val="000000"/>
+                <w:sz w:val="28"/>
+                <w:szCs w:val="28"/>
+                <w:rtl/>
+              </w:rPr>
+              <w:t>אפליקצי</w:t>
+            </w:r>
+            <w:r>
+              <w:rPr>
+                <w:rFonts w:ascii="Arial" w:eastAsia="Times New Roman" w:hAnsi="Arial" w:cs="Arial" w:hint="cs"/>
+                <w:color w:val="000000"/>
+                <w:sz w:val="28"/>
+                <w:szCs w:val="28"/>
+                <w:rtl/>
+              </w:rPr>
+              <w:t xml:space="preserve">ה </w:t>
+            </w:r>
+            <w:r>
+              <w:rPr>
+                <w:rFonts w:ascii="Arial" w:eastAsia="Times New Roman" w:hAnsi="Arial" w:cs="Arial" w:hint="cs"/>
+                <w:color w:val="000000"/>
+                <w:sz w:val="28"/>
+                <w:szCs w:val="28"/>
+                <w:rtl/>
+              </w:rPr>
+              <w:t>המבקשת הרשאות</w:t>
             </w:r>
             <w:r>
               <w:rPr>
@@ -4763,7 +4945,6 @@
           <w:u w:val="single"/>
           <w:rtl/>
         </w:rPr>
-        <w:lastRenderedPageBreak/>
         <w:t xml:space="preserve">תרשים תהליכי המערכת </w:t>
       </w:r>
       <w:r>
@@ -4795,17 +4976,6 @@
           <w:szCs w:val="28"/>
         </w:rPr>
       </w:pPr>
-    </w:p>
-    <w:p>
-      <w:pPr>
-        <w:bidi w:val="0"/>
-        <w:rPr>
-          <w:rFonts w:asciiTheme="minorBidi" w:hAnsiTheme="minorBidi"/>
-          <w:sz w:val="28"/>
-          <w:szCs w:val="28"/>
-          <w:rtl/>
-        </w:rPr>
-      </w:pPr>
       <w:r>
         <w:rPr>
           <w:rFonts w:asciiTheme="minorBidi" w:hAnsiTheme="minorBidi"/>
@@ -4814,57 +4984,47 @@
           <w:szCs w:val="28"/>
         </w:rPr>
         <w:drawing>
-          <wp:anchor distT="0" distB="0" distL="114300" distR="114300" simplePos="0" relativeHeight="251667456" behindDoc="1" locked="0" layoutInCell="1" allowOverlap="1" wp14:anchorId="7823F7E0" wp14:editId="7EF8E767">
+          <wp:anchor distT="0" distB="0" distL="114300" distR="114300" simplePos="0" relativeHeight="251658251" behindDoc="1" locked="0" layoutInCell="1" allowOverlap="1" wp14:anchorId="330BD7E9" wp14:editId="37259E0B">
             <wp:simplePos x="0" y="0"/>
-            <wp:positionH relativeFrom="column">
-              <wp:posOffset>-716280</wp:posOffset>
+            <wp:positionH relativeFrom="margin">
+              <wp:posOffset>-582468</wp:posOffset>
             </wp:positionH>
             <wp:positionV relativeFrom="paragraph">
-              <wp:posOffset>174625</wp:posOffset>
+              <wp:posOffset>346017</wp:posOffset>
             </wp:positionV>
-            <wp:extent cx="6868795" cy="5928360"/>
+            <wp:extent cx="6630035" cy="5334000"/>
             <wp:effectExtent l="0" t="0" r="0" b="0"/>
             <wp:wrapTight wrapText="bothSides">
               <wp:wrapPolygon edited="0">
-                <wp:start x="5092" y="208"/>
-                <wp:lineTo x="4912" y="4789"/>
-                <wp:lineTo x="2875" y="7010"/>
-                <wp:lineTo x="1198" y="7704"/>
-                <wp:lineTo x="839" y="7913"/>
-                <wp:lineTo x="719" y="8537"/>
-                <wp:lineTo x="839" y="9023"/>
-                <wp:lineTo x="1078" y="9231"/>
-                <wp:lineTo x="719" y="10203"/>
-                <wp:lineTo x="599" y="10550"/>
-                <wp:lineTo x="599" y="10897"/>
-                <wp:lineTo x="2756" y="11452"/>
-                <wp:lineTo x="3475" y="12563"/>
-                <wp:lineTo x="1018" y="13674"/>
-                <wp:lineTo x="719" y="14298"/>
-                <wp:lineTo x="719" y="14576"/>
-                <wp:lineTo x="1078" y="14784"/>
-                <wp:lineTo x="719" y="15895"/>
-                <wp:lineTo x="120" y="16589"/>
-                <wp:lineTo x="240" y="16797"/>
-                <wp:lineTo x="3295" y="17005"/>
-                <wp:lineTo x="3295" y="19226"/>
-                <wp:lineTo x="5032" y="20337"/>
-                <wp:lineTo x="5092" y="21308"/>
-                <wp:lineTo x="20068" y="21308"/>
-                <wp:lineTo x="20068" y="14784"/>
-                <wp:lineTo x="20727" y="14784"/>
-                <wp:lineTo x="21506" y="14159"/>
-                <wp:lineTo x="21446" y="13674"/>
-                <wp:lineTo x="21027" y="12563"/>
-                <wp:lineTo x="21267" y="12563"/>
-                <wp:lineTo x="21386" y="12008"/>
-                <wp:lineTo x="21207" y="11452"/>
-                <wp:lineTo x="20068" y="10342"/>
-                <wp:lineTo x="20068" y="208"/>
-                <wp:lineTo x="5092" y="208"/>
+                <wp:start x="4344" y="154"/>
+                <wp:lineTo x="4344" y="1543"/>
+                <wp:lineTo x="3227" y="1929"/>
+                <wp:lineTo x="3103" y="2083"/>
+                <wp:lineTo x="3103" y="6480"/>
+                <wp:lineTo x="559" y="6789"/>
+                <wp:lineTo x="310" y="7560"/>
+                <wp:lineTo x="621" y="7714"/>
+                <wp:lineTo x="186" y="9180"/>
+                <wp:lineTo x="186" y="9489"/>
+                <wp:lineTo x="2110" y="10183"/>
+                <wp:lineTo x="4282" y="13886"/>
+                <wp:lineTo x="1303" y="14580"/>
+                <wp:lineTo x="993" y="14734"/>
+                <wp:lineTo x="869" y="15351"/>
+                <wp:lineTo x="993" y="16354"/>
+                <wp:lineTo x="248" y="17280"/>
+                <wp:lineTo x="310" y="17434"/>
+                <wp:lineTo x="2979" y="17589"/>
+                <wp:lineTo x="2979" y="19286"/>
+                <wp:lineTo x="3848" y="20057"/>
+                <wp:lineTo x="4344" y="20057"/>
+                <wp:lineTo x="4344" y="21369"/>
+                <wp:lineTo x="21412" y="21369"/>
+                <wp:lineTo x="21412" y="154"/>
+                <wp:lineTo x="4344" y="154"/>
               </wp:wrapPolygon>
             </wp:wrapTight>
-            <wp:docPr id="1" name="תמונה 1"/>
+            <wp:docPr id="16" name="תמונה 16"/>
             <wp:cNvGraphicFramePr>
               <a:graphicFrameLocks xmlns:a="http://schemas.openxmlformats.org/drawingml/2006/main" noChangeAspect="1"/>
             </wp:cNvGraphicFramePr>
@@ -4893,7 +5053,7 @@
                   <pic:spPr bwMode="auto">
                     <a:xfrm>
                       <a:off x="0" y="0"/>
-                      <a:ext cx="6868795" cy="5928360"/>
+                      <a:ext cx="6630035" cy="5334000"/>
                     </a:xfrm>
                     <a:prstGeom prst="rect">
                       <a:avLst/>
@@ -4915,6 +5075,26 @@
           </wp:anchor>
         </w:drawing>
       </w:r>
+    </w:p>
+    <w:p>
+      <w:pPr>
+        <w:bidi w:val="0"/>
+        <w:rPr>
+          <w:rFonts w:asciiTheme="minorBidi" w:hAnsiTheme="minorBidi"/>
+          <w:sz w:val="28"/>
+          <w:szCs w:val="28"/>
+          <w:rtl/>
+        </w:rPr>
+      </w:pPr>
+      <w:r>
+        <w:rPr>
+          <w:rFonts w:asciiTheme="minorBidi" w:hAnsiTheme="minorBidi"/>
+          <w:sz w:val="28"/>
+          <w:szCs w:val="28"/>
+          <w:rtl/>
+        </w:rPr>
+        <w:t xml:space="preserve"> </w:t>
+      </w:r>
       <w:r>
         <w:rPr>
           <w:rFonts w:asciiTheme="minorBidi" w:hAnsiTheme="minorBidi"/>
@@ -5313,31 +5493,17 @@
                 <w:szCs w:val="28"/>
               </w:rPr>
             </w:pPr>
-            <w:proofErr w:type="spellStart"/>
-            <w:r>
-              <w:rPr>
-                <w:rFonts w:asciiTheme="minorBidi" w:eastAsia="Times New Roman" w:hAnsiTheme="minorBidi"/>
-                <w:b/>
-                <w:bCs/>
-                <w:color w:val="000000"/>
-                <w:sz w:val="28"/>
-                <w:szCs w:val="28"/>
-                <w:rtl/>
-              </w:rPr>
-              <w:t>ב"ע</w:t>
-            </w:r>
-            <w:proofErr w:type="spellEnd"/>
-            <w:r>
-              <w:rPr>
-                <w:rFonts w:asciiTheme="minorBidi" w:eastAsia="Times New Roman" w:hAnsiTheme="minorBidi"/>
-                <w:b/>
-                <w:bCs/>
-                <w:color w:val="000000"/>
-                <w:sz w:val="28"/>
-                <w:szCs w:val="28"/>
-                <w:rtl/>
-              </w:rPr>
-              <w:t xml:space="preserve"> ואינטרסים</w:t>
+            <w:r>
+              <w:rPr>
+                <w:rFonts w:asciiTheme="minorBidi" w:eastAsia="Times New Roman" w:hAnsiTheme="minorBidi"/>
+                <w:b/>
+                <w:bCs/>
+                <w:color w:val="000000"/>
+                <w:sz w:val="28"/>
+                <w:szCs w:val="28"/>
+                <w:rtl/>
+              </w:rPr>
+              <w:t>ב"ע ואינטרסים</w:t>
             </w:r>
           </w:p>
         </w:tc>
@@ -6313,7 +6479,7 @@
         </w:rPr>
         <w:lastRenderedPageBreak/>
         <w:drawing>
-          <wp:anchor distT="0" distB="0" distL="114300" distR="114300" simplePos="0" relativeHeight="251659264" behindDoc="1" locked="0" layoutInCell="1" allowOverlap="1" wp14:anchorId="06A4EAE3" wp14:editId="1A531A4C">
+          <wp:anchor distT="0" distB="0" distL="114300" distR="114300" simplePos="0" relativeHeight="251658240" behindDoc="1" locked="0" layoutInCell="1" allowOverlap="1" wp14:anchorId="06A4EAE3" wp14:editId="1A531A4C">
             <wp:simplePos x="0" y="0"/>
             <wp:positionH relativeFrom="column">
               <wp:posOffset>-147320</wp:posOffset>
@@ -6889,31 +7055,17 @@
                 <w:rtl/>
               </w:rPr>
             </w:pPr>
-            <w:proofErr w:type="spellStart"/>
-            <w:r>
-              <w:rPr>
-                <w:rFonts w:asciiTheme="minorBidi" w:eastAsia="Times New Roman" w:hAnsiTheme="minorBidi"/>
-                <w:b/>
-                <w:bCs/>
-                <w:color w:val="000000"/>
-                <w:sz w:val="28"/>
-                <w:szCs w:val="28"/>
-                <w:rtl/>
-              </w:rPr>
-              <w:t>ב"ע</w:t>
-            </w:r>
-            <w:proofErr w:type="spellEnd"/>
-            <w:r>
-              <w:rPr>
-                <w:rFonts w:asciiTheme="minorBidi" w:eastAsia="Times New Roman" w:hAnsiTheme="minorBidi"/>
-                <w:b/>
-                <w:bCs/>
-                <w:color w:val="000000"/>
-                <w:sz w:val="28"/>
-                <w:szCs w:val="28"/>
-                <w:rtl/>
-              </w:rPr>
-              <w:t xml:space="preserve"> ואינטרסים</w:t>
+            <w:r>
+              <w:rPr>
+                <w:rFonts w:asciiTheme="minorBidi" w:eastAsia="Times New Roman" w:hAnsiTheme="minorBidi"/>
+                <w:b/>
+                <w:bCs/>
+                <w:color w:val="000000"/>
+                <w:sz w:val="28"/>
+                <w:szCs w:val="28"/>
+                <w:rtl/>
+              </w:rPr>
+              <w:t>ב"ע ואינטרסים</w:t>
             </w:r>
           </w:p>
         </w:tc>
@@ -7648,7 +7800,7 @@
         </w:rPr>
         <w:lastRenderedPageBreak/>
         <w:drawing>
-          <wp:anchor distT="0" distB="0" distL="114300" distR="114300" simplePos="0" relativeHeight="251660288" behindDoc="1" locked="0" layoutInCell="1" allowOverlap="1" wp14:anchorId="470C0E2D" wp14:editId="4AD1F7B9">
+          <wp:anchor distT="0" distB="0" distL="114300" distR="114300" simplePos="0" relativeHeight="251658241" behindDoc="1" locked="0" layoutInCell="1" allowOverlap="1" wp14:anchorId="470C0E2D" wp14:editId="4AD1F7B9">
             <wp:simplePos x="0" y="0"/>
             <wp:positionH relativeFrom="margin">
               <wp:align>right</wp:align>
@@ -8008,31 +8160,17 @@
                 <w:rtl/>
               </w:rPr>
             </w:pPr>
-            <w:proofErr w:type="spellStart"/>
-            <w:r>
-              <w:rPr>
-                <w:rFonts w:asciiTheme="minorBidi" w:eastAsia="Times New Roman" w:hAnsiTheme="minorBidi"/>
-                <w:b/>
-                <w:bCs/>
-                <w:color w:val="000000"/>
-                <w:sz w:val="28"/>
-                <w:szCs w:val="28"/>
-                <w:rtl/>
-              </w:rPr>
-              <w:t>ב"ע</w:t>
-            </w:r>
-            <w:proofErr w:type="spellEnd"/>
-            <w:r>
-              <w:rPr>
-                <w:rFonts w:asciiTheme="minorBidi" w:eastAsia="Times New Roman" w:hAnsiTheme="minorBidi"/>
-                <w:b/>
-                <w:bCs/>
-                <w:color w:val="000000"/>
-                <w:sz w:val="28"/>
-                <w:szCs w:val="28"/>
-                <w:rtl/>
-              </w:rPr>
-              <w:t xml:space="preserve"> ואינטרסים</w:t>
+            <w:r>
+              <w:rPr>
+                <w:rFonts w:asciiTheme="minorBidi" w:eastAsia="Times New Roman" w:hAnsiTheme="minorBidi"/>
+                <w:b/>
+                <w:bCs/>
+                <w:color w:val="000000"/>
+                <w:sz w:val="28"/>
+                <w:szCs w:val="28"/>
+                <w:rtl/>
+              </w:rPr>
+              <w:t>ב"ע ואינטרסים</w:t>
             </w:r>
           </w:p>
         </w:tc>
@@ -9027,31 +9165,17 @@
                 <w:rtl/>
               </w:rPr>
             </w:pPr>
-            <w:proofErr w:type="spellStart"/>
-            <w:r>
-              <w:rPr>
-                <w:rFonts w:asciiTheme="minorBidi" w:eastAsia="Times New Roman" w:hAnsiTheme="minorBidi"/>
-                <w:b/>
-                <w:bCs/>
-                <w:color w:val="000000"/>
-                <w:sz w:val="28"/>
-                <w:szCs w:val="28"/>
-                <w:rtl/>
-              </w:rPr>
-              <w:t>ב"ע</w:t>
-            </w:r>
-            <w:proofErr w:type="spellEnd"/>
-            <w:r>
-              <w:rPr>
-                <w:rFonts w:asciiTheme="minorBidi" w:eastAsia="Times New Roman" w:hAnsiTheme="minorBidi"/>
-                <w:b/>
-                <w:bCs/>
-                <w:color w:val="000000"/>
-                <w:sz w:val="28"/>
-                <w:szCs w:val="28"/>
-                <w:rtl/>
-              </w:rPr>
-              <w:t xml:space="preserve"> ואינטרסים</w:t>
+            <w:r>
+              <w:rPr>
+                <w:rFonts w:asciiTheme="minorBidi" w:eastAsia="Times New Roman" w:hAnsiTheme="minorBidi"/>
+                <w:b/>
+                <w:bCs/>
+                <w:color w:val="000000"/>
+                <w:sz w:val="28"/>
+                <w:szCs w:val="28"/>
+                <w:rtl/>
+              </w:rPr>
+              <w:t>ב"ע ואינטרסים</w:t>
             </w:r>
           </w:p>
         </w:tc>
@@ -10116,31 +10240,17 @@
                 <w:rtl/>
               </w:rPr>
             </w:pPr>
-            <w:proofErr w:type="spellStart"/>
-            <w:r>
-              <w:rPr>
-                <w:rFonts w:asciiTheme="minorBidi" w:eastAsia="Times New Roman" w:hAnsiTheme="minorBidi"/>
-                <w:b/>
-                <w:bCs/>
-                <w:color w:val="000000"/>
-                <w:sz w:val="28"/>
-                <w:szCs w:val="28"/>
-                <w:rtl/>
-              </w:rPr>
-              <w:t>ב"ע</w:t>
-            </w:r>
-            <w:proofErr w:type="spellEnd"/>
-            <w:r>
-              <w:rPr>
-                <w:rFonts w:asciiTheme="minorBidi" w:eastAsia="Times New Roman" w:hAnsiTheme="minorBidi"/>
-                <w:b/>
-                <w:bCs/>
-                <w:color w:val="000000"/>
-                <w:sz w:val="28"/>
-                <w:szCs w:val="28"/>
-                <w:rtl/>
-              </w:rPr>
-              <w:t xml:space="preserve"> ואינטרסים</w:t>
+            <w:r>
+              <w:rPr>
+                <w:rFonts w:asciiTheme="minorBidi" w:eastAsia="Times New Roman" w:hAnsiTheme="minorBidi"/>
+                <w:b/>
+                <w:bCs/>
+                <w:color w:val="000000"/>
+                <w:sz w:val="28"/>
+                <w:szCs w:val="28"/>
+                <w:rtl/>
+              </w:rPr>
+              <w:t>ב"ע ואינטרסים</w:t>
             </w:r>
           </w:p>
         </w:tc>
@@ -10803,7 +10913,7 @@
           <w:szCs w:val="28"/>
         </w:rPr>
         <w:drawing>
-          <wp:anchor distT="0" distB="0" distL="114300" distR="114300" simplePos="0" relativeHeight="251661312" behindDoc="1" locked="0" layoutInCell="1" allowOverlap="1" wp14:anchorId="0A4B3B9D" wp14:editId="66B3E892">
+          <wp:anchor distT="0" distB="0" distL="114300" distR="114300" simplePos="0" relativeHeight="251658242" behindDoc="1" locked="0" layoutInCell="1" allowOverlap="1" wp14:anchorId="0A4B3B9D" wp14:editId="66B3E892">
             <wp:simplePos x="0" y="0"/>
             <wp:positionH relativeFrom="margin">
               <wp:posOffset>-45720</wp:posOffset>
@@ -11164,31 +11274,17 @@
                 <w:rtl/>
               </w:rPr>
             </w:pPr>
-            <w:proofErr w:type="spellStart"/>
-            <w:r>
-              <w:rPr>
-                <w:rFonts w:ascii="David" w:eastAsia="Times New Roman" w:hAnsi="David" w:cs="David"/>
-                <w:b/>
-                <w:bCs/>
-                <w:color w:val="000000"/>
-                <w:sz w:val="28"/>
-                <w:szCs w:val="28"/>
-                <w:rtl/>
-              </w:rPr>
-              <w:t>ב"ע</w:t>
-            </w:r>
-            <w:proofErr w:type="spellEnd"/>
-            <w:r>
-              <w:rPr>
-                <w:rFonts w:ascii="David" w:eastAsia="Times New Roman" w:hAnsi="David" w:cs="David"/>
-                <w:b/>
-                <w:bCs/>
-                <w:color w:val="000000"/>
-                <w:sz w:val="28"/>
-                <w:szCs w:val="28"/>
-                <w:rtl/>
-              </w:rPr>
-              <w:t xml:space="preserve"> ואינטרסים</w:t>
+            <w:r>
+              <w:rPr>
+                <w:rFonts w:ascii="David" w:eastAsia="Times New Roman" w:hAnsi="David" w:cs="David"/>
+                <w:b/>
+                <w:bCs/>
+                <w:color w:val="000000"/>
+                <w:sz w:val="28"/>
+                <w:szCs w:val="28"/>
+                <w:rtl/>
+              </w:rPr>
+              <w:t>ב"ע ואינטרסים</w:t>
             </w:r>
           </w:p>
         </w:tc>
@@ -12212,31 +12308,17 @@
                 <w:rtl/>
               </w:rPr>
             </w:pPr>
-            <w:proofErr w:type="spellStart"/>
-            <w:r>
-              <w:rPr>
-                <w:rFonts w:ascii="David" w:eastAsia="Times New Roman" w:hAnsi="David" w:cs="David"/>
-                <w:b/>
-                <w:bCs/>
-                <w:color w:val="000000"/>
-                <w:sz w:val="28"/>
-                <w:szCs w:val="28"/>
-                <w:rtl/>
-              </w:rPr>
-              <w:t>ב"ע</w:t>
-            </w:r>
-            <w:proofErr w:type="spellEnd"/>
-            <w:r>
-              <w:rPr>
-                <w:rFonts w:ascii="David" w:eastAsia="Times New Roman" w:hAnsi="David" w:cs="David"/>
-                <w:b/>
-                <w:bCs/>
-                <w:color w:val="000000"/>
-                <w:sz w:val="28"/>
-                <w:szCs w:val="28"/>
-                <w:rtl/>
-              </w:rPr>
-              <w:t xml:space="preserve"> ואינטרסים</w:t>
+            <w:r>
+              <w:rPr>
+                <w:rFonts w:ascii="David" w:eastAsia="Times New Roman" w:hAnsi="David" w:cs="David"/>
+                <w:b/>
+                <w:bCs/>
+                <w:color w:val="000000"/>
+                <w:sz w:val="28"/>
+                <w:szCs w:val="28"/>
+                <w:rtl/>
+              </w:rPr>
+              <w:t>ב"ע ואינטרסים</w:t>
             </w:r>
           </w:p>
         </w:tc>
@@ -13115,7 +13197,7 @@
           <w:szCs w:val="28"/>
         </w:rPr>
         <w:drawing>
-          <wp:anchor distT="0" distB="0" distL="114300" distR="114300" simplePos="0" relativeHeight="251662336" behindDoc="1" locked="0" layoutInCell="1" allowOverlap="1" wp14:anchorId="35BDFE5C" wp14:editId="18999764">
+          <wp:anchor distT="0" distB="0" distL="114300" distR="114300" simplePos="0" relativeHeight="251658243" behindDoc="1" locked="0" layoutInCell="1" allowOverlap="1" wp14:anchorId="35BDFE5C" wp14:editId="18999764">
             <wp:simplePos x="0" y="0"/>
             <wp:positionH relativeFrom="margin">
               <wp:posOffset>-670560</wp:posOffset>
@@ -13698,31 +13780,17 @@
                 <w:rtl/>
               </w:rPr>
             </w:pPr>
-            <w:proofErr w:type="spellStart"/>
-            <w:r>
-              <w:rPr>
-                <w:rFonts w:ascii="David" w:eastAsia="Times New Roman" w:hAnsi="David" w:cs="David"/>
-                <w:b/>
-                <w:bCs/>
-                <w:color w:val="000000"/>
-                <w:sz w:val="28"/>
-                <w:szCs w:val="28"/>
-                <w:rtl/>
-              </w:rPr>
-              <w:t>ב"ע</w:t>
-            </w:r>
-            <w:proofErr w:type="spellEnd"/>
-            <w:r>
-              <w:rPr>
-                <w:rFonts w:ascii="David" w:eastAsia="Times New Roman" w:hAnsi="David" w:cs="David"/>
-                <w:b/>
-                <w:bCs/>
-                <w:color w:val="000000"/>
-                <w:sz w:val="28"/>
-                <w:szCs w:val="28"/>
-                <w:rtl/>
-              </w:rPr>
-              <w:t xml:space="preserve"> ואינטרסים</w:t>
+            <w:r>
+              <w:rPr>
+                <w:rFonts w:ascii="David" w:eastAsia="Times New Roman" w:hAnsi="David" w:cs="David"/>
+                <w:b/>
+                <w:bCs/>
+                <w:color w:val="000000"/>
+                <w:sz w:val="28"/>
+                <w:szCs w:val="28"/>
+                <w:rtl/>
+              </w:rPr>
+              <w:t>ב"ע ואינטרסים</w:t>
             </w:r>
           </w:p>
         </w:tc>
@@ -14452,7 +14520,7 @@
         </w:rPr>
         <w:lastRenderedPageBreak/>
         <w:drawing>
-          <wp:anchor distT="0" distB="0" distL="114300" distR="114300" simplePos="0" relativeHeight="251663360" behindDoc="1" locked="0" layoutInCell="1" allowOverlap="1" wp14:anchorId="4031ADA6" wp14:editId="04496CF3">
+          <wp:anchor distT="0" distB="0" distL="114300" distR="114300" simplePos="0" relativeHeight="251658244" behindDoc="1" locked="0" layoutInCell="1" allowOverlap="1" wp14:anchorId="4031ADA6" wp14:editId="04496CF3">
             <wp:simplePos x="0" y="0"/>
             <wp:positionH relativeFrom="margin">
               <wp:align>center</wp:align>
@@ -14876,31 +14944,17 @@
                 <w:rtl/>
               </w:rPr>
             </w:pPr>
-            <w:proofErr w:type="spellStart"/>
-            <w:r>
-              <w:rPr>
-                <w:rFonts w:ascii="David" w:eastAsia="Times New Roman" w:hAnsi="David" w:cs="David"/>
-                <w:b/>
-                <w:bCs/>
-                <w:color w:val="000000"/>
-                <w:sz w:val="28"/>
-                <w:szCs w:val="28"/>
-                <w:rtl/>
-              </w:rPr>
-              <w:t>ב"ע</w:t>
-            </w:r>
-            <w:proofErr w:type="spellEnd"/>
-            <w:r>
-              <w:rPr>
-                <w:rFonts w:ascii="David" w:eastAsia="Times New Roman" w:hAnsi="David" w:cs="David"/>
-                <w:b/>
-                <w:bCs/>
-                <w:color w:val="000000"/>
-                <w:sz w:val="28"/>
-                <w:szCs w:val="28"/>
-                <w:rtl/>
-              </w:rPr>
-              <w:t xml:space="preserve"> ואינטרסים</w:t>
+            <w:r>
+              <w:rPr>
+                <w:rFonts w:ascii="David" w:eastAsia="Times New Roman" w:hAnsi="David" w:cs="David"/>
+                <w:b/>
+                <w:bCs/>
+                <w:color w:val="000000"/>
+                <w:sz w:val="28"/>
+                <w:szCs w:val="28"/>
+                <w:rtl/>
+              </w:rPr>
+              <w:t>ב"ע ואינטרסים</w:t>
             </w:r>
           </w:p>
         </w:tc>
@@ -15717,7 +15771,7 @@
         </w:rPr>
         <w:lastRenderedPageBreak/>
         <w:drawing>
-          <wp:anchor distT="0" distB="0" distL="114300" distR="114300" simplePos="0" relativeHeight="251664384" behindDoc="1" locked="0" layoutInCell="1" allowOverlap="1" wp14:anchorId="2D2B980D" wp14:editId="66B1D422">
+          <wp:anchor distT="0" distB="0" distL="114300" distR="114300" simplePos="0" relativeHeight="251658245" behindDoc="1" locked="0" layoutInCell="1" allowOverlap="1" wp14:anchorId="2D2B980D" wp14:editId="66B1D422">
             <wp:simplePos x="0" y="0"/>
             <wp:positionH relativeFrom="margin">
               <wp:posOffset>-715010</wp:posOffset>
@@ -16090,31 +16144,17 @@
                 <w:rtl/>
               </w:rPr>
             </w:pPr>
-            <w:proofErr w:type="spellStart"/>
-            <w:r>
-              <w:rPr>
-                <w:rFonts w:ascii="David" w:eastAsia="Times New Roman" w:hAnsi="David" w:cs="David"/>
-                <w:b/>
-                <w:bCs/>
-                <w:color w:val="000000"/>
-                <w:sz w:val="28"/>
-                <w:szCs w:val="28"/>
-                <w:rtl/>
-              </w:rPr>
-              <w:t>ב"ע</w:t>
-            </w:r>
-            <w:proofErr w:type="spellEnd"/>
-            <w:r>
-              <w:rPr>
-                <w:rFonts w:ascii="David" w:eastAsia="Times New Roman" w:hAnsi="David" w:cs="David"/>
-                <w:b/>
-                <w:bCs/>
-                <w:color w:val="000000"/>
-                <w:sz w:val="28"/>
-                <w:szCs w:val="28"/>
-                <w:rtl/>
-              </w:rPr>
-              <w:t xml:space="preserve"> ואינטרסים</w:t>
+            <w:r>
+              <w:rPr>
+                <w:rFonts w:ascii="David" w:eastAsia="Times New Roman" w:hAnsi="David" w:cs="David"/>
+                <w:b/>
+                <w:bCs/>
+                <w:color w:val="000000"/>
+                <w:sz w:val="28"/>
+                <w:szCs w:val="28"/>
+                <w:rtl/>
+              </w:rPr>
+              <w:t>ב"ע ואינטרסים</w:t>
             </w:r>
           </w:p>
         </w:tc>
@@ -16829,7 +16869,7 @@
           <w:szCs w:val="28"/>
         </w:rPr>
         <w:drawing>
-          <wp:anchor distT="0" distB="0" distL="114300" distR="114300" simplePos="0" relativeHeight="251665408" behindDoc="1" locked="0" layoutInCell="1" allowOverlap="1" wp14:anchorId="64963A31" wp14:editId="1E4FB9C9">
+          <wp:anchor distT="0" distB="0" distL="114300" distR="114300" simplePos="0" relativeHeight="251658246" behindDoc="1" locked="0" layoutInCell="1" allowOverlap="1" wp14:anchorId="64963A31" wp14:editId="1E4FB9C9">
             <wp:simplePos x="0" y="0"/>
             <wp:positionH relativeFrom="column">
               <wp:posOffset>297180</wp:posOffset>
@@ -17330,31 +17370,17 @@
                 <w:rtl/>
               </w:rPr>
             </w:pPr>
-            <w:proofErr w:type="spellStart"/>
-            <w:r>
-              <w:rPr>
-                <w:rFonts w:ascii="David" w:eastAsia="Times New Roman" w:hAnsi="David" w:cs="David"/>
-                <w:b/>
-                <w:bCs/>
-                <w:color w:val="000000"/>
-                <w:sz w:val="28"/>
-                <w:szCs w:val="28"/>
-                <w:rtl/>
-              </w:rPr>
-              <w:t>ב"ע</w:t>
-            </w:r>
-            <w:proofErr w:type="spellEnd"/>
-            <w:r>
-              <w:rPr>
-                <w:rFonts w:ascii="David" w:eastAsia="Times New Roman" w:hAnsi="David" w:cs="David"/>
-                <w:b/>
-                <w:bCs/>
-                <w:color w:val="000000"/>
-                <w:sz w:val="28"/>
-                <w:szCs w:val="28"/>
-                <w:rtl/>
-              </w:rPr>
-              <w:t xml:space="preserve"> ואינטרסים</w:t>
+            <w:r>
+              <w:rPr>
+                <w:rFonts w:ascii="David" w:eastAsia="Times New Roman" w:hAnsi="David" w:cs="David"/>
+                <w:b/>
+                <w:bCs/>
+                <w:color w:val="000000"/>
+                <w:sz w:val="28"/>
+                <w:szCs w:val="28"/>
+                <w:rtl/>
+              </w:rPr>
+              <w:t>ב"ע ואינטרסים</w:t>
             </w:r>
           </w:p>
         </w:tc>
@@ -18241,7 +18267,7 @@
           <w:szCs w:val="28"/>
         </w:rPr>
         <w:drawing>
-          <wp:anchor distT="0" distB="0" distL="114300" distR="114300" simplePos="0" relativeHeight="251666432" behindDoc="1" locked="0" layoutInCell="1" allowOverlap="1" wp14:anchorId="0CA1D36B" wp14:editId="29DCB764">
+          <wp:anchor distT="0" distB="0" distL="114300" distR="114300" simplePos="0" relativeHeight="251658247" behindDoc="1" locked="0" layoutInCell="1" allowOverlap="1" wp14:anchorId="0CA1D36B" wp14:editId="6763B777">
             <wp:simplePos x="0" y="0"/>
             <wp:positionH relativeFrom="column">
               <wp:posOffset>-487680</wp:posOffset>
@@ -18350,6 +18376,812 @@
         </w:drawing>
       </w:r>
     </w:p>
+    <w:p>
+      <w:pPr>
+        <w:bidi w:val="0"/>
+        <w:rPr>
+          <w:rFonts w:asciiTheme="minorBidi" w:hAnsiTheme="minorBidi"/>
+          <w:sz w:val="28"/>
+          <w:szCs w:val="28"/>
+        </w:rPr>
+      </w:pPr>
+    </w:p>
+    <w:p>
+      <w:pPr>
+        <w:bidi w:val="0"/>
+        <w:rPr>
+          <w:rFonts w:asciiTheme="minorBidi" w:hAnsiTheme="minorBidi"/>
+          <w:sz w:val="28"/>
+          <w:szCs w:val="28"/>
+        </w:rPr>
+      </w:pPr>
+    </w:p>
+    <w:p>
+      <w:pPr>
+        <w:bidi w:val="0"/>
+        <w:rPr>
+          <w:rFonts w:asciiTheme="minorBidi" w:hAnsiTheme="minorBidi"/>
+          <w:sz w:val="28"/>
+          <w:szCs w:val="28"/>
+        </w:rPr>
+      </w:pPr>
+    </w:p>
+    <w:p>
+      <w:pPr>
+        <w:tabs>
+          <w:tab w:val="left" w:pos="4844"/>
+        </w:tabs>
+        <w:bidi w:val="0"/>
+        <w:rPr>
+          <w:rFonts w:asciiTheme="minorBidi" w:hAnsiTheme="minorBidi"/>
+          <w:sz w:val="28"/>
+          <w:szCs w:val="28"/>
+        </w:rPr>
+      </w:pPr>
+    </w:p>
+    <w:p>
+      <w:pPr>
+        <w:bidi w:val="0"/>
+        <w:rPr>
+          <w:rFonts w:asciiTheme="minorBidi" w:hAnsiTheme="minorBidi"/>
+          <w:sz w:val="28"/>
+          <w:szCs w:val="28"/>
+        </w:rPr>
+      </w:pPr>
+      <w:r>
+        <w:rPr>
+          <w:rFonts w:asciiTheme="minorBidi" w:hAnsiTheme="minorBidi"/>
+          <w:sz w:val="28"/>
+          <w:szCs w:val="28"/>
+        </w:rPr>
+        <w:br w:type="page"/>
+      </w:r>
+    </w:p>
+    <w:tbl>
+      <w:tblPr>
+        <w:bidiVisual/>
+        <w:tblW w:w="9136" w:type="dxa"/>
+        <w:tblLook w:val="04A0" w:firstRow="1" w:lastRow="0" w:firstColumn="1" w:lastColumn="0" w:noHBand="0" w:noVBand="1"/>
+      </w:tblPr>
+      <w:tblGrid>
+        <w:gridCol w:w="3997"/>
+        <w:gridCol w:w="5139"/>
+      </w:tblGrid>
+      <w:tr>
+        <w:trPr>
+          <w:trHeight w:val="737"/>
+        </w:trPr>
+        <w:tc>
+          <w:tcPr>
+            <w:tcW w:w="3997" w:type="dxa"/>
+            <w:tcBorders>
+              <w:top w:val="single" w:sz="8" w:space="0" w:color="000000"/>
+              <w:left w:val="single" w:sz="8" w:space="0" w:color="000000"/>
+              <w:bottom w:val="single" w:sz="8" w:space="0" w:color="000000"/>
+              <w:right w:val="single" w:sz="8" w:space="0" w:color="000000"/>
+            </w:tcBorders>
+            <w:shd w:val="clear" w:color="FFFF00" w:fill="FFFF00"/>
+            <w:vAlign w:val="center"/>
+            <w:hideMark/>
+          </w:tcPr>
+          <w:p>
+            <w:pPr>
+              <w:spacing w:after="0" w:line="240" w:lineRule="auto"/>
+              <w:rPr>
+                <w:rFonts w:ascii="Calibri" w:eastAsia="Times New Roman" w:hAnsi="Calibri" w:cs="Calibri"/>
+                <w:b/>
+                <w:bCs/>
+                <w:color w:val="000000"/>
+                <w:sz w:val="28"/>
+                <w:szCs w:val="28"/>
+              </w:rPr>
+            </w:pPr>
+            <w:r>
+              <w:rPr>
+                <w:rFonts w:ascii="Calibri" w:eastAsia="Times New Roman" w:hAnsi="Calibri" w:cs="Calibri"/>
+                <w:b/>
+                <w:bCs/>
+                <w:color w:val="000000"/>
+                <w:sz w:val="28"/>
+                <w:szCs w:val="28"/>
+              </w:rPr>
+              <w:lastRenderedPageBreak/>
+              <w:t>SUC-1</w:t>
+            </w:r>
+            <w:r>
+              <w:rPr>
+                <w:rFonts w:ascii="Calibri" w:eastAsia="Times New Roman" w:hAnsi="Calibri" w:cs="Calibri"/>
+                <w:b/>
+                <w:bCs/>
+                <w:color w:val="000000"/>
+                <w:sz w:val="28"/>
+                <w:szCs w:val="28"/>
+              </w:rPr>
+              <w:t>2</w:t>
+            </w:r>
+          </w:p>
+        </w:tc>
+        <w:tc>
+          <w:tcPr>
+            <w:tcW w:w="5139" w:type="dxa"/>
+            <w:tcBorders>
+              <w:top w:val="single" w:sz="8" w:space="0" w:color="000000"/>
+              <w:left w:val="single" w:sz="8" w:space="0" w:color="000000"/>
+              <w:bottom w:val="single" w:sz="8" w:space="0" w:color="000000"/>
+              <w:right w:val="single" w:sz="8" w:space="0" w:color="000000"/>
+            </w:tcBorders>
+            <w:shd w:val="clear" w:color="FFFF00" w:fill="FFFF00"/>
+            <w:vAlign w:val="center"/>
+            <w:hideMark/>
+          </w:tcPr>
+          <w:p>
+            <w:pPr>
+              <w:spacing w:after="0" w:line="240" w:lineRule="auto"/>
+              <w:rPr>
+                <w:rFonts w:ascii="David" w:eastAsia="Times New Roman" w:hAnsi="David" w:cs="David"/>
+                <w:b/>
+                <w:bCs/>
+                <w:color w:val="000000"/>
+                <w:sz w:val="28"/>
+                <w:szCs w:val="28"/>
+                <w:rtl/>
+              </w:rPr>
+            </w:pPr>
+            <w:r>
+              <w:rPr>
+                <w:rFonts w:ascii="David" w:eastAsia="Times New Roman" w:hAnsi="David" w:cs="David"/>
+                <w:b/>
+                <w:bCs/>
+                <w:color w:val="000000"/>
+                <w:sz w:val="28"/>
+                <w:szCs w:val="28"/>
+                <w:rtl/>
+              </w:rPr>
+              <w:t>אישור הרשאות למיקרופון ומצלמה</w:t>
+            </w:r>
+          </w:p>
+        </w:tc>
+      </w:tr>
+      <w:tr>
+        <w:trPr>
+          <w:trHeight w:val="374"/>
+        </w:trPr>
+        <w:tc>
+          <w:tcPr>
+            <w:tcW w:w="3997" w:type="dxa"/>
+            <w:tcBorders>
+              <w:top w:val="nil"/>
+              <w:left w:val="single" w:sz="8" w:space="0" w:color="000000"/>
+              <w:bottom w:val="single" w:sz="8" w:space="0" w:color="000000"/>
+              <w:right w:val="single" w:sz="8" w:space="0" w:color="000000"/>
+            </w:tcBorders>
+            <w:shd w:val="clear" w:color="auto" w:fill="auto"/>
+            <w:vAlign w:val="center"/>
+            <w:hideMark/>
+          </w:tcPr>
+          <w:p>
+            <w:pPr>
+              <w:spacing w:after="0" w:line="240" w:lineRule="auto"/>
+              <w:rPr>
+                <w:rFonts w:ascii="David" w:eastAsia="Times New Roman" w:hAnsi="David" w:cs="David"/>
+                <w:b/>
+                <w:bCs/>
+                <w:color w:val="000000"/>
+                <w:sz w:val="28"/>
+                <w:szCs w:val="28"/>
+                <w:rtl/>
+              </w:rPr>
+            </w:pPr>
+            <w:r>
+              <w:rPr>
+                <w:rFonts w:ascii="David" w:eastAsia="Times New Roman" w:hAnsi="David" w:cs="David"/>
+                <w:b/>
+                <w:bCs/>
+                <w:color w:val="000000"/>
+                <w:sz w:val="28"/>
+                <w:szCs w:val="28"/>
+                <w:rtl/>
+              </w:rPr>
+              <w:t>שחקנים ויעדים</w:t>
+            </w:r>
+          </w:p>
+        </w:tc>
+        <w:tc>
+          <w:tcPr>
+            <w:tcW w:w="5139" w:type="dxa"/>
+            <w:tcBorders>
+              <w:top w:val="nil"/>
+              <w:left w:val="single" w:sz="8" w:space="0" w:color="000000"/>
+              <w:bottom w:val="single" w:sz="8" w:space="0" w:color="000000"/>
+              <w:right w:val="single" w:sz="8" w:space="0" w:color="000000"/>
+            </w:tcBorders>
+            <w:shd w:val="clear" w:color="auto" w:fill="auto"/>
+            <w:vAlign w:val="center"/>
+            <w:hideMark/>
+          </w:tcPr>
+          <w:p>
+            <w:pPr>
+              <w:spacing w:after="0" w:line="240" w:lineRule="auto"/>
+              <w:rPr>
+                <w:rFonts w:ascii="David" w:eastAsia="Times New Roman" w:hAnsi="David" w:cs="David"/>
+                <w:color w:val="000000"/>
+                <w:sz w:val="28"/>
+                <w:szCs w:val="28"/>
+                <w:rtl/>
+              </w:rPr>
+            </w:pPr>
+            <w:r>
+              <w:rPr>
+                <w:rFonts w:ascii="David" w:eastAsia="Times New Roman" w:hAnsi="David" w:cs="David"/>
+                <w:color w:val="000000"/>
+                <w:sz w:val="28"/>
+                <w:szCs w:val="28"/>
+                <w:rtl/>
+              </w:rPr>
+              <w:t>משתמש</w:t>
+            </w:r>
+          </w:p>
+        </w:tc>
+      </w:tr>
+      <w:tr>
+        <w:trPr>
+          <w:trHeight w:val="271"/>
+        </w:trPr>
+        <w:tc>
+          <w:tcPr>
+            <w:tcW w:w="3997" w:type="dxa"/>
+            <w:tcBorders>
+              <w:top w:val="nil"/>
+              <w:left w:val="single" w:sz="8" w:space="0" w:color="000000"/>
+              <w:bottom w:val="single" w:sz="8" w:space="0" w:color="000000"/>
+              <w:right w:val="single" w:sz="8" w:space="0" w:color="000000"/>
+            </w:tcBorders>
+            <w:shd w:val="clear" w:color="auto" w:fill="auto"/>
+            <w:vAlign w:val="center"/>
+            <w:hideMark/>
+          </w:tcPr>
+          <w:p>
+            <w:pPr>
+              <w:spacing w:after="0" w:line="240" w:lineRule="auto"/>
+              <w:rPr>
+                <w:rFonts w:ascii="David" w:eastAsia="Times New Roman" w:hAnsi="David" w:cs="David"/>
+                <w:b/>
+                <w:bCs/>
+                <w:color w:val="000000"/>
+                <w:sz w:val="28"/>
+                <w:szCs w:val="28"/>
+                <w:rtl/>
+              </w:rPr>
+            </w:pPr>
+            <w:r>
+              <w:rPr>
+                <w:rFonts w:ascii="David" w:eastAsia="Times New Roman" w:hAnsi="David" w:cs="David"/>
+                <w:b/>
+                <w:bCs/>
+                <w:color w:val="000000"/>
+                <w:sz w:val="28"/>
+                <w:szCs w:val="28"/>
+                <w:rtl/>
+              </w:rPr>
+              <w:t>ב"ע ואינטרסים</w:t>
+            </w:r>
+          </w:p>
+        </w:tc>
+        <w:tc>
+          <w:tcPr>
+            <w:tcW w:w="5139" w:type="dxa"/>
+            <w:tcBorders>
+              <w:top w:val="nil"/>
+              <w:left w:val="single" w:sz="8" w:space="0" w:color="000000"/>
+              <w:bottom w:val="single" w:sz="8" w:space="0" w:color="000000"/>
+              <w:right w:val="single" w:sz="8" w:space="0" w:color="000000"/>
+            </w:tcBorders>
+            <w:shd w:val="clear" w:color="auto" w:fill="auto"/>
+            <w:vAlign w:val="center"/>
+            <w:hideMark/>
+          </w:tcPr>
+          <w:p>
+            <w:pPr>
+              <w:spacing w:after="0" w:line="240" w:lineRule="auto"/>
+              <w:rPr>
+                <w:rFonts w:ascii="David" w:eastAsia="Times New Roman" w:hAnsi="David" w:cs="David"/>
+                <w:color w:val="000000"/>
+                <w:sz w:val="28"/>
+                <w:szCs w:val="28"/>
+                <w:rtl/>
+              </w:rPr>
+            </w:pPr>
+            <w:r>
+              <w:rPr>
+                <w:rFonts w:ascii="David" w:eastAsia="Times New Roman" w:hAnsi="David" w:cs="David"/>
+                <w:color w:val="000000"/>
+                <w:sz w:val="28"/>
+                <w:szCs w:val="28"/>
+                <w:rtl/>
+              </w:rPr>
+              <w:t>מתכנת</w:t>
+            </w:r>
+          </w:p>
+        </w:tc>
+      </w:tr>
+      <w:tr>
+        <w:trPr>
+          <w:trHeight w:val="737"/>
+        </w:trPr>
+        <w:tc>
+          <w:tcPr>
+            <w:tcW w:w="3997" w:type="dxa"/>
+            <w:tcBorders>
+              <w:top w:val="nil"/>
+              <w:left w:val="single" w:sz="8" w:space="0" w:color="000000"/>
+              <w:bottom w:val="single" w:sz="8" w:space="0" w:color="000000"/>
+              <w:right w:val="single" w:sz="8" w:space="0" w:color="000000"/>
+            </w:tcBorders>
+            <w:shd w:val="clear" w:color="auto" w:fill="auto"/>
+            <w:vAlign w:val="center"/>
+            <w:hideMark/>
+          </w:tcPr>
+          <w:p>
+            <w:pPr>
+              <w:spacing w:after="0" w:line="240" w:lineRule="auto"/>
+              <w:rPr>
+                <w:rFonts w:ascii="David" w:eastAsia="Times New Roman" w:hAnsi="David" w:cs="David"/>
+                <w:b/>
+                <w:bCs/>
+                <w:color w:val="000000"/>
+                <w:sz w:val="28"/>
+                <w:szCs w:val="28"/>
+                <w:rtl/>
+              </w:rPr>
+            </w:pPr>
+            <w:r>
+              <w:rPr>
+                <w:rFonts w:ascii="David" w:eastAsia="Times New Roman" w:hAnsi="David" w:cs="David"/>
+                <w:b/>
+                <w:bCs/>
+                <w:color w:val="000000"/>
+                <w:sz w:val="28"/>
+                <w:szCs w:val="28"/>
+              </w:rPr>
+              <w:t>pre-conditions</w:t>
+            </w:r>
+          </w:p>
+        </w:tc>
+        <w:tc>
+          <w:tcPr>
+            <w:tcW w:w="5139" w:type="dxa"/>
+            <w:tcBorders>
+              <w:top w:val="nil"/>
+              <w:left w:val="single" w:sz="8" w:space="0" w:color="000000"/>
+              <w:bottom w:val="single" w:sz="8" w:space="0" w:color="000000"/>
+              <w:right w:val="single" w:sz="8" w:space="0" w:color="000000"/>
+            </w:tcBorders>
+            <w:shd w:val="clear" w:color="auto" w:fill="auto"/>
+            <w:vAlign w:val="center"/>
+            <w:hideMark/>
+          </w:tcPr>
+          <w:p>
+            <w:pPr>
+              <w:spacing w:after="0" w:line="240" w:lineRule="auto"/>
+              <w:rPr>
+                <w:rFonts w:ascii="David" w:eastAsia="Times New Roman" w:hAnsi="David" w:cs="David"/>
+                <w:color w:val="000000"/>
+                <w:sz w:val="28"/>
+                <w:szCs w:val="28"/>
+                <w:rtl/>
+              </w:rPr>
+            </w:pPr>
+            <w:r>
+              <w:rPr>
+                <w:rFonts w:ascii="David" w:eastAsia="Times New Roman" w:hAnsi="David" w:cs="David"/>
+                <w:color w:val="000000"/>
+                <w:sz w:val="28"/>
+                <w:szCs w:val="28"/>
+                <w:rtl/>
+              </w:rPr>
+              <w:t xml:space="preserve">אפליקציה מופעלת במכשיר הסלולר                     </w:t>
+            </w:r>
+          </w:p>
+        </w:tc>
+      </w:tr>
+      <w:tr>
+        <w:trPr>
+          <w:trHeight w:val="737"/>
+        </w:trPr>
+        <w:tc>
+          <w:tcPr>
+            <w:tcW w:w="3997" w:type="dxa"/>
+            <w:tcBorders>
+              <w:top w:val="nil"/>
+              <w:left w:val="single" w:sz="8" w:space="0" w:color="000000"/>
+              <w:bottom w:val="single" w:sz="8" w:space="0" w:color="000000"/>
+              <w:right w:val="single" w:sz="8" w:space="0" w:color="000000"/>
+            </w:tcBorders>
+            <w:shd w:val="clear" w:color="auto" w:fill="auto"/>
+            <w:vAlign w:val="center"/>
+            <w:hideMark/>
+          </w:tcPr>
+          <w:p>
+            <w:pPr>
+              <w:spacing w:after="0" w:line="240" w:lineRule="auto"/>
+              <w:rPr>
+                <w:rFonts w:ascii="David" w:eastAsia="Times New Roman" w:hAnsi="David" w:cs="David"/>
+                <w:b/>
+                <w:bCs/>
+                <w:color w:val="000000"/>
+                <w:sz w:val="28"/>
+                <w:szCs w:val="28"/>
+                <w:rtl/>
+              </w:rPr>
+            </w:pPr>
+            <w:r>
+              <w:rPr>
+                <w:rFonts w:ascii="David" w:eastAsia="Times New Roman" w:hAnsi="David" w:cs="David"/>
+                <w:b/>
+                <w:bCs/>
+                <w:color w:val="000000"/>
+                <w:sz w:val="28"/>
+                <w:szCs w:val="28"/>
+              </w:rPr>
+              <w:t>post-conditions</w:t>
+            </w:r>
+          </w:p>
+        </w:tc>
+        <w:tc>
+          <w:tcPr>
+            <w:tcW w:w="5139" w:type="dxa"/>
+            <w:tcBorders>
+              <w:top w:val="nil"/>
+              <w:left w:val="single" w:sz="8" w:space="0" w:color="000000"/>
+              <w:bottom w:val="single" w:sz="8" w:space="0" w:color="000000"/>
+              <w:right w:val="single" w:sz="8" w:space="0" w:color="000000"/>
+            </w:tcBorders>
+            <w:shd w:val="clear" w:color="auto" w:fill="auto"/>
+            <w:vAlign w:val="center"/>
+            <w:hideMark/>
+          </w:tcPr>
+          <w:p>
+            <w:pPr>
+              <w:spacing w:after="0" w:line="240" w:lineRule="auto"/>
+              <w:rPr>
+                <w:rFonts w:ascii="David" w:eastAsia="Times New Roman" w:hAnsi="David" w:cs="David"/>
+                <w:color w:val="000000"/>
+                <w:sz w:val="28"/>
+                <w:szCs w:val="28"/>
+                <w:rtl/>
+              </w:rPr>
+            </w:pPr>
+            <w:r>
+              <w:rPr>
+                <w:rFonts w:ascii="David" w:eastAsia="Times New Roman" w:hAnsi="David" w:cs="David"/>
+                <w:color w:val="000000"/>
+                <w:sz w:val="28"/>
+                <w:szCs w:val="28"/>
+                <w:rtl/>
+              </w:rPr>
+              <w:t>אישור הרשאות למיקרופון ומצלמה ע"י המשתמש</w:t>
+            </w:r>
+          </w:p>
+        </w:tc>
+      </w:tr>
+      <w:tr>
+        <w:trPr>
+          <w:trHeight w:val="1245"/>
+        </w:trPr>
+        <w:tc>
+          <w:tcPr>
+            <w:tcW w:w="3997" w:type="dxa"/>
+            <w:tcBorders>
+              <w:top w:val="nil"/>
+              <w:left w:val="single" w:sz="8" w:space="0" w:color="000000"/>
+              <w:bottom w:val="single" w:sz="8" w:space="0" w:color="000000"/>
+              <w:right w:val="single" w:sz="8" w:space="0" w:color="000000"/>
+            </w:tcBorders>
+            <w:shd w:val="clear" w:color="auto" w:fill="auto"/>
+            <w:vAlign w:val="center"/>
+            <w:hideMark/>
+          </w:tcPr>
+          <w:p>
+            <w:pPr>
+              <w:spacing w:after="0" w:line="240" w:lineRule="auto"/>
+              <w:rPr>
+                <w:rFonts w:ascii="David" w:eastAsia="Times New Roman" w:hAnsi="David" w:cs="David"/>
+                <w:b/>
+                <w:bCs/>
+                <w:color w:val="000000"/>
+                <w:sz w:val="28"/>
+                <w:szCs w:val="28"/>
+                <w:rtl/>
+              </w:rPr>
+            </w:pPr>
+            <w:r>
+              <w:rPr>
+                <w:rFonts w:ascii="David" w:eastAsia="Times New Roman" w:hAnsi="David" w:cs="David"/>
+                <w:b/>
+                <w:bCs/>
+                <w:color w:val="000000"/>
+                <w:sz w:val="28"/>
+                <w:szCs w:val="28"/>
+              </w:rPr>
+              <w:t>trigger</w:t>
+            </w:r>
+          </w:p>
+        </w:tc>
+        <w:tc>
+          <w:tcPr>
+            <w:tcW w:w="5139" w:type="dxa"/>
+            <w:tcBorders>
+              <w:top w:val="nil"/>
+              <w:left w:val="single" w:sz="8" w:space="0" w:color="000000"/>
+              <w:bottom w:val="single" w:sz="8" w:space="0" w:color="000000"/>
+              <w:right w:val="single" w:sz="8" w:space="0" w:color="000000"/>
+            </w:tcBorders>
+            <w:shd w:val="clear" w:color="auto" w:fill="auto"/>
+            <w:vAlign w:val="center"/>
+            <w:hideMark/>
+          </w:tcPr>
+          <w:p>
+            <w:pPr>
+              <w:spacing w:after="0" w:line="240" w:lineRule="auto"/>
+              <w:rPr>
+                <w:rFonts w:ascii="David" w:eastAsia="Times New Roman" w:hAnsi="David" w:cs="David"/>
+                <w:color w:val="000000"/>
+                <w:sz w:val="28"/>
+                <w:szCs w:val="28"/>
+                <w:rtl/>
+              </w:rPr>
+            </w:pPr>
+            <w:r>
+              <w:rPr>
+                <w:rFonts w:ascii="David" w:eastAsia="Times New Roman" w:hAnsi="David" w:cs="David"/>
+                <w:color w:val="000000"/>
+                <w:sz w:val="28"/>
+                <w:szCs w:val="28"/>
+                <w:rtl/>
+              </w:rPr>
+              <w:t>לחיצה על אישור הרשאה של המשתמש לאפליקציה המבקשת להשתמש במיקרופון ומצלמה</w:t>
+            </w:r>
+          </w:p>
+        </w:tc>
+      </w:tr>
+      <w:tr>
+        <w:trPr>
+          <w:trHeight w:val="2704"/>
+        </w:trPr>
+        <w:tc>
+          <w:tcPr>
+            <w:tcW w:w="3997" w:type="dxa"/>
+            <w:tcBorders>
+              <w:top w:val="nil"/>
+              <w:left w:val="single" w:sz="8" w:space="0" w:color="000000"/>
+              <w:bottom w:val="single" w:sz="8" w:space="0" w:color="000000"/>
+              <w:right w:val="single" w:sz="8" w:space="0" w:color="000000"/>
+            </w:tcBorders>
+            <w:shd w:val="clear" w:color="auto" w:fill="auto"/>
+            <w:vAlign w:val="center"/>
+            <w:hideMark/>
+          </w:tcPr>
+          <w:p>
+            <w:pPr>
+              <w:spacing w:after="0" w:line="240" w:lineRule="auto"/>
+              <w:rPr>
+                <w:rFonts w:ascii="David" w:eastAsia="Times New Roman" w:hAnsi="David" w:cs="David"/>
+                <w:b/>
+                <w:bCs/>
+                <w:color w:val="000000"/>
+                <w:sz w:val="28"/>
+                <w:szCs w:val="28"/>
+                <w:rtl/>
+              </w:rPr>
+            </w:pPr>
+            <w:r>
+              <w:rPr>
+                <w:rFonts w:ascii="David" w:eastAsia="Times New Roman" w:hAnsi="David" w:cs="David"/>
+                <w:b/>
+                <w:bCs/>
+                <w:color w:val="000000"/>
+                <w:sz w:val="28"/>
+                <w:szCs w:val="28"/>
+              </w:rPr>
+              <w:t>MSS</w:t>
+            </w:r>
+          </w:p>
+        </w:tc>
+        <w:tc>
+          <w:tcPr>
+            <w:tcW w:w="5139" w:type="dxa"/>
+            <w:tcBorders>
+              <w:top w:val="nil"/>
+              <w:left w:val="single" w:sz="8" w:space="0" w:color="000000"/>
+              <w:bottom w:val="single" w:sz="8" w:space="0" w:color="000000"/>
+              <w:right w:val="single" w:sz="8" w:space="0" w:color="000000"/>
+            </w:tcBorders>
+            <w:shd w:val="clear" w:color="auto" w:fill="auto"/>
+            <w:vAlign w:val="center"/>
+            <w:hideMark/>
+          </w:tcPr>
+          <w:p>
+            <w:pPr>
+              <w:spacing w:after="0" w:line="240" w:lineRule="auto"/>
+              <w:rPr>
+                <w:rFonts w:ascii="David" w:eastAsia="Times New Roman" w:hAnsi="David" w:cs="David"/>
+                <w:color w:val="000000"/>
+                <w:sz w:val="28"/>
+                <w:szCs w:val="28"/>
+                <w:rtl/>
+              </w:rPr>
+            </w:pPr>
+            <w:r>
+              <w:rPr>
+                <w:rFonts w:ascii="David" w:eastAsia="Times New Roman" w:hAnsi="David" w:cs="David"/>
+                <w:color w:val="000000"/>
+                <w:sz w:val="28"/>
+                <w:szCs w:val="28"/>
+                <w:rtl/>
+              </w:rPr>
+              <w:t xml:space="preserve">1. האפליקציה מופעלת במכשיר הסלולר                                         2. אפליקציה מבקשת הרשאה למיקרופון והמצלמה                                       </w:t>
+            </w:r>
+          </w:p>
+          <w:p>
+            <w:pPr>
+              <w:spacing w:after="0" w:line="240" w:lineRule="auto"/>
+              <w:rPr>
+                <w:rFonts w:ascii="David" w:eastAsia="Times New Roman" w:hAnsi="David" w:cs="David"/>
+                <w:color w:val="000000"/>
+                <w:sz w:val="28"/>
+                <w:szCs w:val="28"/>
+                <w:rtl/>
+              </w:rPr>
+            </w:pPr>
+            <w:r>
+              <w:rPr>
+                <w:rFonts w:ascii="David" w:eastAsia="Times New Roman" w:hAnsi="David" w:cs="David"/>
+                <w:color w:val="000000"/>
+                <w:sz w:val="28"/>
+                <w:szCs w:val="28"/>
+                <w:rtl/>
+              </w:rPr>
+              <w:t xml:space="preserve">3. המשתמש צריך לאשר את ההרשאות לשימוש במיקרופון והמצלמה במכשיר                                          4.  האפליקציה עושה שימוש במיקרופון והמצלמה                       </w:t>
+            </w:r>
+          </w:p>
+          <w:p>
+            <w:pPr>
+              <w:spacing w:after="0" w:line="240" w:lineRule="auto"/>
+              <w:rPr>
+                <w:rFonts w:ascii="David" w:eastAsia="Times New Roman" w:hAnsi="David" w:cs="David"/>
+                <w:color w:val="000000"/>
+                <w:sz w:val="28"/>
+                <w:szCs w:val="28"/>
+                <w:rtl/>
+              </w:rPr>
+            </w:pPr>
+            <w:r>
+              <w:rPr>
+                <w:rFonts w:ascii="David" w:eastAsia="Times New Roman" w:hAnsi="David" w:cs="David"/>
+                <w:color w:val="000000"/>
+                <w:sz w:val="28"/>
+                <w:szCs w:val="28"/>
+                <w:rtl/>
+              </w:rPr>
+              <w:t>5. המשמש יכול ב-</w:t>
+            </w:r>
+            <w:r>
+              <w:rPr>
+                <w:rFonts w:ascii="David" w:eastAsia="Times New Roman" w:hAnsi="David" w:cs="David"/>
+                <w:color w:val="000000"/>
+                <w:sz w:val="28"/>
+                <w:szCs w:val="28"/>
+              </w:rPr>
+              <w:t>ADVANCEMODE</w:t>
+            </w:r>
+            <w:r>
+              <w:rPr>
+                <w:rFonts w:ascii="David" w:eastAsia="Times New Roman" w:hAnsi="David" w:cs="David"/>
+                <w:color w:val="000000"/>
+                <w:sz w:val="28"/>
+                <w:szCs w:val="28"/>
+                <w:rtl/>
+              </w:rPr>
+              <w:t xml:space="preserve"> להסיר הרשאות</w:t>
+            </w:r>
+          </w:p>
+        </w:tc>
+      </w:tr>
+      <w:tr>
+        <w:trPr>
+          <w:trHeight w:val="858"/>
+        </w:trPr>
+        <w:tc>
+          <w:tcPr>
+            <w:tcW w:w="3997" w:type="dxa"/>
+            <w:tcBorders>
+              <w:top w:val="nil"/>
+              <w:left w:val="single" w:sz="8" w:space="0" w:color="000000"/>
+              <w:bottom w:val="single" w:sz="8" w:space="0" w:color="000000"/>
+              <w:right w:val="single" w:sz="8" w:space="0" w:color="000000"/>
+            </w:tcBorders>
+            <w:shd w:val="clear" w:color="auto" w:fill="auto"/>
+            <w:vAlign w:val="center"/>
+            <w:hideMark/>
+          </w:tcPr>
+          <w:p>
+            <w:pPr>
+              <w:spacing w:after="0" w:line="240" w:lineRule="auto"/>
+              <w:rPr>
+                <w:rFonts w:ascii="David" w:eastAsia="Times New Roman" w:hAnsi="David" w:cs="David"/>
+                <w:b/>
+                <w:bCs/>
+                <w:color w:val="000000"/>
+                <w:sz w:val="28"/>
+                <w:szCs w:val="28"/>
+                <w:rtl/>
+              </w:rPr>
+            </w:pPr>
+            <w:r>
+              <w:rPr>
+                <w:rFonts w:ascii="David" w:eastAsia="Times New Roman" w:hAnsi="David" w:cs="David"/>
+                <w:b/>
+                <w:bCs/>
+                <w:color w:val="000000"/>
+                <w:sz w:val="28"/>
+                <w:szCs w:val="28"/>
+                <w:rtl/>
+              </w:rPr>
+              <w:t>עקיבות לדרישות</w:t>
+            </w:r>
+          </w:p>
+        </w:tc>
+        <w:tc>
+          <w:tcPr>
+            <w:tcW w:w="5139" w:type="dxa"/>
+            <w:tcBorders>
+              <w:top w:val="nil"/>
+              <w:left w:val="single" w:sz="8" w:space="0" w:color="000000"/>
+              <w:bottom w:val="single" w:sz="8" w:space="0" w:color="000000"/>
+              <w:right w:val="single" w:sz="8" w:space="0" w:color="000000"/>
+            </w:tcBorders>
+            <w:shd w:val="clear" w:color="auto" w:fill="auto"/>
+            <w:vAlign w:val="center"/>
+            <w:hideMark/>
+          </w:tcPr>
+          <w:p>
+            <w:pPr>
+              <w:spacing w:after="0" w:line="240" w:lineRule="auto"/>
+              <w:rPr>
+                <w:rFonts w:ascii="David" w:eastAsia="Times New Roman" w:hAnsi="David" w:cs="David"/>
+                <w:color w:val="000000"/>
+                <w:sz w:val="28"/>
+                <w:szCs w:val="28"/>
+                <w:rtl/>
+              </w:rPr>
+            </w:pPr>
+            <w:r>
+              <w:rPr>
+                <w:rFonts w:ascii="David" w:eastAsia="Times New Roman" w:hAnsi="David" w:cs="David"/>
+                <w:color w:val="000000"/>
+                <w:sz w:val="28"/>
+                <w:szCs w:val="28"/>
+                <w:rtl/>
+              </w:rPr>
+              <w:t>דרישות פונקציונליות: 30, 48-51  דרישות לא פונקיונליות: 29</w:t>
+            </w:r>
+          </w:p>
+        </w:tc>
+      </w:tr>
+    </w:tbl>
+    <w:p>
+      <w:pPr>
+        <w:tabs>
+          <w:tab w:val="left" w:pos="4844"/>
+        </w:tabs>
+        <w:bidi w:val="0"/>
+        <w:rPr>
+          <w:rFonts w:asciiTheme="minorBidi" w:hAnsiTheme="minorBidi"/>
+          <w:sz w:val="28"/>
+          <w:szCs w:val="28"/>
+        </w:rPr>
+      </w:pPr>
+    </w:p>
     <w:sectPr>
       <w:pgSz w:w="11906" w:h="16838"/>
       <w:pgMar w:top="1440" w:right="1800" w:bottom="1440" w:left="1800" w:header="708" w:footer="708" w:gutter="0"/>
@@ -18384,6 +19216,13 @@
       </w:r>
     </w:p>
   </w:endnote>
+  <w:endnote w:type="continuationNotice" w:id="1">
+    <w:p>
+      <w:pPr>
+        <w:spacing w:after="0" w:line="240" w:lineRule="auto"/>
+      </w:pPr>
+    </w:p>
+  </w:endnote>
 </w:endnotes>
 </file>
 
@@ -18407,6 +19246,13 @@
       <w:r>
         <w:continuationSeparator/>
       </w:r>
+    </w:p>
+  </w:footnote>
+  <w:footnote w:type="continuationNotice" w:id="1">
+    <w:p>
+      <w:pPr>
+        <w:spacing w:after="0" w:line="240" w:lineRule="auto"/>
+      </w:pPr>
     </w:p>
   </w:footnote>
 </w:footnotes>

--- a/SRS/מסמך SRS.docx
+++ b/SRS/מסמך SRS.docx
@@ -1109,7 +1109,27 @@
                 <w:szCs w:val="28"/>
                 <w:rtl/>
               </w:rPr>
-              <w:t>ניהול ושליטה במערכת, בודקת שאכן הכל תקין</w:t>
+              <w:t xml:space="preserve">ניהול ושליטה במערכת, בודקת שאכן </w:t>
+            </w:r>
+            <w:proofErr w:type="spellStart"/>
+            <w:r>
+              <w:rPr>
+                <w:rFonts w:asciiTheme="minorBidi" w:eastAsia="Arial" w:hAnsiTheme="minorBidi"/>
+                <w:sz w:val="28"/>
+                <w:szCs w:val="28"/>
+                <w:rtl/>
+              </w:rPr>
+              <w:t>הכל</w:t>
+            </w:r>
+            <w:proofErr w:type="spellEnd"/>
+            <w:r>
+              <w:rPr>
+                <w:rFonts w:asciiTheme="minorBidi" w:eastAsia="Arial" w:hAnsiTheme="minorBidi"/>
+                <w:sz w:val="28"/>
+                <w:szCs w:val="28"/>
+                <w:rtl/>
+              </w:rPr>
+              <w:t xml:space="preserve"> תקין</w:t>
             </w:r>
           </w:p>
           <w:p>
@@ -1129,7 +1149,27 @@
                 <w:szCs w:val="28"/>
                 <w:rtl/>
               </w:rPr>
-              <w:t>[בדיקתיות]</w:t>
+              <w:t>[</w:t>
+            </w:r>
+            <w:proofErr w:type="spellStart"/>
+            <w:r>
+              <w:rPr>
+                <w:rFonts w:asciiTheme="minorBidi" w:eastAsia="Arial" w:hAnsiTheme="minorBidi"/>
+                <w:sz w:val="28"/>
+                <w:szCs w:val="28"/>
+                <w:rtl/>
+              </w:rPr>
+              <w:t>בדיקתיות</w:t>
+            </w:r>
+            <w:proofErr w:type="spellEnd"/>
+            <w:r>
+              <w:rPr>
+                <w:rFonts w:asciiTheme="minorBidi" w:eastAsia="Arial" w:hAnsiTheme="minorBidi"/>
+                <w:sz w:val="28"/>
+                <w:szCs w:val="28"/>
+                <w:rtl/>
+              </w:rPr>
+              <w:t>]</w:t>
             </w:r>
           </w:p>
         </w:tc>
@@ -1346,6 +1386,7 @@
                 <w:szCs w:val="28"/>
               </w:rPr>
             </w:pPr>
+            <w:proofErr w:type="spellStart"/>
             <w:r>
               <w:rPr>
                 <w:rFonts w:asciiTheme="minorBidi" w:hAnsiTheme="minorBidi"/>
@@ -1355,7 +1396,19 @@
                 <w:szCs w:val="28"/>
                 <w:rtl/>
               </w:rPr>
-              <w:t>שחקנ/ים ראשי/ים</w:t>
+              <w:t>שחקנ</w:t>
+            </w:r>
+            <w:proofErr w:type="spellEnd"/>
+            <w:r>
+              <w:rPr>
+                <w:rFonts w:asciiTheme="minorBidi" w:hAnsiTheme="minorBidi"/>
+                <w:b/>
+                <w:bCs/>
+                <w:sz w:val="28"/>
+                <w:szCs w:val="28"/>
+                <w:rtl/>
+              </w:rPr>
+              <w:t>/ים ראשי/ים</w:t>
             </w:r>
           </w:p>
         </w:tc>
@@ -4747,13 +4800,23 @@
             </w:pPr>
             <w:r>
               <w:rPr>
-                <w:rFonts w:ascii="David" w:hAnsi="David" w:cs="David"/>
-                <w:color w:val="000000"/>
-                <w:sz w:val="28"/>
-                <w:szCs w:val="28"/>
-                <w:rtl/>
-              </w:rPr>
-              <w:t>אישור הרשאות למיקרופון ומצלמה</w:t>
+                <w:rFonts w:ascii="David" w:eastAsia="Times New Roman" w:hAnsi="David" w:cs="David"/>
+                <w:color w:val="000000"/>
+                <w:sz w:val="28"/>
+                <w:szCs w:val="28"/>
+                <w:rtl/>
+              </w:rPr>
+              <w:t>אישור</w:t>
+            </w:r>
+            <w:r>
+              <w:rPr>
+                <w:rFonts w:ascii="David" w:eastAsia="Times New Roman" w:hAnsi="David" w:cs="David" w:hint="cs"/>
+                <w:color w:val="000000"/>
+                <w:sz w:val="28"/>
+                <w:szCs w:val="28"/>
+                <w:rtl/>
+              </w:rPr>
+              <w:t xml:space="preserve">/ ביטול בקשת שימוש במצלמה או במיקרופון </w:t>
             </w:r>
           </w:p>
         </w:tc>
@@ -4876,27 +4939,7 @@
                 <w:szCs w:val="28"/>
                 <w:rtl/>
               </w:rPr>
-              <w:t xml:space="preserve">ה </w:t>
-            </w:r>
-            <w:r>
-              <w:rPr>
-                <w:rFonts w:ascii="Arial" w:eastAsia="Times New Roman" w:hAnsi="Arial" w:cs="Arial" w:hint="cs"/>
-                <w:color w:val="000000"/>
-                <w:sz w:val="28"/>
-                <w:szCs w:val="28"/>
-                <w:rtl/>
-              </w:rPr>
-              <w:t>המבקשת הרשאות</w:t>
-            </w:r>
-            <w:r>
-              <w:rPr>
-                <w:rFonts w:ascii="Arial" w:eastAsia="Times New Roman" w:hAnsi="Arial" w:cs="Arial" w:hint="cs"/>
-                <w:color w:val="000000"/>
-                <w:sz w:val="28"/>
-                <w:szCs w:val="28"/>
-                <w:rtl/>
-              </w:rPr>
-              <w:t>.</w:t>
+              <w:t>ה המבקשת הרשאות.</w:t>
             </w:r>
           </w:p>
         </w:tc>
@@ -5493,17 +5536,31 @@
                 <w:szCs w:val="28"/>
               </w:rPr>
             </w:pPr>
-            <w:r>
-              <w:rPr>
-                <w:rFonts w:asciiTheme="minorBidi" w:eastAsia="Times New Roman" w:hAnsiTheme="minorBidi"/>
-                <w:b/>
-                <w:bCs/>
-                <w:color w:val="000000"/>
-                <w:sz w:val="28"/>
-                <w:szCs w:val="28"/>
-                <w:rtl/>
-              </w:rPr>
-              <w:t>ב"ע ואינטרסים</w:t>
+            <w:proofErr w:type="spellStart"/>
+            <w:r>
+              <w:rPr>
+                <w:rFonts w:asciiTheme="minorBidi" w:eastAsia="Times New Roman" w:hAnsiTheme="minorBidi"/>
+                <w:b/>
+                <w:bCs/>
+                <w:color w:val="000000"/>
+                <w:sz w:val="28"/>
+                <w:szCs w:val="28"/>
+                <w:rtl/>
+              </w:rPr>
+              <w:t>ב"ע</w:t>
+            </w:r>
+            <w:proofErr w:type="spellEnd"/>
+            <w:r>
+              <w:rPr>
+                <w:rFonts w:asciiTheme="minorBidi" w:eastAsia="Times New Roman" w:hAnsiTheme="minorBidi"/>
+                <w:b/>
+                <w:bCs/>
+                <w:color w:val="000000"/>
+                <w:sz w:val="28"/>
+                <w:szCs w:val="28"/>
+                <w:rtl/>
+              </w:rPr>
+              <w:t xml:space="preserve"> ואינטרסים</w:t>
             </w:r>
           </w:p>
         </w:tc>
@@ -7055,17 +7112,31 @@
                 <w:rtl/>
               </w:rPr>
             </w:pPr>
-            <w:r>
-              <w:rPr>
-                <w:rFonts w:asciiTheme="minorBidi" w:eastAsia="Times New Roman" w:hAnsiTheme="minorBidi"/>
-                <w:b/>
-                <w:bCs/>
-                <w:color w:val="000000"/>
-                <w:sz w:val="28"/>
-                <w:szCs w:val="28"/>
-                <w:rtl/>
-              </w:rPr>
-              <w:t>ב"ע ואינטרסים</w:t>
+            <w:proofErr w:type="spellStart"/>
+            <w:r>
+              <w:rPr>
+                <w:rFonts w:asciiTheme="minorBidi" w:eastAsia="Times New Roman" w:hAnsiTheme="minorBidi"/>
+                <w:b/>
+                <w:bCs/>
+                <w:color w:val="000000"/>
+                <w:sz w:val="28"/>
+                <w:szCs w:val="28"/>
+                <w:rtl/>
+              </w:rPr>
+              <w:t>ב"ע</w:t>
+            </w:r>
+            <w:proofErr w:type="spellEnd"/>
+            <w:r>
+              <w:rPr>
+                <w:rFonts w:asciiTheme="minorBidi" w:eastAsia="Times New Roman" w:hAnsiTheme="minorBidi"/>
+                <w:b/>
+                <w:bCs/>
+                <w:color w:val="000000"/>
+                <w:sz w:val="28"/>
+                <w:szCs w:val="28"/>
+                <w:rtl/>
+              </w:rPr>
+              <w:t xml:space="preserve"> ואינטרסים</w:t>
             </w:r>
           </w:p>
         </w:tc>
@@ -8160,17 +8231,31 @@
                 <w:rtl/>
               </w:rPr>
             </w:pPr>
-            <w:r>
-              <w:rPr>
-                <w:rFonts w:asciiTheme="minorBidi" w:eastAsia="Times New Roman" w:hAnsiTheme="minorBidi"/>
-                <w:b/>
-                <w:bCs/>
-                <w:color w:val="000000"/>
-                <w:sz w:val="28"/>
-                <w:szCs w:val="28"/>
-                <w:rtl/>
-              </w:rPr>
-              <w:t>ב"ע ואינטרסים</w:t>
+            <w:proofErr w:type="spellStart"/>
+            <w:r>
+              <w:rPr>
+                <w:rFonts w:asciiTheme="minorBidi" w:eastAsia="Times New Roman" w:hAnsiTheme="minorBidi"/>
+                <w:b/>
+                <w:bCs/>
+                <w:color w:val="000000"/>
+                <w:sz w:val="28"/>
+                <w:szCs w:val="28"/>
+                <w:rtl/>
+              </w:rPr>
+              <w:t>ב"ע</w:t>
+            </w:r>
+            <w:proofErr w:type="spellEnd"/>
+            <w:r>
+              <w:rPr>
+                <w:rFonts w:asciiTheme="minorBidi" w:eastAsia="Times New Roman" w:hAnsiTheme="minorBidi"/>
+                <w:b/>
+                <w:bCs/>
+                <w:color w:val="000000"/>
+                <w:sz w:val="28"/>
+                <w:szCs w:val="28"/>
+                <w:rtl/>
+              </w:rPr>
+              <w:t xml:space="preserve"> ואינטרסים</w:t>
             </w:r>
           </w:p>
         </w:tc>
@@ -9165,17 +9250,31 @@
                 <w:rtl/>
               </w:rPr>
             </w:pPr>
-            <w:r>
-              <w:rPr>
-                <w:rFonts w:asciiTheme="minorBidi" w:eastAsia="Times New Roman" w:hAnsiTheme="minorBidi"/>
-                <w:b/>
-                <w:bCs/>
-                <w:color w:val="000000"/>
-                <w:sz w:val="28"/>
-                <w:szCs w:val="28"/>
-                <w:rtl/>
-              </w:rPr>
-              <w:t>ב"ע ואינטרסים</w:t>
+            <w:proofErr w:type="spellStart"/>
+            <w:r>
+              <w:rPr>
+                <w:rFonts w:asciiTheme="minorBidi" w:eastAsia="Times New Roman" w:hAnsiTheme="minorBidi"/>
+                <w:b/>
+                <w:bCs/>
+                <w:color w:val="000000"/>
+                <w:sz w:val="28"/>
+                <w:szCs w:val="28"/>
+                <w:rtl/>
+              </w:rPr>
+              <w:t>ב"ע</w:t>
+            </w:r>
+            <w:proofErr w:type="spellEnd"/>
+            <w:r>
+              <w:rPr>
+                <w:rFonts w:asciiTheme="minorBidi" w:eastAsia="Times New Roman" w:hAnsiTheme="minorBidi"/>
+                <w:b/>
+                <w:bCs/>
+                <w:color w:val="000000"/>
+                <w:sz w:val="28"/>
+                <w:szCs w:val="28"/>
+                <w:rtl/>
+              </w:rPr>
+              <w:t xml:space="preserve"> ואינטרסים</w:t>
             </w:r>
           </w:p>
         </w:tc>
@@ -10240,17 +10339,31 @@
                 <w:rtl/>
               </w:rPr>
             </w:pPr>
-            <w:r>
-              <w:rPr>
-                <w:rFonts w:asciiTheme="minorBidi" w:eastAsia="Times New Roman" w:hAnsiTheme="minorBidi"/>
-                <w:b/>
-                <w:bCs/>
-                <w:color w:val="000000"/>
-                <w:sz w:val="28"/>
-                <w:szCs w:val="28"/>
-                <w:rtl/>
-              </w:rPr>
-              <w:t>ב"ע ואינטרסים</w:t>
+            <w:proofErr w:type="spellStart"/>
+            <w:r>
+              <w:rPr>
+                <w:rFonts w:asciiTheme="minorBidi" w:eastAsia="Times New Roman" w:hAnsiTheme="minorBidi"/>
+                <w:b/>
+                <w:bCs/>
+                <w:color w:val="000000"/>
+                <w:sz w:val="28"/>
+                <w:szCs w:val="28"/>
+                <w:rtl/>
+              </w:rPr>
+              <w:t>ב"ע</w:t>
+            </w:r>
+            <w:proofErr w:type="spellEnd"/>
+            <w:r>
+              <w:rPr>
+                <w:rFonts w:asciiTheme="minorBidi" w:eastAsia="Times New Roman" w:hAnsiTheme="minorBidi"/>
+                <w:b/>
+                <w:bCs/>
+                <w:color w:val="000000"/>
+                <w:sz w:val="28"/>
+                <w:szCs w:val="28"/>
+                <w:rtl/>
+              </w:rPr>
+              <w:t xml:space="preserve"> ואינטרסים</w:t>
             </w:r>
           </w:p>
         </w:tc>
@@ -11274,17 +11387,31 @@
                 <w:rtl/>
               </w:rPr>
             </w:pPr>
-            <w:r>
-              <w:rPr>
-                <w:rFonts w:ascii="David" w:eastAsia="Times New Roman" w:hAnsi="David" w:cs="David"/>
-                <w:b/>
-                <w:bCs/>
-                <w:color w:val="000000"/>
-                <w:sz w:val="28"/>
-                <w:szCs w:val="28"/>
-                <w:rtl/>
-              </w:rPr>
-              <w:t>ב"ע ואינטרסים</w:t>
+            <w:proofErr w:type="spellStart"/>
+            <w:r>
+              <w:rPr>
+                <w:rFonts w:ascii="David" w:eastAsia="Times New Roman" w:hAnsi="David" w:cs="David"/>
+                <w:b/>
+                <w:bCs/>
+                <w:color w:val="000000"/>
+                <w:sz w:val="28"/>
+                <w:szCs w:val="28"/>
+                <w:rtl/>
+              </w:rPr>
+              <w:t>ב"ע</w:t>
+            </w:r>
+            <w:proofErr w:type="spellEnd"/>
+            <w:r>
+              <w:rPr>
+                <w:rFonts w:ascii="David" w:eastAsia="Times New Roman" w:hAnsi="David" w:cs="David"/>
+                <w:b/>
+                <w:bCs/>
+                <w:color w:val="000000"/>
+                <w:sz w:val="28"/>
+                <w:szCs w:val="28"/>
+                <w:rtl/>
+              </w:rPr>
+              <w:t xml:space="preserve"> ואינטרסים</w:t>
             </w:r>
           </w:p>
         </w:tc>
@@ -12308,17 +12435,31 @@
                 <w:rtl/>
               </w:rPr>
             </w:pPr>
-            <w:r>
-              <w:rPr>
-                <w:rFonts w:ascii="David" w:eastAsia="Times New Roman" w:hAnsi="David" w:cs="David"/>
-                <w:b/>
-                <w:bCs/>
-                <w:color w:val="000000"/>
-                <w:sz w:val="28"/>
-                <w:szCs w:val="28"/>
-                <w:rtl/>
-              </w:rPr>
-              <w:t>ב"ע ואינטרסים</w:t>
+            <w:proofErr w:type="spellStart"/>
+            <w:r>
+              <w:rPr>
+                <w:rFonts w:ascii="David" w:eastAsia="Times New Roman" w:hAnsi="David" w:cs="David"/>
+                <w:b/>
+                <w:bCs/>
+                <w:color w:val="000000"/>
+                <w:sz w:val="28"/>
+                <w:szCs w:val="28"/>
+                <w:rtl/>
+              </w:rPr>
+              <w:t>ב"ע</w:t>
+            </w:r>
+            <w:proofErr w:type="spellEnd"/>
+            <w:r>
+              <w:rPr>
+                <w:rFonts w:ascii="David" w:eastAsia="Times New Roman" w:hAnsi="David" w:cs="David"/>
+                <w:b/>
+                <w:bCs/>
+                <w:color w:val="000000"/>
+                <w:sz w:val="28"/>
+                <w:szCs w:val="28"/>
+                <w:rtl/>
+              </w:rPr>
+              <w:t xml:space="preserve"> ואינטרסים</w:t>
             </w:r>
           </w:p>
         </w:tc>
@@ -13780,17 +13921,31 @@
                 <w:rtl/>
               </w:rPr>
             </w:pPr>
-            <w:r>
-              <w:rPr>
-                <w:rFonts w:ascii="David" w:eastAsia="Times New Roman" w:hAnsi="David" w:cs="David"/>
-                <w:b/>
-                <w:bCs/>
-                <w:color w:val="000000"/>
-                <w:sz w:val="28"/>
-                <w:szCs w:val="28"/>
-                <w:rtl/>
-              </w:rPr>
-              <w:t>ב"ע ואינטרסים</w:t>
+            <w:proofErr w:type="spellStart"/>
+            <w:r>
+              <w:rPr>
+                <w:rFonts w:ascii="David" w:eastAsia="Times New Roman" w:hAnsi="David" w:cs="David"/>
+                <w:b/>
+                <w:bCs/>
+                <w:color w:val="000000"/>
+                <w:sz w:val="28"/>
+                <w:szCs w:val="28"/>
+                <w:rtl/>
+              </w:rPr>
+              <w:t>ב"ע</w:t>
+            </w:r>
+            <w:proofErr w:type="spellEnd"/>
+            <w:r>
+              <w:rPr>
+                <w:rFonts w:ascii="David" w:eastAsia="Times New Roman" w:hAnsi="David" w:cs="David"/>
+                <w:b/>
+                <w:bCs/>
+                <w:color w:val="000000"/>
+                <w:sz w:val="28"/>
+                <w:szCs w:val="28"/>
+                <w:rtl/>
+              </w:rPr>
+              <w:t xml:space="preserve"> ואינטרסים</w:t>
             </w:r>
           </w:p>
         </w:tc>
@@ -14944,17 +15099,31 @@
                 <w:rtl/>
               </w:rPr>
             </w:pPr>
-            <w:r>
-              <w:rPr>
-                <w:rFonts w:ascii="David" w:eastAsia="Times New Roman" w:hAnsi="David" w:cs="David"/>
-                <w:b/>
-                <w:bCs/>
-                <w:color w:val="000000"/>
-                <w:sz w:val="28"/>
-                <w:szCs w:val="28"/>
-                <w:rtl/>
-              </w:rPr>
-              <w:t>ב"ע ואינטרסים</w:t>
+            <w:proofErr w:type="spellStart"/>
+            <w:r>
+              <w:rPr>
+                <w:rFonts w:ascii="David" w:eastAsia="Times New Roman" w:hAnsi="David" w:cs="David"/>
+                <w:b/>
+                <w:bCs/>
+                <w:color w:val="000000"/>
+                <w:sz w:val="28"/>
+                <w:szCs w:val="28"/>
+                <w:rtl/>
+              </w:rPr>
+              <w:t>ב"ע</w:t>
+            </w:r>
+            <w:proofErr w:type="spellEnd"/>
+            <w:r>
+              <w:rPr>
+                <w:rFonts w:ascii="David" w:eastAsia="Times New Roman" w:hAnsi="David" w:cs="David"/>
+                <w:b/>
+                <w:bCs/>
+                <w:color w:val="000000"/>
+                <w:sz w:val="28"/>
+                <w:szCs w:val="28"/>
+                <w:rtl/>
+              </w:rPr>
+              <w:t xml:space="preserve"> ואינטרסים</w:t>
             </w:r>
           </w:p>
         </w:tc>
@@ -16144,17 +16313,31 @@
                 <w:rtl/>
               </w:rPr>
             </w:pPr>
-            <w:r>
-              <w:rPr>
-                <w:rFonts w:ascii="David" w:eastAsia="Times New Roman" w:hAnsi="David" w:cs="David"/>
-                <w:b/>
-                <w:bCs/>
-                <w:color w:val="000000"/>
-                <w:sz w:val="28"/>
-                <w:szCs w:val="28"/>
-                <w:rtl/>
-              </w:rPr>
-              <w:t>ב"ע ואינטרסים</w:t>
+            <w:proofErr w:type="spellStart"/>
+            <w:r>
+              <w:rPr>
+                <w:rFonts w:ascii="David" w:eastAsia="Times New Roman" w:hAnsi="David" w:cs="David"/>
+                <w:b/>
+                <w:bCs/>
+                <w:color w:val="000000"/>
+                <w:sz w:val="28"/>
+                <w:szCs w:val="28"/>
+                <w:rtl/>
+              </w:rPr>
+              <w:t>ב"ע</w:t>
+            </w:r>
+            <w:proofErr w:type="spellEnd"/>
+            <w:r>
+              <w:rPr>
+                <w:rFonts w:ascii="David" w:eastAsia="Times New Roman" w:hAnsi="David" w:cs="David"/>
+                <w:b/>
+                <w:bCs/>
+                <w:color w:val="000000"/>
+                <w:sz w:val="28"/>
+                <w:szCs w:val="28"/>
+                <w:rtl/>
+              </w:rPr>
+              <w:t xml:space="preserve"> ואינטרסים</w:t>
             </w:r>
           </w:p>
         </w:tc>
@@ -17370,17 +17553,31 @@
                 <w:rtl/>
               </w:rPr>
             </w:pPr>
-            <w:r>
-              <w:rPr>
-                <w:rFonts w:ascii="David" w:eastAsia="Times New Roman" w:hAnsi="David" w:cs="David"/>
-                <w:b/>
-                <w:bCs/>
-                <w:color w:val="000000"/>
-                <w:sz w:val="28"/>
-                <w:szCs w:val="28"/>
-                <w:rtl/>
-              </w:rPr>
-              <w:t>ב"ע ואינטרסים</w:t>
+            <w:proofErr w:type="spellStart"/>
+            <w:r>
+              <w:rPr>
+                <w:rFonts w:ascii="David" w:eastAsia="Times New Roman" w:hAnsi="David" w:cs="David"/>
+                <w:b/>
+                <w:bCs/>
+                <w:color w:val="000000"/>
+                <w:sz w:val="28"/>
+                <w:szCs w:val="28"/>
+                <w:rtl/>
+              </w:rPr>
+              <w:t>ב"ע</w:t>
+            </w:r>
+            <w:proofErr w:type="spellEnd"/>
+            <w:r>
+              <w:rPr>
+                <w:rFonts w:ascii="David" w:eastAsia="Times New Roman" w:hAnsi="David" w:cs="David"/>
+                <w:b/>
+                <w:bCs/>
+                <w:color w:val="000000"/>
+                <w:sz w:val="28"/>
+                <w:szCs w:val="28"/>
+                <w:rtl/>
+              </w:rPr>
+              <w:t xml:space="preserve"> ואינטרסים</w:t>
             </w:r>
           </w:p>
         </w:tc>
@@ -18518,26 +18715,50 @@
             <w:pPr>
               <w:spacing w:after="0" w:line="240" w:lineRule="auto"/>
               <w:rPr>
-                <w:rFonts w:ascii="David" w:eastAsia="Times New Roman" w:hAnsi="David" w:cs="David"/>
-                <w:b/>
-                <w:bCs/>
-                <w:color w:val="000000"/>
-                <w:sz w:val="28"/>
-                <w:szCs w:val="28"/>
-                <w:rtl/>
-              </w:rPr>
-            </w:pPr>
-            <w:r>
-              <w:rPr>
-                <w:rFonts w:ascii="David" w:eastAsia="Times New Roman" w:hAnsi="David" w:cs="David"/>
-                <w:b/>
-                <w:bCs/>
-                <w:color w:val="000000"/>
-                <w:sz w:val="28"/>
-                <w:szCs w:val="28"/>
-                <w:rtl/>
-              </w:rPr>
-              <w:t>אישור הרשאות למיקרופון ומצלמה</w:t>
+                <w:rFonts w:ascii="David" w:eastAsia="Times New Roman" w:hAnsi="David" w:cs="David" w:hint="cs"/>
+                <w:b/>
+                <w:bCs/>
+                <w:color w:val="000000"/>
+                <w:sz w:val="28"/>
+                <w:szCs w:val="28"/>
+                <w:rtl/>
+              </w:rPr>
+            </w:pPr>
+            <w:r>
+              <w:rPr>
+                <w:rFonts w:ascii="David" w:eastAsia="Times New Roman" w:hAnsi="David" w:cs="David"/>
+                <w:b/>
+                <w:bCs/>
+                <w:color w:val="000000"/>
+                <w:sz w:val="28"/>
+                <w:szCs w:val="28"/>
+                <w:rtl/>
+              </w:rPr>
+              <w:t>אישור</w:t>
+            </w:r>
+            <w:r>
+              <w:rPr>
+                <w:rFonts w:ascii="David" w:eastAsia="Times New Roman" w:hAnsi="David" w:cs="David" w:hint="cs"/>
+                <w:b/>
+                <w:bCs/>
+                <w:color w:val="000000"/>
+                <w:sz w:val="28"/>
+                <w:szCs w:val="28"/>
+                <w:rtl/>
+              </w:rPr>
+              <w:t>/ ביטול בקשת שימוש</w:t>
+            </w:r>
+            <w:r>
+              <w:rPr>
+                <w:rFonts w:ascii="David" w:eastAsia="Times New Roman" w:hAnsi="David" w:cs="David" w:hint="cs"/>
+                <w:b/>
+                <w:bCs/>
+                <w:color w:val="000000"/>
+                <w:sz w:val="28"/>
+                <w:szCs w:val="28"/>
+                <w:rtl/>
+              </w:rPr>
+              <w:t xml:space="preserve"> במצלמה או במיקרופון </w:t>
             </w:r>
           </w:p>
         </w:tc>
@@ -18653,17 +18874,31 @@
                 <w:rtl/>
               </w:rPr>
             </w:pPr>
-            <w:r>
-              <w:rPr>
-                <w:rFonts w:ascii="David" w:eastAsia="Times New Roman" w:hAnsi="David" w:cs="David"/>
-                <w:b/>
-                <w:bCs/>
-                <w:color w:val="000000"/>
-                <w:sz w:val="28"/>
-                <w:szCs w:val="28"/>
-                <w:rtl/>
-              </w:rPr>
-              <w:t>ב"ע ואינטרסים</w:t>
+            <w:proofErr w:type="spellStart"/>
+            <w:r>
+              <w:rPr>
+                <w:rFonts w:ascii="David" w:eastAsia="Times New Roman" w:hAnsi="David" w:cs="David"/>
+                <w:b/>
+                <w:bCs/>
+                <w:color w:val="000000"/>
+                <w:sz w:val="28"/>
+                <w:szCs w:val="28"/>
+                <w:rtl/>
+              </w:rPr>
+              <w:t>ב"ע</w:t>
+            </w:r>
+            <w:proofErr w:type="spellEnd"/>
+            <w:r>
+              <w:rPr>
+                <w:rFonts w:ascii="David" w:eastAsia="Times New Roman" w:hAnsi="David" w:cs="David"/>
+                <w:b/>
+                <w:bCs/>
+                <w:color w:val="000000"/>
+                <w:sz w:val="28"/>
+                <w:szCs w:val="28"/>
+                <w:rtl/>
+              </w:rPr>
+              <w:t xml:space="preserve"> ואינטרסים</w:t>
             </w:r>
           </w:p>
         </w:tc>
@@ -19163,7 +19398,29 @@
                 <w:szCs w:val="28"/>
                 <w:rtl/>
               </w:rPr>
-              <w:t>דרישות פונקציונליות: 30, 48-51  דרישות לא פונקיונליות: 29</w:t>
+              <w:t xml:space="preserve">דרישות פונקציונליות: 30, 48-51  דרישות לא </w:t>
+            </w:r>
+            <w:proofErr w:type="spellStart"/>
+            <w:r>
+              <w:rPr>
+                <w:rFonts w:ascii="David" w:eastAsia="Times New Roman" w:hAnsi="David" w:cs="David"/>
+                <w:color w:val="000000"/>
+                <w:sz w:val="28"/>
+                <w:szCs w:val="28"/>
+                <w:rtl/>
+              </w:rPr>
+              <w:t>פונקיונליות</w:t>
+            </w:r>
+            <w:proofErr w:type="spellEnd"/>
+            <w:r>
+              <w:rPr>
+                <w:rFonts w:ascii="David" w:eastAsia="Times New Roman" w:hAnsi="David" w:cs="David"/>
+                <w:color w:val="000000"/>
+                <w:sz w:val="28"/>
+                <w:szCs w:val="28"/>
+                <w:rtl/>
+              </w:rPr>
+              <w:t>: 29</w:t>
             </w:r>
           </w:p>
         </w:tc>
@@ -19181,6 +19438,75 @@
           <w:szCs w:val="28"/>
         </w:rPr>
       </w:pPr>
+    </w:p>
+    <w:p>
+      <w:pPr>
+        <w:tabs>
+          <w:tab w:val="left" w:pos="4844"/>
+        </w:tabs>
+        <w:bidi w:val="0"/>
+        <w:rPr>
+          <w:rFonts w:asciiTheme="minorBidi" w:hAnsiTheme="minorBidi"/>
+          <w:sz w:val="28"/>
+          <w:szCs w:val="28"/>
+        </w:rPr>
+      </w:pPr>
+      <w:r>
+        <w:rPr>
+          <w:rFonts w:asciiTheme="minorBidi" w:hAnsiTheme="minorBidi"/>
+          <w:noProof/>
+          <w:sz w:val="28"/>
+          <w:szCs w:val="28"/>
+        </w:rPr>
+        <w:drawing>
+          <wp:inline distT="0" distB="0" distL="0" distR="0" wp14:anchorId="6C94DD28" wp14:editId="7FAFEFFB">
+            <wp:extent cx="5451302" cy="2334491"/>
+            <wp:effectExtent l="0" t="0" r="0" b="0"/>
+            <wp:docPr id="1" name="תמונה 1"/>
+            <wp:cNvGraphicFramePr>
+              <a:graphicFrameLocks xmlns:a="http://schemas.openxmlformats.org/drawingml/2006/main" noChangeAspect="1"/>
+            </wp:cNvGraphicFramePr>
+            <a:graphic xmlns:a="http://schemas.openxmlformats.org/drawingml/2006/main">
+              <a:graphicData uri="http://schemas.openxmlformats.org/drawingml/2006/picture">
+                <pic:pic xmlns:pic="http://schemas.openxmlformats.org/drawingml/2006/picture">
+                  <pic:nvPicPr>
+                    <pic:cNvPr id="0" name="Picture 1"/>
+                    <pic:cNvPicPr>
+                      <a:picLocks noChangeAspect="1" noChangeArrowheads="1"/>
+                    </pic:cNvPicPr>
+                  </pic:nvPicPr>
+                  <pic:blipFill>
+                    <a:blip r:embed="rId23" cstate="print">
+                      <a:extLst>
+                        <a:ext uri="{28A0092B-C50C-407E-A947-70E740481C1C}">
+                          <a14:useLocalDpi xmlns:a14="http://schemas.microsoft.com/office/drawing/2010/main" val="0"/>
+                        </a:ext>
+                      </a:extLst>
+                    </a:blip>
+                    <a:srcRect/>
+                    <a:stretch>
+                      <a:fillRect/>
+                    </a:stretch>
+                  </pic:blipFill>
+                  <pic:spPr bwMode="auto">
+                    <a:xfrm>
+                      <a:off x="0" y="0"/>
+                      <a:ext cx="5453738" cy="2335534"/>
+                    </a:xfrm>
+                    <a:prstGeom prst="rect">
+                      <a:avLst/>
+                    </a:prstGeom>
+                    <a:noFill/>
+                    <a:ln>
+                      <a:noFill/>
+                    </a:ln>
+                  </pic:spPr>
+                </pic:pic>
+              </a:graphicData>
+            </a:graphic>
+          </wp:inline>
+        </w:drawing>
+      </w:r>
     </w:p>
     <w:sectPr>
       <w:pgSz w:w="11906" w:h="16838"/>

--- a/SRS/מסמך SRS.docx
+++ b/SRS/מסמך SRS.docx
@@ -1,6 +1,6 @@
 
 <file path=word/document.xml><?xml version="1.0" encoding="utf-8"?>
-<w:document xmlns:wpc="http://schemas.microsoft.com/office/word/2010/wordprocessingCanvas" xmlns:cx="http://schemas.microsoft.com/office/drawing/2014/chartex" xmlns:cx1="http://schemas.microsoft.com/office/drawing/2015/9/8/chartex" xmlns:cx2="http://schemas.microsoft.com/office/drawing/2015/10/21/chartex" xmlns:cx3="http://schemas.microsoft.com/office/drawing/2016/5/9/chartex" xmlns:cx4="http://schemas.microsoft.com/office/drawing/2016/5/10/chartex" xmlns:cx5="http://schemas.microsoft.com/office/drawing/2016/5/11/chartex" xmlns:cx6="http://schemas.microsoft.com/office/drawing/2016/5/12/chartex" xmlns:cx7="http://schemas.microsoft.com/office/drawing/2016/5/13/chartex" xmlns:cx8="http://schemas.microsoft.com/office/drawing/2016/5/14/chartex" xmlns:mc="http://schemas.openxmlformats.org/markup-compatibility/2006" xmlns:aink="http://schemas.microsoft.com/office/drawing/2016/ink" xmlns:am3d="http://schemas.microsoft.com/office/drawing/2017/model3d" xmlns:o="urn:schemas-microsoft-com:office:office" xmlns:r="http://schemas.openxmlformats.org/officeDocument/2006/relationships" xmlns:m="http://schemas.openxmlformats.org/officeDocument/2006/math" xmlns:v="urn:schemas-microsoft-com:vml" xmlns:wp14="http://schemas.microsoft.com/office/word/2010/wordprocessingDrawing" xmlns:wp="http://schemas.openxmlformats.org/drawingml/2006/wordprocessingDrawing" xmlns:w10="urn:schemas-microsoft-com:office:word" xmlns:w="http://schemas.openxmlformats.org/wordprocessingml/2006/main" xmlns:w14="http://schemas.microsoft.com/office/word/2010/wordml" xmlns:w15="http://schemas.microsoft.com/office/word/2012/wordml" xmlns:w16cex="http://schemas.microsoft.com/office/word/2018/wordml/cex" xmlns:w16cid="http://schemas.microsoft.com/office/word/2016/wordml/cid" xmlns:w16="http://schemas.microsoft.com/office/word/2018/wordml" xmlns:w16sdtdh="http://schemas.microsoft.com/office/word/2020/wordml/sdtdatahash" xmlns:w16se="http://schemas.microsoft.com/office/word/2015/wordml/symex" xmlns:wpg="http://schemas.microsoft.com/office/word/2010/wordprocessingGroup" xmlns:wpi="http://schemas.microsoft.com/office/word/2010/wordprocessingInk" xmlns:wne="http://schemas.microsoft.com/office/word/2006/wordml" xmlns:wps="http://schemas.microsoft.com/office/word/2010/wordprocessingShape" mc:Ignorable="w14 w15 w16se w16cid w16 w16cex w16sdtdh wp14">
+<w:document xmlns:wpc="http://schemas.microsoft.com/office/word/2010/wordprocessingCanvas" xmlns:cx="http://schemas.microsoft.com/office/drawing/2014/chartex" xmlns:cx1="http://schemas.microsoft.com/office/drawing/2015/9/8/chartex" xmlns:cx2="http://schemas.microsoft.com/office/drawing/2015/10/21/chartex" xmlns:cx3="http://schemas.microsoft.com/office/drawing/2016/5/9/chartex" xmlns:cx4="http://schemas.microsoft.com/office/drawing/2016/5/10/chartex" xmlns:cx5="http://schemas.microsoft.com/office/drawing/2016/5/11/chartex" xmlns:cx6="http://schemas.microsoft.com/office/drawing/2016/5/12/chartex" xmlns:cx7="http://schemas.microsoft.com/office/drawing/2016/5/13/chartex" xmlns:cx8="http://schemas.microsoft.com/office/drawing/2016/5/14/chartex" xmlns:mc="http://schemas.openxmlformats.org/markup-compatibility/2006" xmlns:aink="http://schemas.microsoft.com/office/drawing/2016/ink" xmlns:am3d="http://schemas.microsoft.com/office/drawing/2017/model3d" xmlns:o="urn:schemas-microsoft-com:office:office" xmlns:oel="http://schemas.microsoft.com/office/2019/extlst" xmlns:r="http://schemas.openxmlformats.org/officeDocument/2006/relationships" xmlns:m="http://schemas.openxmlformats.org/officeDocument/2006/math" xmlns:v="urn:schemas-microsoft-com:vml" xmlns:wp14="http://schemas.microsoft.com/office/word/2010/wordprocessingDrawing" xmlns:wp="http://schemas.openxmlformats.org/drawingml/2006/wordprocessingDrawing" xmlns:w10="urn:schemas-microsoft-com:office:word" xmlns:w="http://schemas.openxmlformats.org/wordprocessingml/2006/main" xmlns:w14="http://schemas.microsoft.com/office/word/2010/wordml" xmlns:w15="http://schemas.microsoft.com/office/word/2012/wordml" xmlns:w16cex="http://schemas.microsoft.com/office/word/2018/wordml/cex" xmlns:w16cid="http://schemas.microsoft.com/office/word/2016/wordml/cid" xmlns:w16="http://schemas.microsoft.com/office/word/2018/wordml" xmlns:w16sdtdh="http://schemas.microsoft.com/office/word/2020/wordml/sdtdatahash" xmlns:w16se="http://schemas.microsoft.com/office/word/2015/wordml/symex" xmlns:wpg="http://schemas.microsoft.com/office/word/2010/wordprocessingGroup" xmlns:wpi="http://schemas.microsoft.com/office/word/2010/wordprocessingInk" xmlns:wne="http://schemas.microsoft.com/office/word/2006/wordml" xmlns:wps="http://schemas.microsoft.com/office/word/2010/wordprocessingShape" mc:Ignorable="w14 w15 w16se w16cid w16 w16cex w16sdtdh wp14">
   <w:body>
     <w:p>
       <w:pPr>
@@ -111,6 +111,7 @@
           <w:rFonts w:asciiTheme="minorBidi" w:hAnsiTheme="minorBidi"/>
           <w:sz w:val="40"/>
           <w:szCs w:val="40"/>
+          <w:rtl/>
         </w:rPr>
       </w:pPr>
       <w:r>
@@ -122,16 +123,6 @@
         </w:rPr>
         <w:t>אב טיפוס</w:t>
       </w:r>
-    </w:p>
-    <w:p>
-      <w:pPr>
-        <w:rPr>
-          <w:rFonts w:asciiTheme="minorBidi" w:hAnsiTheme="minorBidi"/>
-          <w:sz w:val="40"/>
-          <w:szCs w:val="40"/>
-          <w:rtl/>
-        </w:rPr>
-      </w:pPr>
     </w:p>
     <w:p>
       <w:pPr>
@@ -1149,27 +1140,7 @@
                 <w:szCs w:val="28"/>
                 <w:rtl/>
               </w:rPr>
-              <w:t>[</w:t>
-            </w:r>
-            <w:proofErr w:type="spellStart"/>
-            <w:r>
-              <w:rPr>
-                <w:rFonts w:asciiTheme="minorBidi" w:eastAsia="Arial" w:hAnsiTheme="minorBidi"/>
-                <w:sz w:val="28"/>
-                <w:szCs w:val="28"/>
-                <w:rtl/>
-              </w:rPr>
-              <w:t>בדיקתיות</w:t>
-            </w:r>
-            <w:proofErr w:type="spellEnd"/>
-            <w:r>
-              <w:rPr>
-                <w:rFonts w:asciiTheme="minorBidi" w:eastAsia="Arial" w:hAnsiTheme="minorBidi"/>
-                <w:sz w:val="28"/>
-                <w:szCs w:val="28"/>
-                <w:rtl/>
-              </w:rPr>
-              <w:t>]</w:t>
+              <w:t>[בדיקתיות]</w:t>
             </w:r>
           </w:p>
         </w:tc>
@@ -1210,6 +1181,109 @@
                 <w:rtl/>
               </w:rPr>
               <w:t xml:space="preserve"> </w:t>
+            </w:r>
+          </w:p>
+        </w:tc>
+      </w:tr>
+      <w:tr>
+        <w:trPr>
+          <w:trHeight w:val="292"/>
+        </w:trPr>
+        <w:tc>
+          <w:tcPr>
+            <w:tcW w:w="2127" w:type="dxa"/>
+            <w:tcBorders>
+              <w:top w:val="single" w:sz="6" w:space="0" w:color="000000"/>
+              <w:left w:val="single" w:sz="12" w:space="0" w:color="000000"/>
+              <w:bottom w:val="single" w:sz="6" w:space="0" w:color="000000"/>
+              <w:right w:val="single" w:sz="12" w:space="0" w:color="000000"/>
+            </w:tcBorders>
+            <w:shd w:val="clear" w:color="auto" w:fill="FFFFFF" w:themeFill="background1"/>
+          </w:tcPr>
+          <w:p>
+            <w:pPr>
+              <w:ind w:left="13"/>
+              <w:jc w:val="both"/>
+              <w:rPr>
+                <w:rFonts w:asciiTheme="minorBidi" w:eastAsia="Arial" w:hAnsiTheme="minorBidi"/>
+                <w:sz w:val="28"/>
+                <w:szCs w:val="28"/>
+                <w:rtl/>
+              </w:rPr>
+            </w:pPr>
+            <w:r>
+              <w:rPr>
+                <w:rFonts w:asciiTheme="minorBidi" w:eastAsia="Arial" w:hAnsiTheme="minorBidi" w:hint="cs"/>
+                <w:sz w:val="28"/>
+                <w:szCs w:val="28"/>
+                <w:rtl/>
+              </w:rPr>
+              <w:t>מפקח</w:t>
+            </w:r>
+          </w:p>
+        </w:tc>
+        <w:tc>
+          <w:tcPr>
+            <w:tcW w:w="5652" w:type="dxa"/>
+            <w:tcBorders>
+              <w:top w:val="single" w:sz="6" w:space="0" w:color="000000"/>
+              <w:left w:val="single" w:sz="12" w:space="0" w:color="000000"/>
+              <w:bottom w:val="single" w:sz="6" w:space="0" w:color="000000"/>
+              <w:right w:val="single" w:sz="12" w:space="0" w:color="000000"/>
+            </w:tcBorders>
+            <w:shd w:val="clear" w:color="auto" w:fill="FFFFFF" w:themeFill="background1"/>
+          </w:tcPr>
+          <w:p>
+            <w:pPr>
+              <w:ind w:left="13"/>
+              <w:jc w:val="both"/>
+              <w:rPr>
+                <w:rFonts w:asciiTheme="minorBidi" w:eastAsia="Arial" w:hAnsiTheme="minorBidi"/>
+                <w:sz w:val="28"/>
+                <w:szCs w:val="28"/>
+                <w:rtl/>
+              </w:rPr>
+            </w:pPr>
+            <w:r>
+              <w:rPr>
+                <w:rFonts w:asciiTheme="minorBidi" w:eastAsia="Arial" w:hAnsiTheme="minorBidi" w:hint="cs"/>
+                <w:sz w:val="28"/>
+                <w:szCs w:val="28"/>
+                <w:rtl/>
+              </w:rPr>
+              <w:t>מפקח על הפונקציונליות של המערכת [אבטחה, בדיקתיות, זמינות]</w:t>
+            </w:r>
+          </w:p>
+        </w:tc>
+        <w:tc>
+          <w:tcPr>
+            <w:tcW w:w="1471" w:type="dxa"/>
+            <w:tcBorders>
+              <w:top w:val="single" w:sz="6" w:space="0" w:color="000000"/>
+              <w:left w:val="single" w:sz="12" w:space="0" w:color="000000"/>
+              <w:bottom w:val="single" w:sz="6" w:space="0" w:color="000000"/>
+              <w:right w:val="single" w:sz="12" w:space="0" w:color="000000"/>
+            </w:tcBorders>
+            <w:shd w:val="clear" w:color="auto" w:fill="FFFFFF" w:themeFill="background1"/>
+          </w:tcPr>
+          <w:p>
+            <w:pPr>
+              <w:ind w:left="1"/>
+              <w:rPr>
+                <w:rFonts w:asciiTheme="minorBidi" w:eastAsia="Arial" w:hAnsiTheme="minorBidi"/>
+                <w:sz w:val="28"/>
+                <w:szCs w:val="28"/>
+                <w:rtl/>
+              </w:rPr>
+            </w:pPr>
+            <w:r>
+              <w:rPr>
+                <w:rFonts w:asciiTheme="minorBidi" w:eastAsia="Arial" w:hAnsiTheme="minorBidi" w:hint="cs"/>
+                <w:sz w:val="28"/>
+                <w:szCs w:val="28"/>
+                <w:rtl/>
+              </w:rPr>
+              <w:t>מערכת</w:t>
             </w:r>
           </w:p>
         </w:tc>
@@ -1824,7 +1898,6 @@
           <w:u w:val="single"/>
           <w:rtl/>
         </w:rPr>
-        <w:lastRenderedPageBreak/>
         <w:t>תרשים לוגיקה עסקית</w:t>
       </w:r>
     </w:p>
@@ -1968,6 +2041,7 @@
           <w:szCs w:val="32"/>
           <w:u w:val="single"/>
         </w:rPr>
+        <w:lastRenderedPageBreak/>
         <w:drawing>
           <wp:anchor distT="0" distB="0" distL="114300" distR="114300" simplePos="0" relativeHeight="251658249" behindDoc="1" locked="0" layoutInCell="1" allowOverlap="1" wp14:anchorId="086644DF" wp14:editId="1E1FB710">
             <wp:simplePos x="0" y="0"/>
@@ -2078,7 +2152,6 @@
           <w:u w:val="single"/>
           <w:rtl/>
         </w:rPr>
-        <w:lastRenderedPageBreak/>
         <w:t xml:space="preserve">תרשים </w:t>
       </w:r>
       <w:r>
@@ -2700,7 +2773,6 @@
           <w:u w:val="single"/>
           <w:rtl/>
         </w:rPr>
-        <w:lastRenderedPageBreak/>
         <w:t>רמת המערכת</w:t>
       </w:r>
     </w:p>
@@ -3916,6 +3988,7 @@
                 <w:sz w:val="28"/>
                 <w:szCs w:val="28"/>
               </w:rPr>
+              <w:lastRenderedPageBreak/>
               <w:t>SUC-7</w:t>
             </w:r>
           </w:p>
@@ -5026,6 +5099,7 @@
           <w:sz w:val="28"/>
           <w:szCs w:val="28"/>
         </w:rPr>
+        <w:lastRenderedPageBreak/>
         <w:drawing>
           <wp:anchor distT="0" distB="0" distL="114300" distR="114300" simplePos="0" relativeHeight="251658251" behindDoc="1" locked="0" layoutInCell="1" allowOverlap="1" wp14:anchorId="330BD7E9" wp14:editId="37259E0B">
             <wp:simplePos x="0" y="0"/>
@@ -18715,7 +18789,7 @@
             <w:pPr>
               <w:spacing w:after="0" w:line="240" w:lineRule="auto"/>
               <w:rPr>
-                <w:rFonts w:ascii="David" w:eastAsia="Times New Roman" w:hAnsi="David" w:cs="David" w:hint="cs"/>
+                <w:rFonts w:ascii="David" w:eastAsia="Times New Roman" w:hAnsi="David" w:cs="David"/>
                 <w:b/>
                 <w:bCs/>
                 <w:color w:val="000000"/>
@@ -19521,7 +19595,7 @@
 </file>
 
 <file path=word/endnotes.xml><?xml version="1.0" encoding="utf-8"?>
-<w:endnotes xmlns:wpc="http://schemas.microsoft.com/office/word/2010/wordprocessingCanvas" xmlns:cx="http://schemas.microsoft.com/office/drawing/2014/chartex" xmlns:cx1="http://schemas.microsoft.com/office/drawing/2015/9/8/chartex" xmlns:cx2="http://schemas.microsoft.com/office/drawing/2015/10/21/chartex" xmlns:cx3="http://schemas.microsoft.com/office/drawing/2016/5/9/chartex" xmlns:cx4="http://schemas.microsoft.com/office/drawing/2016/5/10/chartex" xmlns:cx5="http://schemas.microsoft.com/office/drawing/2016/5/11/chartex" xmlns:cx6="http://schemas.microsoft.com/office/drawing/2016/5/12/chartex" xmlns:cx7="http://schemas.microsoft.com/office/drawing/2016/5/13/chartex" xmlns:cx8="http://schemas.microsoft.com/office/drawing/2016/5/14/chartex" xmlns:mc="http://schemas.openxmlformats.org/markup-compatibility/2006" xmlns:aink="http://schemas.microsoft.com/office/drawing/2016/ink" xmlns:am3d="http://schemas.microsoft.com/office/drawing/2017/model3d" xmlns:o="urn:schemas-microsoft-com:office:office" xmlns:r="http://schemas.openxmlformats.org/officeDocument/2006/relationships" xmlns:m="http://schemas.openxmlformats.org/officeDocument/2006/math" xmlns:v="urn:schemas-microsoft-com:vml" xmlns:wp14="http://schemas.microsoft.com/office/word/2010/wordprocessingDrawing" xmlns:wp="http://schemas.openxmlformats.org/drawingml/2006/wordprocessingDrawing" xmlns:w10="urn:schemas-microsoft-com:office:word" xmlns:w="http://schemas.openxmlformats.org/wordprocessingml/2006/main" xmlns:w14="http://schemas.microsoft.com/office/word/2010/wordml" xmlns:w15="http://schemas.microsoft.com/office/word/2012/wordml" xmlns:w16cex="http://schemas.microsoft.com/office/word/2018/wordml/cex" xmlns:w16cid="http://schemas.microsoft.com/office/word/2016/wordml/cid" xmlns:w16="http://schemas.microsoft.com/office/word/2018/wordml" xmlns:w16sdtdh="http://schemas.microsoft.com/office/word/2020/wordml/sdtdatahash" xmlns:w16se="http://schemas.microsoft.com/office/word/2015/wordml/symex" xmlns:wpg="http://schemas.microsoft.com/office/word/2010/wordprocessingGroup" xmlns:wpi="http://schemas.microsoft.com/office/word/2010/wordprocessingInk" xmlns:wne="http://schemas.microsoft.com/office/word/2006/wordml" xmlns:wps="http://schemas.microsoft.com/office/word/2010/wordprocessingShape" mc:Ignorable="w14 w15 w16se w16cid w16 w16cex w16sdtdh wp14">
+<w:endnotes xmlns:wpc="http://schemas.microsoft.com/office/word/2010/wordprocessingCanvas" xmlns:cx="http://schemas.microsoft.com/office/drawing/2014/chartex" xmlns:cx1="http://schemas.microsoft.com/office/drawing/2015/9/8/chartex" xmlns:cx2="http://schemas.microsoft.com/office/drawing/2015/10/21/chartex" xmlns:cx3="http://schemas.microsoft.com/office/drawing/2016/5/9/chartex" xmlns:cx4="http://schemas.microsoft.com/office/drawing/2016/5/10/chartex" xmlns:cx5="http://schemas.microsoft.com/office/drawing/2016/5/11/chartex" xmlns:cx6="http://schemas.microsoft.com/office/drawing/2016/5/12/chartex" xmlns:cx7="http://schemas.microsoft.com/office/drawing/2016/5/13/chartex" xmlns:cx8="http://schemas.microsoft.com/office/drawing/2016/5/14/chartex" xmlns:mc="http://schemas.openxmlformats.org/markup-compatibility/2006" xmlns:aink="http://schemas.microsoft.com/office/drawing/2016/ink" xmlns:am3d="http://schemas.microsoft.com/office/drawing/2017/model3d" xmlns:o="urn:schemas-microsoft-com:office:office" xmlns:oel="http://schemas.microsoft.com/office/2019/extlst" xmlns:r="http://schemas.openxmlformats.org/officeDocument/2006/relationships" xmlns:m="http://schemas.openxmlformats.org/officeDocument/2006/math" xmlns:v="urn:schemas-microsoft-com:vml" xmlns:wp14="http://schemas.microsoft.com/office/word/2010/wordprocessingDrawing" xmlns:wp="http://schemas.openxmlformats.org/drawingml/2006/wordprocessingDrawing" xmlns:w10="urn:schemas-microsoft-com:office:word" xmlns:w="http://schemas.openxmlformats.org/wordprocessingml/2006/main" xmlns:w14="http://schemas.microsoft.com/office/word/2010/wordml" xmlns:w15="http://schemas.microsoft.com/office/word/2012/wordml" xmlns:w16cex="http://schemas.microsoft.com/office/word/2018/wordml/cex" xmlns:w16cid="http://schemas.microsoft.com/office/word/2016/wordml/cid" xmlns:w16="http://schemas.microsoft.com/office/word/2018/wordml" xmlns:w16sdtdh="http://schemas.microsoft.com/office/word/2020/wordml/sdtdatahash" xmlns:w16se="http://schemas.microsoft.com/office/word/2015/wordml/symex" xmlns:wpg="http://schemas.microsoft.com/office/word/2010/wordprocessingGroup" xmlns:wpi="http://schemas.microsoft.com/office/word/2010/wordprocessingInk" xmlns:wne="http://schemas.microsoft.com/office/word/2006/wordml" xmlns:wps="http://schemas.microsoft.com/office/word/2010/wordprocessingShape" mc:Ignorable="w14 w15 w16se w16cid w16 w16cex w16sdtdh wp14">
   <w:endnote w:type="separator" w:id="-1">
     <w:p>
       <w:pPr>
@@ -19553,7 +19627,7 @@
 </file>
 
 <file path=word/footnotes.xml><?xml version="1.0" encoding="utf-8"?>
-<w:footnotes xmlns:wpc="http://schemas.microsoft.com/office/word/2010/wordprocessingCanvas" xmlns:cx="http://schemas.microsoft.com/office/drawing/2014/chartex" xmlns:cx1="http://schemas.microsoft.com/office/drawing/2015/9/8/chartex" xmlns:cx2="http://schemas.microsoft.com/office/drawing/2015/10/21/chartex" xmlns:cx3="http://schemas.microsoft.com/office/drawing/2016/5/9/chartex" xmlns:cx4="http://schemas.microsoft.com/office/drawing/2016/5/10/chartex" xmlns:cx5="http://schemas.microsoft.com/office/drawing/2016/5/11/chartex" xmlns:cx6="http://schemas.microsoft.com/office/drawing/2016/5/12/chartex" xmlns:cx7="http://schemas.microsoft.com/office/drawing/2016/5/13/chartex" xmlns:cx8="http://schemas.microsoft.com/office/drawing/2016/5/14/chartex" xmlns:mc="http://schemas.openxmlformats.org/markup-compatibility/2006" xmlns:aink="http://schemas.microsoft.com/office/drawing/2016/ink" xmlns:am3d="http://schemas.microsoft.com/office/drawing/2017/model3d" xmlns:o="urn:schemas-microsoft-com:office:office" xmlns:r="http://schemas.openxmlformats.org/officeDocument/2006/relationships" xmlns:m="http://schemas.openxmlformats.org/officeDocument/2006/math" xmlns:v="urn:schemas-microsoft-com:vml" xmlns:wp14="http://schemas.microsoft.com/office/word/2010/wordprocessingDrawing" xmlns:wp="http://schemas.openxmlformats.org/drawingml/2006/wordprocessingDrawing" xmlns:w10="urn:schemas-microsoft-com:office:word" xmlns:w="http://schemas.openxmlformats.org/wordprocessingml/2006/main" xmlns:w14="http://schemas.microsoft.com/office/word/2010/wordml" xmlns:w15="http://schemas.microsoft.com/office/word/2012/wordml" xmlns:w16cex="http://schemas.microsoft.com/office/word/2018/wordml/cex" xmlns:w16cid="http://schemas.microsoft.com/office/word/2016/wordml/cid" xmlns:w16="http://schemas.microsoft.com/office/word/2018/wordml" xmlns:w16sdtdh="http://schemas.microsoft.com/office/word/2020/wordml/sdtdatahash" xmlns:w16se="http://schemas.microsoft.com/office/word/2015/wordml/symex" xmlns:wpg="http://schemas.microsoft.com/office/word/2010/wordprocessingGroup" xmlns:wpi="http://schemas.microsoft.com/office/word/2010/wordprocessingInk" xmlns:wne="http://schemas.microsoft.com/office/word/2006/wordml" xmlns:wps="http://schemas.microsoft.com/office/word/2010/wordprocessingShape" mc:Ignorable="w14 w15 w16se w16cid w16 w16cex w16sdtdh wp14">
+<w:footnotes xmlns:wpc="http://schemas.microsoft.com/office/word/2010/wordprocessingCanvas" xmlns:cx="http://schemas.microsoft.com/office/drawing/2014/chartex" xmlns:cx1="http://schemas.microsoft.com/office/drawing/2015/9/8/chartex" xmlns:cx2="http://schemas.microsoft.com/office/drawing/2015/10/21/chartex" xmlns:cx3="http://schemas.microsoft.com/office/drawing/2016/5/9/chartex" xmlns:cx4="http://schemas.microsoft.com/office/drawing/2016/5/10/chartex" xmlns:cx5="http://schemas.microsoft.com/office/drawing/2016/5/11/chartex" xmlns:cx6="http://schemas.microsoft.com/office/drawing/2016/5/12/chartex" xmlns:cx7="http://schemas.microsoft.com/office/drawing/2016/5/13/chartex" xmlns:cx8="http://schemas.microsoft.com/office/drawing/2016/5/14/chartex" xmlns:mc="http://schemas.openxmlformats.org/markup-compatibility/2006" xmlns:aink="http://schemas.microsoft.com/office/drawing/2016/ink" xmlns:am3d="http://schemas.microsoft.com/office/drawing/2017/model3d" xmlns:o="urn:schemas-microsoft-com:office:office" xmlns:oel="http://schemas.microsoft.com/office/2019/extlst" xmlns:r="http://schemas.openxmlformats.org/officeDocument/2006/relationships" xmlns:m="http://schemas.openxmlformats.org/officeDocument/2006/math" xmlns:v="urn:schemas-microsoft-com:vml" xmlns:wp14="http://schemas.microsoft.com/office/word/2010/wordprocessingDrawing" xmlns:wp="http://schemas.openxmlformats.org/drawingml/2006/wordprocessingDrawing" xmlns:w10="urn:schemas-microsoft-com:office:word" xmlns:w="http://schemas.openxmlformats.org/wordprocessingml/2006/main" xmlns:w14="http://schemas.microsoft.com/office/word/2010/wordml" xmlns:w15="http://schemas.microsoft.com/office/word/2012/wordml" xmlns:w16cex="http://schemas.microsoft.com/office/word/2018/wordml/cex" xmlns:w16cid="http://schemas.microsoft.com/office/word/2016/wordml/cid" xmlns:w16="http://schemas.microsoft.com/office/word/2018/wordml" xmlns:w16sdtdh="http://schemas.microsoft.com/office/word/2020/wordml/sdtdatahash" xmlns:w16se="http://schemas.microsoft.com/office/word/2015/wordml/symex" xmlns:wpg="http://schemas.microsoft.com/office/word/2010/wordprocessingGroup" xmlns:wpi="http://schemas.microsoft.com/office/word/2010/wordprocessingInk" xmlns:wne="http://schemas.microsoft.com/office/word/2006/wordml" xmlns:wps="http://schemas.microsoft.com/office/word/2010/wordprocessingShape" mc:Ignorable="w14 w15 w16se w16cid w16 w16cex w16sdtdh wp14">
   <w:footnote w:type="separator" w:id="-1">
     <w:p>
       <w:pPr>
@@ -19585,7 +19659,7 @@
 </file>
 
 <file path=word/numbering.xml><?xml version="1.0" encoding="utf-8"?>
-<w:numbering xmlns:wpc="http://schemas.microsoft.com/office/word/2010/wordprocessingCanvas" xmlns:cx="http://schemas.microsoft.com/office/drawing/2014/chartex" xmlns:cx1="http://schemas.microsoft.com/office/drawing/2015/9/8/chartex" xmlns:cx2="http://schemas.microsoft.com/office/drawing/2015/10/21/chartex" xmlns:cx3="http://schemas.microsoft.com/office/drawing/2016/5/9/chartex" xmlns:cx4="http://schemas.microsoft.com/office/drawing/2016/5/10/chartex" xmlns:cx5="http://schemas.microsoft.com/office/drawing/2016/5/11/chartex" xmlns:cx6="http://schemas.microsoft.com/office/drawing/2016/5/12/chartex" xmlns:cx7="http://schemas.microsoft.com/office/drawing/2016/5/13/chartex" xmlns:cx8="http://schemas.microsoft.com/office/drawing/2016/5/14/chartex" xmlns:mc="http://schemas.openxmlformats.org/markup-compatibility/2006" xmlns:aink="http://schemas.microsoft.com/office/drawing/2016/ink" xmlns:am3d="http://schemas.microsoft.com/office/drawing/2017/model3d" xmlns:o="urn:schemas-microsoft-com:office:office" xmlns:r="http://schemas.openxmlformats.org/officeDocument/2006/relationships" xmlns:m="http://schemas.openxmlformats.org/officeDocument/2006/math" xmlns:v="urn:schemas-microsoft-com:vml" xmlns:wp14="http://schemas.microsoft.com/office/word/2010/wordprocessingDrawing" xmlns:wp="http://schemas.openxmlformats.org/drawingml/2006/wordprocessingDrawing" xmlns:w10="urn:schemas-microsoft-com:office:word" xmlns:w="http://schemas.openxmlformats.org/wordprocessingml/2006/main" xmlns:w14="http://schemas.microsoft.com/office/word/2010/wordml" xmlns:w15="http://schemas.microsoft.com/office/word/2012/wordml" xmlns:w16cex="http://schemas.microsoft.com/office/word/2018/wordml/cex" xmlns:w16cid="http://schemas.microsoft.com/office/word/2016/wordml/cid" xmlns:w16="http://schemas.microsoft.com/office/word/2018/wordml" xmlns:w16sdtdh="http://schemas.microsoft.com/office/word/2020/wordml/sdtdatahash" xmlns:w16se="http://schemas.microsoft.com/office/word/2015/wordml/symex" xmlns:wpg="http://schemas.microsoft.com/office/word/2010/wordprocessingGroup" xmlns:wpi="http://schemas.microsoft.com/office/word/2010/wordprocessingInk" xmlns:wne="http://schemas.microsoft.com/office/word/2006/wordml" xmlns:wps="http://schemas.microsoft.com/office/word/2010/wordprocessingShape" mc:Ignorable="w14 w15 w16se w16cid w16 w16cex w16sdtdh wp14">
+<w:numbering xmlns:wpc="http://schemas.microsoft.com/office/word/2010/wordprocessingCanvas" xmlns:cx="http://schemas.microsoft.com/office/drawing/2014/chartex" xmlns:cx1="http://schemas.microsoft.com/office/drawing/2015/9/8/chartex" xmlns:cx2="http://schemas.microsoft.com/office/drawing/2015/10/21/chartex" xmlns:cx3="http://schemas.microsoft.com/office/drawing/2016/5/9/chartex" xmlns:cx4="http://schemas.microsoft.com/office/drawing/2016/5/10/chartex" xmlns:cx5="http://schemas.microsoft.com/office/drawing/2016/5/11/chartex" xmlns:cx6="http://schemas.microsoft.com/office/drawing/2016/5/12/chartex" xmlns:cx7="http://schemas.microsoft.com/office/drawing/2016/5/13/chartex" xmlns:cx8="http://schemas.microsoft.com/office/drawing/2016/5/14/chartex" xmlns:mc="http://schemas.openxmlformats.org/markup-compatibility/2006" xmlns:aink="http://schemas.microsoft.com/office/drawing/2016/ink" xmlns:am3d="http://schemas.microsoft.com/office/drawing/2017/model3d" xmlns:o="urn:schemas-microsoft-com:office:office" xmlns:oel="http://schemas.microsoft.com/office/2019/extlst" xmlns:r="http://schemas.openxmlformats.org/officeDocument/2006/relationships" xmlns:m="http://schemas.openxmlformats.org/officeDocument/2006/math" xmlns:v="urn:schemas-microsoft-com:vml" xmlns:wp14="http://schemas.microsoft.com/office/word/2010/wordprocessingDrawing" xmlns:wp="http://schemas.openxmlformats.org/drawingml/2006/wordprocessingDrawing" xmlns:w10="urn:schemas-microsoft-com:office:word" xmlns:w="http://schemas.openxmlformats.org/wordprocessingml/2006/main" xmlns:w14="http://schemas.microsoft.com/office/word/2010/wordml" xmlns:w15="http://schemas.microsoft.com/office/word/2012/wordml" xmlns:w16cex="http://schemas.microsoft.com/office/word/2018/wordml/cex" xmlns:w16cid="http://schemas.microsoft.com/office/word/2016/wordml/cid" xmlns:w16="http://schemas.microsoft.com/office/word/2018/wordml" xmlns:w16sdtdh="http://schemas.microsoft.com/office/word/2020/wordml/sdtdatahash" xmlns:w16se="http://schemas.microsoft.com/office/word/2015/wordml/symex" xmlns:wpg="http://schemas.microsoft.com/office/word/2010/wordprocessingGroup" xmlns:wpi="http://schemas.microsoft.com/office/word/2010/wordprocessingInk" xmlns:wne="http://schemas.microsoft.com/office/word/2006/wordml" xmlns:wps="http://schemas.microsoft.com/office/word/2010/wordprocessingShape" mc:Ignorable="w14 w15 w16se w16cid w16 w16cex w16sdtdh wp14">
   <w:abstractNum w:abstractNumId="0" w15:restartNumberingAfterBreak="0">
     <w:nsid w:val="0B126A1B"/>
     <w:multiLevelType w:val="hybridMultilevel"/>
@@ -19877,13 +19951,13 @@
       </w:rPr>
     </w:lvl>
   </w:abstractNum>
-  <w:num w:numId="1">
+  <w:num w:numId="1" w16cid:durableId="378747540">
     <w:abstractNumId w:val="2"/>
   </w:num>
-  <w:num w:numId="2">
+  <w:num w:numId="2" w16cid:durableId="384107328">
     <w:abstractNumId w:val="1"/>
   </w:num>
-  <w:num w:numId="3">
+  <w:num w:numId="3" w16cid:durableId="1601060755">
     <w:abstractNumId w:val="0"/>
   </w:num>
 </w:numbering>
